--- a/public/tutorial.docx
+++ b/public/tutorial.docx
@@ -123,27 +123,17 @@
         </w:rPr>
         <w:tab/>
       </w:r>
-      <w:r>
-        <w:fldChar w:fldCharType="begin"/>
-      </w:r>
-      <w:r>
-        <w:instrText>HYPERLINK "https://ctf.ariaf.my.id/" \h</w:instrText>
-      </w:r>
-      <w:r>
-        <w:fldChar w:fldCharType="separate"/>
-      </w:r>
-      <w:r>
-        <w:rPr>
-          <w:rStyle w:val="Hyperlink"/>
-          <w:rFonts w:ascii="Times New Roman" w:hAnsi="Times New Roman" w:cs="Times New Roman"/>
-          <w:sz w:val="28"/>
-          <w:szCs w:val="28"/>
-        </w:rPr>
-        <w:t>https://</w:t>
-      </w:r>
-      <w:r>
-        <w:fldChar w:fldCharType="end"/>
-      </w:r>
+      <w:hyperlink r:id="rId9">
+        <w:r>
+          <w:rPr>
+            <w:rStyle w:val="Hyperlink"/>
+            <w:rFonts w:ascii="Times New Roman" w:hAnsi="Times New Roman" w:cs="Times New Roman"/>
+            <w:sz w:val="28"/>
+            <w:szCs w:val="28"/>
+          </w:rPr>
+          <w:t>https://</w:t>
+        </w:r>
+      </w:hyperlink>
       <w:r>
         <w:rPr>
           <w:rStyle w:val="Hyperlink"/>
@@ -195,7 +185,7 @@
                     </pic:cNvPicPr>
                   </pic:nvPicPr>
                   <pic:blipFill>
-                    <a:blip r:embed="rId9">
+                    <a:blip r:embed="rId10">
                       <a:extLst>
                         <a:ext uri="{28A0092B-C50C-407E-A947-70E740481C1C}">
                           <a14:useLocalDpi xmlns:a14="http://schemas.microsoft.com/office/drawing/2010/main" val="0"/>
@@ -1320,7 +1310,6 @@
                 <w:lang w:val="en-US"/>
               </w:rPr>
             </w:pPr>
-            <w:proofErr w:type="gramStart"/>
             <w:r>
               <w:rPr>
                 <w:rFonts w:ascii="Fira Code" w:eastAsia="Times New Roman" w:hAnsi="Fira Code" w:cs="Fira Code"/>
@@ -1339,30 +1328,7 @@
                 <w:szCs w:val="18"/>
                 <w:lang w:val="en-US"/>
               </w:rPr>
-              <w:t>{</w:t>
-            </w:r>
-            <w:proofErr w:type="spellStart"/>
-            <w:proofErr w:type="gramEnd"/>
-            <w:r>
-              <w:rPr>
-                <w:rFonts w:ascii="Fira Code" w:eastAsia="Times New Roman" w:hAnsi="Fira Code" w:cs="Fira Code"/>
-                <w:color w:val="A5D6FF"/>
-                <w:sz w:val="18"/>
-                <w:szCs w:val="18"/>
-                <w:lang w:val="en-US"/>
-              </w:rPr>
-              <w:t>this_is_an_example_flag</w:t>
-            </w:r>
-            <w:proofErr w:type="spellEnd"/>
-            <w:r>
-              <w:rPr>
-                <w:rFonts w:ascii="Fira Code" w:eastAsia="Times New Roman" w:hAnsi="Fira Code" w:cs="Fira Code"/>
-                <w:color w:val="A5D6FF"/>
-                <w:sz w:val="18"/>
-                <w:szCs w:val="18"/>
-                <w:lang w:val="en-US"/>
-              </w:rPr>
-              <w:t>}</w:t>
+              <w:t>{this_is_an_example_flag}</w:t>
             </w:r>
           </w:p>
         </w:tc>
@@ -1435,29 +1401,7 @@
                 <w:szCs w:val="18"/>
                 <w:lang w:val="en-US"/>
               </w:rPr>
-              <w:t>{</w:t>
-            </w:r>
-            <w:proofErr w:type="spellStart"/>
-            <w:r>
-              <w:rPr>
-                <w:rFonts w:ascii="Fira Code" w:eastAsia="Times New Roman" w:hAnsi="Fira Code" w:cs="Fira Code"/>
-                <w:color w:val="A5D6FF"/>
-                <w:sz w:val="18"/>
-                <w:szCs w:val="18"/>
-                <w:lang w:val="en-US"/>
-              </w:rPr>
-              <w:t>your_flag_here</w:t>
-            </w:r>
-            <w:proofErr w:type="spellEnd"/>
-            <w:r>
-              <w:rPr>
-                <w:rFonts w:ascii="Fira Code" w:eastAsia="Times New Roman" w:hAnsi="Fira Code" w:cs="Fira Code"/>
-                <w:color w:val="A5D6FF"/>
-                <w:sz w:val="18"/>
-                <w:szCs w:val="18"/>
-                <w:lang w:val="en-US"/>
-              </w:rPr>
-              <w:t>}</w:t>
+              <w:t>{your_flag_here}</w:t>
             </w:r>
           </w:p>
         </w:tc>
@@ -1822,27 +1766,17 @@
         </w:rPr>
         <w:t xml:space="preserve"> di dunia CTF, khususnya di platform. </w:t>
       </w:r>
-      <w:r>
-        <w:fldChar w:fldCharType="begin"/>
-      </w:r>
-      <w:r>
-        <w:instrText>HYPERLINK "https://ctf.ariaf.my.id/" \h</w:instrText>
-      </w:r>
-      <w:r>
-        <w:fldChar w:fldCharType="separate"/>
-      </w:r>
-      <w:r>
-        <w:rPr>
-          <w:rStyle w:val="Hyperlink"/>
-          <w:rFonts w:ascii="Times New Roman" w:hAnsi="Times New Roman" w:cs="Times New Roman"/>
-          <w:sz w:val="24"/>
-          <w:szCs w:val="24"/>
-        </w:rPr>
-        <w:t>https://</w:t>
-      </w:r>
-      <w:r>
-        <w:fldChar w:fldCharType="end"/>
-      </w:r>
+      <w:hyperlink r:id="rId11">
+        <w:r>
+          <w:rPr>
+            <w:rStyle w:val="Hyperlink"/>
+            <w:rFonts w:ascii="Times New Roman" w:hAnsi="Times New Roman" w:cs="Times New Roman"/>
+            <w:sz w:val="24"/>
+            <w:szCs w:val="24"/>
+          </w:rPr>
+          <w:t>https://</w:t>
+        </w:r>
+      </w:hyperlink>
       <w:r>
         <w:rPr>
           <w:rStyle w:val="Hyperlink"/>
@@ -1900,7 +1834,6 @@
           <w:lang w:val="en-US"/>
         </w:rPr>
       </w:pPr>
-      <w:proofErr w:type="spellStart"/>
       <w:r>
         <w:rPr>
           <w:rFonts w:ascii="Times New Roman" w:hAnsi="Times New Roman" w:cs="Times New Roman"/>
@@ -1909,62 +1842,7 @@
           <w:szCs w:val="24"/>
           <w:lang w:val="en-US"/>
         </w:rPr>
-        <w:t>Memahami</w:t>
-      </w:r>
-      <w:proofErr w:type="spellEnd"/>
-      <w:r>
-        <w:rPr>
-          <w:rFonts w:ascii="Times New Roman" w:hAnsi="Times New Roman" w:cs="Times New Roman"/>
-          <w:color w:val="000000" w:themeColor="text1"/>
-          <w:sz w:val="24"/>
-          <w:szCs w:val="24"/>
-          <w:lang w:val="en-US"/>
-        </w:rPr>
-        <w:t xml:space="preserve"> </w:t>
-      </w:r>
-      <w:proofErr w:type="spellStart"/>
-      <w:r>
-        <w:rPr>
-          <w:rFonts w:ascii="Times New Roman" w:hAnsi="Times New Roman" w:cs="Times New Roman"/>
-          <w:color w:val="000000" w:themeColor="text1"/>
-          <w:sz w:val="24"/>
-          <w:szCs w:val="24"/>
-          <w:lang w:val="en-US"/>
-        </w:rPr>
-        <w:t>konsep</w:t>
-      </w:r>
-      <w:proofErr w:type="spellEnd"/>
-      <w:r>
-        <w:rPr>
-          <w:rFonts w:ascii="Times New Roman" w:hAnsi="Times New Roman" w:cs="Times New Roman"/>
-          <w:color w:val="000000" w:themeColor="text1"/>
-          <w:sz w:val="24"/>
-          <w:szCs w:val="24"/>
-          <w:lang w:val="en-US"/>
-        </w:rPr>
-        <w:t xml:space="preserve"> </w:t>
-      </w:r>
-      <w:proofErr w:type="spellStart"/>
-      <w:r>
-        <w:rPr>
-          <w:rFonts w:ascii="Times New Roman" w:hAnsi="Times New Roman" w:cs="Times New Roman"/>
-          <w:color w:val="000000" w:themeColor="text1"/>
-          <w:sz w:val="24"/>
-          <w:szCs w:val="24"/>
-          <w:lang w:val="en-US"/>
-        </w:rPr>
-        <w:t>dasar</w:t>
-      </w:r>
-      <w:proofErr w:type="spellEnd"/>
-      <w:r>
-        <w:rPr>
-          <w:rFonts w:ascii="Times New Roman" w:hAnsi="Times New Roman" w:cs="Times New Roman"/>
-          <w:color w:val="000000" w:themeColor="text1"/>
-          <w:sz w:val="24"/>
-          <w:szCs w:val="24"/>
-          <w:lang w:val="en-US"/>
-        </w:rPr>
-        <w:t xml:space="preserve"> CTF.</w:t>
+        <w:t>Memahami konsep dasar CTF.</w:t>
       </w:r>
     </w:p>
     <w:p>
@@ -1983,7 +1861,6 @@
           <w:lang w:val="en-US"/>
         </w:rPr>
       </w:pPr>
-      <w:proofErr w:type="spellStart"/>
       <w:r>
         <w:rPr>
           <w:rFonts w:ascii="Times New Roman" w:hAnsi="Times New Roman" w:cs="Times New Roman"/>
@@ -1992,84 +1869,7 @@
           <w:szCs w:val="24"/>
           <w:lang w:val="en-US"/>
         </w:rPr>
-        <w:t>Mempelajari</w:t>
-      </w:r>
-      <w:proofErr w:type="spellEnd"/>
-      <w:r>
-        <w:rPr>
-          <w:rFonts w:ascii="Times New Roman" w:hAnsi="Times New Roman" w:cs="Times New Roman"/>
-          <w:color w:val="000000" w:themeColor="text1"/>
-          <w:sz w:val="24"/>
-          <w:szCs w:val="24"/>
-          <w:lang w:val="en-US"/>
-        </w:rPr>
-        <w:t xml:space="preserve"> tools </w:t>
-      </w:r>
-      <w:proofErr w:type="spellStart"/>
-      <w:r>
-        <w:rPr>
-          <w:rFonts w:ascii="Times New Roman" w:hAnsi="Times New Roman" w:cs="Times New Roman"/>
-          <w:color w:val="000000" w:themeColor="text1"/>
-          <w:sz w:val="24"/>
-          <w:szCs w:val="24"/>
-          <w:lang w:val="en-US"/>
-        </w:rPr>
-        <w:t>dasar</w:t>
-      </w:r>
-      <w:proofErr w:type="spellEnd"/>
-      <w:r>
-        <w:rPr>
-          <w:rFonts w:ascii="Times New Roman" w:hAnsi="Times New Roman" w:cs="Times New Roman"/>
-          <w:color w:val="000000" w:themeColor="text1"/>
-          <w:sz w:val="24"/>
-          <w:szCs w:val="24"/>
-          <w:lang w:val="en-US"/>
-        </w:rPr>
-        <w:t xml:space="preserve"> yang </w:t>
-      </w:r>
-      <w:proofErr w:type="spellStart"/>
-      <w:r>
-        <w:rPr>
-          <w:rFonts w:ascii="Times New Roman" w:hAnsi="Times New Roman" w:cs="Times New Roman"/>
-          <w:color w:val="000000" w:themeColor="text1"/>
-          <w:sz w:val="24"/>
-          <w:szCs w:val="24"/>
-          <w:lang w:val="en-US"/>
-        </w:rPr>
-        <w:t>sering</w:t>
-      </w:r>
-      <w:proofErr w:type="spellEnd"/>
-      <w:r>
-        <w:rPr>
-          <w:rFonts w:ascii="Times New Roman" w:hAnsi="Times New Roman" w:cs="Times New Roman"/>
-          <w:color w:val="000000" w:themeColor="text1"/>
-          <w:sz w:val="24"/>
-          <w:szCs w:val="24"/>
-          <w:lang w:val="en-US"/>
-        </w:rPr>
-        <w:t xml:space="preserve"> </w:t>
-      </w:r>
-      <w:proofErr w:type="spellStart"/>
-      <w:r>
-        <w:rPr>
-          <w:rFonts w:ascii="Times New Roman" w:hAnsi="Times New Roman" w:cs="Times New Roman"/>
-          <w:color w:val="000000" w:themeColor="text1"/>
-          <w:sz w:val="24"/>
-          <w:szCs w:val="24"/>
-          <w:lang w:val="en-US"/>
-        </w:rPr>
-        <w:t>digunakan</w:t>
-      </w:r>
-      <w:proofErr w:type="spellEnd"/>
-      <w:r>
-        <w:rPr>
-          <w:rFonts w:ascii="Times New Roman" w:hAnsi="Times New Roman" w:cs="Times New Roman"/>
-          <w:color w:val="000000" w:themeColor="text1"/>
-          <w:sz w:val="24"/>
-          <w:szCs w:val="24"/>
-          <w:lang w:val="en-US"/>
-        </w:rPr>
-        <w:t>.</w:t>
+        <w:t>Mempelajari tools dasar yang sering digunakan.</w:t>
       </w:r>
     </w:p>
     <w:p>
@@ -2088,7 +1888,6 @@
           <w:lang w:val="en-US"/>
         </w:rPr>
       </w:pPr>
-      <w:proofErr w:type="spellStart"/>
       <w:r>
         <w:rPr>
           <w:rFonts w:ascii="Times New Roman" w:hAnsi="Times New Roman" w:cs="Times New Roman"/>
@@ -2097,150 +1896,7 @@
           <w:szCs w:val="24"/>
           <w:lang w:val="en-US"/>
         </w:rPr>
-        <w:t>Mengerjakan</w:t>
-      </w:r>
-      <w:proofErr w:type="spellEnd"/>
-      <w:r>
-        <w:rPr>
-          <w:rFonts w:ascii="Times New Roman" w:hAnsi="Times New Roman" w:cs="Times New Roman"/>
-          <w:color w:val="000000" w:themeColor="text1"/>
-          <w:sz w:val="24"/>
-          <w:szCs w:val="24"/>
-          <w:lang w:val="en-US"/>
-        </w:rPr>
-        <w:t xml:space="preserve"> </w:t>
-      </w:r>
-      <w:proofErr w:type="spellStart"/>
-      <w:r>
-        <w:rPr>
-          <w:rFonts w:ascii="Times New Roman" w:hAnsi="Times New Roman" w:cs="Times New Roman"/>
-          <w:color w:val="000000" w:themeColor="text1"/>
-          <w:sz w:val="24"/>
-          <w:szCs w:val="24"/>
-          <w:lang w:val="en-US"/>
-        </w:rPr>
-        <w:t>contoh</w:t>
-      </w:r>
-      <w:proofErr w:type="spellEnd"/>
-      <w:r>
-        <w:rPr>
-          <w:rFonts w:ascii="Times New Roman" w:hAnsi="Times New Roman" w:cs="Times New Roman"/>
-          <w:color w:val="000000" w:themeColor="text1"/>
-          <w:sz w:val="24"/>
-          <w:szCs w:val="24"/>
-          <w:lang w:val="en-US"/>
-        </w:rPr>
-        <w:t xml:space="preserve"> </w:t>
-      </w:r>
-      <w:proofErr w:type="spellStart"/>
-      <w:r>
-        <w:rPr>
-          <w:rFonts w:ascii="Times New Roman" w:hAnsi="Times New Roman" w:cs="Times New Roman"/>
-          <w:color w:val="000000" w:themeColor="text1"/>
-          <w:sz w:val="24"/>
-          <w:szCs w:val="24"/>
-          <w:lang w:val="en-US"/>
-        </w:rPr>
-        <w:t>tantangan</w:t>
-      </w:r>
-      <w:proofErr w:type="spellEnd"/>
-      <w:r>
-        <w:rPr>
-          <w:rFonts w:ascii="Times New Roman" w:hAnsi="Times New Roman" w:cs="Times New Roman"/>
-          <w:color w:val="000000" w:themeColor="text1"/>
-          <w:sz w:val="24"/>
-          <w:szCs w:val="24"/>
-          <w:lang w:val="en-US"/>
-        </w:rPr>
-        <w:t xml:space="preserve"> </w:t>
-      </w:r>
-      <w:proofErr w:type="spellStart"/>
-      <w:r>
-        <w:rPr>
-          <w:rFonts w:ascii="Times New Roman" w:hAnsi="Times New Roman" w:cs="Times New Roman"/>
-          <w:color w:val="000000" w:themeColor="text1"/>
-          <w:sz w:val="24"/>
-          <w:szCs w:val="24"/>
-          <w:lang w:val="en-US"/>
-        </w:rPr>
-        <w:t>pertama</w:t>
-      </w:r>
-      <w:proofErr w:type="spellEnd"/>
-      <w:r>
-        <w:rPr>
-          <w:rFonts w:ascii="Times New Roman" w:hAnsi="Times New Roman" w:cs="Times New Roman"/>
-          <w:color w:val="000000" w:themeColor="text1"/>
-          <w:sz w:val="24"/>
-          <w:szCs w:val="24"/>
-          <w:lang w:val="en-US"/>
-        </w:rPr>
-        <w:t xml:space="preserve"> </w:t>
-      </w:r>
-      <w:proofErr w:type="spellStart"/>
-      <w:r>
-        <w:rPr>
-          <w:rFonts w:ascii="Times New Roman" w:hAnsi="Times New Roman" w:cs="Times New Roman"/>
-          <w:color w:val="000000" w:themeColor="text1"/>
-          <w:sz w:val="24"/>
-          <w:szCs w:val="24"/>
-          <w:lang w:val="en-US"/>
-        </w:rPr>
-        <w:t>dengan</w:t>
-      </w:r>
-      <w:proofErr w:type="spellEnd"/>
-      <w:r>
-        <w:rPr>
-          <w:rFonts w:ascii="Times New Roman" w:hAnsi="Times New Roman" w:cs="Times New Roman"/>
-          <w:color w:val="000000" w:themeColor="text1"/>
-          <w:sz w:val="24"/>
-          <w:szCs w:val="24"/>
-          <w:lang w:val="en-US"/>
-        </w:rPr>
-        <w:t xml:space="preserve"> </w:t>
-      </w:r>
-      <w:proofErr w:type="spellStart"/>
-      <w:r>
-        <w:rPr>
-          <w:rFonts w:ascii="Times New Roman" w:hAnsi="Times New Roman" w:cs="Times New Roman"/>
-          <w:color w:val="000000" w:themeColor="text1"/>
-          <w:sz w:val="24"/>
-          <w:szCs w:val="24"/>
-          <w:lang w:val="en-US"/>
-        </w:rPr>
-        <w:t>langkah-langkah</w:t>
-      </w:r>
-      <w:proofErr w:type="spellEnd"/>
-      <w:r>
-        <w:rPr>
-          <w:rFonts w:ascii="Times New Roman" w:hAnsi="Times New Roman" w:cs="Times New Roman"/>
-          <w:color w:val="000000" w:themeColor="text1"/>
-          <w:sz w:val="24"/>
-          <w:szCs w:val="24"/>
-          <w:lang w:val="en-US"/>
-        </w:rPr>
-        <w:t xml:space="preserve"> yang </w:t>
-      </w:r>
-      <w:proofErr w:type="spellStart"/>
-      <w:r>
-        <w:rPr>
-          <w:rFonts w:ascii="Times New Roman" w:hAnsi="Times New Roman" w:cs="Times New Roman"/>
-          <w:color w:val="000000" w:themeColor="text1"/>
-          <w:sz w:val="24"/>
-          <w:szCs w:val="24"/>
-          <w:lang w:val="en-US"/>
-        </w:rPr>
-        <w:t>jelas</w:t>
-      </w:r>
-      <w:proofErr w:type="spellEnd"/>
-      <w:r>
-        <w:rPr>
-          <w:rFonts w:ascii="Times New Roman" w:hAnsi="Times New Roman" w:cs="Times New Roman"/>
-          <w:color w:val="000000" w:themeColor="text1"/>
-          <w:sz w:val="24"/>
-          <w:szCs w:val="24"/>
-          <w:lang w:val="en-US"/>
-        </w:rPr>
-        <w:t>.</w:t>
+        <w:t>Mengerjakan contoh tantangan pertama dengan langkah-langkah yang jelas.</w:t>
       </w:r>
     </w:p>
     <w:p>
@@ -2403,7 +2059,6 @@
                 <w:lang w:val="en-US"/>
               </w:rPr>
             </w:pPr>
-            <w:proofErr w:type="spellStart"/>
             <w:r>
               <w:rPr>
                 <w:rFonts w:ascii="Times New Roman" w:hAnsi="Times New Roman" w:cs="Times New Roman"/>
@@ -2413,7 +2068,6 @@
               </w:rPr>
               <w:t>Kategori</w:t>
             </w:r>
-            <w:proofErr w:type="spellEnd"/>
           </w:p>
         </w:tc>
         <w:tc>
@@ -2431,7 +2085,6 @@
                 <w:lang w:val="en-US"/>
               </w:rPr>
             </w:pPr>
-            <w:proofErr w:type="spellStart"/>
             <w:r>
               <w:rPr>
                 <w:rFonts w:ascii="Times New Roman" w:hAnsi="Times New Roman" w:cs="Times New Roman"/>
@@ -2441,7 +2094,6 @@
               </w:rPr>
               <w:t>Deskripsi</w:t>
             </w:r>
-            <w:proofErr w:type="spellEnd"/>
           </w:p>
         </w:tc>
         <w:tc>
@@ -2459,7 +2111,6 @@
                 <w:lang w:val="en-US"/>
               </w:rPr>
             </w:pPr>
-            <w:proofErr w:type="spellStart"/>
             <w:r>
               <w:rPr>
                 <w:rFonts w:ascii="Times New Roman" w:hAnsi="Times New Roman" w:cs="Times New Roman"/>
@@ -2467,49 +2118,8 @@
                 <w:bCs/>
                 <w:lang w:val="en-US"/>
               </w:rPr>
-              <w:t>Contoh</w:t>
-            </w:r>
-            <w:proofErr w:type="spellEnd"/>
-            <w:r>
-              <w:rPr>
-                <w:rFonts w:ascii="Times New Roman" w:hAnsi="Times New Roman" w:cs="Times New Roman"/>
-                <w:b/>
-                <w:bCs/>
-                <w:lang w:val="en-US"/>
-              </w:rPr>
-              <w:t xml:space="preserve"> </w:t>
-            </w:r>
-            <w:proofErr w:type="spellStart"/>
-            <w:r>
-              <w:rPr>
-                <w:rFonts w:ascii="Times New Roman" w:hAnsi="Times New Roman" w:cs="Times New Roman"/>
-                <w:b/>
-                <w:bCs/>
-                <w:lang w:val="en-US"/>
-              </w:rPr>
-              <w:t>Tantangan</w:t>
-            </w:r>
-            <w:proofErr w:type="spellEnd"/>
-            <w:r>
-              <w:rPr>
-                <w:rFonts w:ascii="Times New Roman" w:hAnsi="Times New Roman" w:cs="Times New Roman"/>
-                <w:b/>
-                <w:bCs/>
-                <w:lang w:val="en-US"/>
-              </w:rPr>
-              <w:t xml:space="preserve"> / Tools yang </w:t>
-            </w:r>
-            <w:proofErr w:type="spellStart"/>
-            <w:r>
-              <w:rPr>
-                <w:rFonts w:ascii="Times New Roman" w:hAnsi="Times New Roman" w:cs="Times New Roman"/>
-                <w:b/>
-                <w:bCs/>
-                <w:lang w:val="en-US"/>
-              </w:rPr>
-              <w:t>Dipakai</w:t>
-            </w:r>
-            <w:proofErr w:type="spellEnd"/>
+              <w:t>Contoh Tantangan / Tools yang Dipakai</w:t>
+            </w:r>
           </w:p>
         </w:tc>
       </w:tr>
@@ -2527,7 +2137,6 @@
                 <w:lang w:val="en-US"/>
               </w:rPr>
             </w:pPr>
-            <w:proofErr w:type="spellStart"/>
             <w:r>
               <w:rPr>
                 <w:rFonts w:ascii="Times New Roman" w:hAnsi="Times New Roman" w:cs="Times New Roman"/>
@@ -2537,7 +2146,6 @@
               </w:rPr>
               <w:t>Misc</w:t>
             </w:r>
-            <w:proofErr w:type="spellEnd"/>
           </w:p>
         </w:tc>
         <w:tc>
@@ -2558,183 +2166,7 @@
                 <w:rFonts w:ascii="Times New Roman" w:hAnsi="Times New Roman" w:cs="Times New Roman"/>
                 <w:lang w:val="en-US"/>
               </w:rPr>
-              <w:t xml:space="preserve">Soal </w:t>
-            </w:r>
-            <w:proofErr w:type="spellStart"/>
-            <w:r>
-              <w:rPr>
-                <w:rFonts w:ascii="Times New Roman" w:hAnsi="Times New Roman" w:cs="Times New Roman"/>
-                <w:lang w:val="en-US"/>
-              </w:rPr>
-              <w:t>umum</w:t>
-            </w:r>
-            <w:proofErr w:type="spellEnd"/>
-            <w:r>
-              <w:rPr>
-                <w:rFonts w:ascii="Times New Roman" w:hAnsi="Times New Roman" w:cs="Times New Roman"/>
-                <w:lang w:val="en-US"/>
-              </w:rPr>
-              <w:t xml:space="preserve"> </w:t>
-            </w:r>
-            <w:proofErr w:type="spellStart"/>
-            <w:r>
-              <w:rPr>
-                <w:rFonts w:ascii="Times New Roman" w:hAnsi="Times New Roman" w:cs="Times New Roman"/>
-                <w:lang w:val="en-US"/>
-              </w:rPr>
-              <w:t>atau</w:t>
-            </w:r>
-            <w:proofErr w:type="spellEnd"/>
-            <w:r>
-              <w:rPr>
-                <w:rFonts w:ascii="Times New Roman" w:hAnsi="Times New Roman" w:cs="Times New Roman"/>
-                <w:lang w:val="en-US"/>
-              </w:rPr>
-              <w:t xml:space="preserve"> </w:t>
-            </w:r>
-            <w:proofErr w:type="spellStart"/>
-            <w:r>
-              <w:rPr>
-                <w:rFonts w:ascii="Times New Roman" w:hAnsi="Times New Roman" w:cs="Times New Roman"/>
-                <w:lang w:val="en-US"/>
-              </w:rPr>
-              <w:t>teka-teki</w:t>
-            </w:r>
-            <w:proofErr w:type="spellEnd"/>
-            <w:r>
-              <w:rPr>
-                <w:rFonts w:ascii="Times New Roman" w:hAnsi="Times New Roman" w:cs="Times New Roman"/>
-                <w:lang w:val="en-US"/>
-              </w:rPr>
-              <w:t xml:space="preserve"> </w:t>
-            </w:r>
-            <w:proofErr w:type="spellStart"/>
-            <w:r>
-              <w:rPr>
-                <w:rFonts w:ascii="Times New Roman" w:hAnsi="Times New Roman" w:cs="Times New Roman"/>
-                <w:lang w:val="en-US"/>
-              </w:rPr>
-              <w:t>ringan</w:t>
-            </w:r>
-            <w:proofErr w:type="spellEnd"/>
-            <w:r>
-              <w:rPr>
-                <w:rFonts w:ascii="Times New Roman" w:hAnsi="Times New Roman" w:cs="Times New Roman"/>
-                <w:lang w:val="en-US"/>
-              </w:rPr>
-              <w:t xml:space="preserve">. Bisa </w:t>
-            </w:r>
-            <w:proofErr w:type="spellStart"/>
-            <w:r>
-              <w:rPr>
-                <w:rFonts w:ascii="Times New Roman" w:hAnsi="Times New Roman" w:cs="Times New Roman"/>
-                <w:lang w:val="en-US"/>
-              </w:rPr>
-              <w:t>berupa</w:t>
-            </w:r>
-            <w:proofErr w:type="spellEnd"/>
-            <w:r>
-              <w:rPr>
-                <w:rFonts w:ascii="Times New Roman" w:hAnsi="Times New Roman" w:cs="Times New Roman"/>
-                <w:lang w:val="en-US"/>
-              </w:rPr>
-              <w:t xml:space="preserve"> file </w:t>
-            </w:r>
-            <w:proofErr w:type="spellStart"/>
-            <w:r>
-              <w:rPr>
-                <w:rFonts w:ascii="Times New Roman" w:hAnsi="Times New Roman" w:cs="Times New Roman"/>
-                <w:lang w:val="en-US"/>
-              </w:rPr>
-              <w:t>teks</w:t>
-            </w:r>
-            <w:proofErr w:type="spellEnd"/>
-            <w:r>
-              <w:rPr>
-                <w:rFonts w:ascii="Times New Roman" w:hAnsi="Times New Roman" w:cs="Times New Roman"/>
-                <w:lang w:val="en-US"/>
-              </w:rPr>
-              <w:t xml:space="preserve"> </w:t>
-            </w:r>
-            <w:proofErr w:type="spellStart"/>
-            <w:r>
-              <w:rPr>
-                <w:rFonts w:ascii="Times New Roman" w:hAnsi="Times New Roman" w:cs="Times New Roman"/>
-                <w:lang w:val="en-US"/>
-              </w:rPr>
-              <w:t>aneh</w:t>
-            </w:r>
-            <w:proofErr w:type="spellEnd"/>
-            <w:r>
-              <w:rPr>
-                <w:rFonts w:ascii="Times New Roman" w:hAnsi="Times New Roman" w:cs="Times New Roman"/>
-                <w:lang w:val="en-US"/>
-              </w:rPr>
-              <w:t xml:space="preserve">, QR code, encoding, </w:t>
-            </w:r>
-            <w:proofErr w:type="spellStart"/>
-            <w:r>
-              <w:rPr>
-                <w:rFonts w:ascii="Times New Roman" w:hAnsi="Times New Roman" w:cs="Times New Roman"/>
-                <w:lang w:val="en-US"/>
-              </w:rPr>
-              <w:t>atau</w:t>
-            </w:r>
-            <w:proofErr w:type="spellEnd"/>
-            <w:r>
-              <w:rPr>
-                <w:rFonts w:ascii="Times New Roman" w:hAnsi="Times New Roman" w:cs="Times New Roman"/>
-                <w:lang w:val="en-US"/>
-              </w:rPr>
-              <w:t xml:space="preserve"> puzzle. </w:t>
-            </w:r>
-            <w:proofErr w:type="spellStart"/>
-            <w:r>
-              <w:rPr>
-                <w:rFonts w:ascii="Times New Roman" w:hAnsi="Times New Roman" w:cs="Times New Roman"/>
-                <w:lang w:val="en-US"/>
-              </w:rPr>
-              <w:t>Fokus</w:t>
-            </w:r>
-            <w:proofErr w:type="spellEnd"/>
-            <w:r>
-              <w:rPr>
-                <w:rFonts w:ascii="Times New Roman" w:hAnsi="Times New Roman" w:cs="Times New Roman"/>
-                <w:lang w:val="en-US"/>
-              </w:rPr>
-              <w:t xml:space="preserve"> pada </w:t>
-            </w:r>
-            <w:proofErr w:type="spellStart"/>
-            <w:r>
-              <w:rPr>
-                <w:rFonts w:ascii="Times New Roman" w:hAnsi="Times New Roman" w:cs="Times New Roman"/>
-                <w:lang w:val="en-US"/>
-              </w:rPr>
-              <w:t>logika</w:t>
-            </w:r>
-            <w:proofErr w:type="spellEnd"/>
-            <w:r>
-              <w:rPr>
-                <w:rFonts w:ascii="Times New Roman" w:hAnsi="Times New Roman" w:cs="Times New Roman"/>
-                <w:lang w:val="en-US"/>
-              </w:rPr>
-              <w:t xml:space="preserve"> dan </w:t>
-            </w:r>
-            <w:proofErr w:type="spellStart"/>
-            <w:r>
-              <w:rPr>
-                <w:rFonts w:ascii="Times New Roman" w:hAnsi="Times New Roman" w:cs="Times New Roman"/>
-                <w:lang w:val="en-US"/>
-              </w:rPr>
-              <w:t>ketelitian</w:t>
-            </w:r>
-            <w:proofErr w:type="spellEnd"/>
-            <w:r>
-              <w:rPr>
-                <w:rFonts w:ascii="Times New Roman" w:hAnsi="Times New Roman" w:cs="Times New Roman"/>
-                <w:lang w:val="en-US"/>
-              </w:rPr>
-              <w:t>.</w:t>
+              <w:t>Soal umum atau teka-teki ringan. Bisa berupa file teks aneh, QR code, encoding, atau puzzle. Fokus pada logika dan ketelitian.</w:t>
             </w:r>
           </w:p>
         </w:tc>
@@ -2756,55 +2188,7 @@
                 <w:rFonts w:ascii="Times New Roman" w:hAnsi="Times New Roman" w:cs="Times New Roman"/>
                 <w:lang w:val="en-US"/>
               </w:rPr>
-              <w:t xml:space="preserve">Decode QR, </w:t>
-            </w:r>
-            <w:proofErr w:type="spellStart"/>
-            <w:r>
-              <w:rPr>
-                <w:rFonts w:ascii="Times New Roman" w:hAnsi="Times New Roman" w:cs="Times New Roman"/>
-                <w:lang w:val="en-US"/>
-              </w:rPr>
-              <w:t>pesan</w:t>
-            </w:r>
-            <w:proofErr w:type="spellEnd"/>
-            <w:r>
-              <w:rPr>
-                <w:rFonts w:ascii="Times New Roman" w:hAnsi="Times New Roman" w:cs="Times New Roman"/>
-                <w:lang w:val="en-US"/>
-              </w:rPr>
-              <w:t xml:space="preserve"> </w:t>
-            </w:r>
-            <w:proofErr w:type="spellStart"/>
-            <w:r>
-              <w:rPr>
-                <w:rFonts w:ascii="Times New Roman" w:hAnsi="Times New Roman" w:cs="Times New Roman"/>
-                <w:lang w:val="en-US"/>
-              </w:rPr>
-              <w:t>tersembunyi</w:t>
-            </w:r>
-            <w:proofErr w:type="spellEnd"/>
-            <w:r>
-              <w:rPr>
-                <w:rFonts w:ascii="Times New Roman" w:hAnsi="Times New Roman" w:cs="Times New Roman"/>
-                <w:lang w:val="en-US"/>
-              </w:rPr>
-              <w:t xml:space="preserve"> di file, </w:t>
-            </w:r>
-            <w:proofErr w:type="spellStart"/>
-            <w:r>
-              <w:rPr>
-                <w:rFonts w:ascii="Times New Roman" w:hAnsi="Times New Roman" w:cs="Times New Roman"/>
-                <w:lang w:val="en-US"/>
-              </w:rPr>
-              <w:t>berbagai</w:t>
-            </w:r>
-            <w:proofErr w:type="spellEnd"/>
-            <w:r>
-              <w:rPr>
-                <w:rFonts w:ascii="Times New Roman" w:hAnsi="Times New Roman" w:cs="Times New Roman"/>
-                <w:lang w:val="en-US"/>
-              </w:rPr>
-              <w:t xml:space="preserve"> encoding (Base64, hex)</w:t>
+              <w:t>Decode QR, pesan tersembunyi di file, berbagai encoding (Base64, hex)</w:t>
             </w:r>
           </w:p>
         </w:tc>
@@ -2847,71 +2231,13 @@
                 <w:lang w:val="en-US"/>
               </w:rPr>
             </w:pPr>
-            <w:proofErr w:type="spellStart"/>
             <w:r>
               <w:rPr>
                 <w:rFonts w:ascii="Times New Roman" w:hAnsi="Times New Roman" w:cs="Times New Roman"/>
                 <w:lang w:val="en-US"/>
               </w:rPr>
-              <w:t>Tantangan</w:t>
-            </w:r>
-            <w:proofErr w:type="spellEnd"/>
-            <w:r>
-              <w:rPr>
-                <w:rFonts w:ascii="Times New Roman" w:hAnsi="Times New Roman" w:cs="Times New Roman"/>
-                <w:lang w:val="en-US"/>
-              </w:rPr>
-              <w:t xml:space="preserve"> </w:t>
-            </w:r>
-            <w:proofErr w:type="spellStart"/>
-            <w:r>
-              <w:rPr>
-                <w:rFonts w:ascii="Times New Roman" w:hAnsi="Times New Roman" w:cs="Times New Roman"/>
-                <w:lang w:val="en-US"/>
-              </w:rPr>
-              <w:t>berbasis</w:t>
-            </w:r>
-            <w:proofErr w:type="spellEnd"/>
-            <w:r>
-              <w:rPr>
-                <w:rFonts w:ascii="Times New Roman" w:hAnsi="Times New Roman" w:cs="Times New Roman"/>
-                <w:lang w:val="en-US"/>
-              </w:rPr>
-              <w:t xml:space="preserve"> </w:t>
-            </w:r>
-            <w:proofErr w:type="spellStart"/>
-            <w:r>
-              <w:rPr>
-                <w:rFonts w:ascii="Times New Roman" w:hAnsi="Times New Roman" w:cs="Times New Roman"/>
-                <w:lang w:val="en-US"/>
-              </w:rPr>
-              <w:t>aplikasi</w:t>
-            </w:r>
-            <w:proofErr w:type="spellEnd"/>
-            <w:r>
-              <w:rPr>
-                <w:rFonts w:ascii="Times New Roman" w:hAnsi="Times New Roman" w:cs="Times New Roman"/>
-                <w:lang w:val="en-US"/>
-              </w:rPr>
-              <w:t xml:space="preserve"> web </w:t>
-            </w:r>
-            <w:proofErr w:type="spellStart"/>
-            <w:r>
-              <w:rPr>
-                <w:rFonts w:ascii="Times New Roman" w:hAnsi="Times New Roman" w:cs="Times New Roman"/>
-                <w:lang w:val="en-US"/>
-              </w:rPr>
-              <w:t>ringan</w:t>
-            </w:r>
-            <w:proofErr w:type="spellEnd"/>
-            <w:r>
-              <w:rPr>
-                <w:rFonts w:ascii="Times New Roman" w:hAnsi="Times New Roman" w:cs="Times New Roman"/>
-                <w:lang w:val="en-US"/>
-              </w:rPr>
-              <w:t xml:space="preserve"> yang </w:t>
-            </w:r>
-            <w:proofErr w:type="spellStart"/>
+              <w:t xml:space="preserve">Tantangan berbasis aplikasi web ringan yang </w:t>
+            </w:r>
             <w:r>
               <w:rPr>
                 <w:rFonts w:ascii="Times New Roman" w:hAnsi="Times New Roman" w:cs="Times New Roman"/>
@@ -2919,199 +2245,14 @@
                 <w:bCs/>
                 <w:lang w:val="en-US"/>
               </w:rPr>
-              <w:t>tidak</w:t>
-            </w:r>
-            <w:proofErr w:type="spellEnd"/>
-            <w:r>
-              <w:rPr>
-                <w:rFonts w:ascii="Times New Roman" w:hAnsi="Times New Roman" w:cs="Times New Roman"/>
-                <w:b/>
-                <w:bCs/>
-                <w:lang w:val="en-US"/>
-              </w:rPr>
-              <w:t xml:space="preserve"> </w:t>
-            </w:r>
-            <w:proofErr w:type="spellStart"/>
-            <w:r>
-              <w:rPr>
-                <w:rFonts w:ascii="Times New Roman" w:hAnsi="Times New Roman" w:cs="Times New Roman"/>
-                <w:b/>
-                <w:bCs/>
-                <w:lang w:val="en-US"/>
-              </w:rPr>
-              <w:t>membutuhkan</w:t>
-            </w:r>
-            <w:proofErr w:type="spellEnd"/>
-            <w:r>
-              <w:rPr>
-                <w:rFonts w:ascii="Times New Roman" w:hAnsi="Times New Roman" w:cs="Times New Roman"/>
-                <w:b/>
-                <w:bCs/>
-                <w:lang w:val="en-US"/>
-              </w:rPr>
-              <w:t xml:space="preserve"> server </w:t>
-            </w:r>
-            <w:proofErr w:type="spellStart"/>
-            <w:r>
-              <w:rPr>
-                <w:rFonts w:ascii="Times New Roman" w:hAnsi="Times New Roman" w:cs="Times New Roman"/>
-                <w:b/>
-                <w:bCs/>
-                <w:lang w:val="en-US"/>
-              </w:rPr>
-              <w:t>terpisah</w:t>
-            </w:r>
-            <w:proofErr w:type="spellEnd"/>
+              <w:t>tidak membutuhkan server terpisah</w:t>
+            </w:r>
             <w:r>
               <w:rPr>
                 <w:rFonts w:ascii="Times New Roman" w:hAnsi="Times New Roman" w:cs="Times New Roman"/>
                 <w:lang w:val="en-US"/>
               </w:rPr>
-              <w:t xml:space="preserve">. </w:t>
-            </w:r>
-            <w:proofErr w:type="spellStart"/>
-            <w:r>
-              <w:rPr>
-                <w:rFonts w:ascii="Times New Roman" w:hAnsi="Times New Roman" w:cs="Times New Roman"/>
-                <w:lang w:val="en-US"/>
-              </w:rPr>
-              <w:t>Biasanya</w:t>
-            </w:r>
-            <w:proofErr w:type="spellEnd"/>
-            <w:r>
-              <w:rPr>
-                <w:rFonts w:ascii="Times New Roman" w:hAnsi="Times New Roman" w:cs="Times New Roman"/>
-                <w:lang w:val="en-US"/>
-              </w:rPr>
-              <w:t xml:space="preserve"> </w:t>
-            </w:r>
-            <w:proofErr w:type="spellStart"/>
-            <w:r>
-              <w:rPr>
-                <w:rFonts w:ascii="Times New Roman" w:hAnsi="Times New Roman" w:cs="Times New Roman"/>
-                <w:lang w:val="en-US"/>
-              </w:rPr>
-              <w:t>menguji</w:t>
-            </w:r>
-            <w:proofErr w:type="spellEnd"/>
-            <w:r>
-              <w:rPr>
-                <w:rFonts w:ascii="Times New Roman" w:hAnsi="Times New Roman" w:cs="Times New Roman"/>
-                <w:lang w:val="en-US"/>
-              </w:rPr>
-              <w:t xml:space="preserve"> bug </w:t>
-            </w:r>
-            <w:proofErr w:type="spellStart"/>
-            <w:r>
-              <w:rPr>
-                <w:rFonts w:ascii="Times New Roman" w:hAnsi="Times New Roman" w:cs="Times New Roman"/>
-                <w:lang w:val="en-US"/>
-              </w:rPr>
-              <w:t>umum</w:t>
-            </w:r>
-            <w:proofErr w:type="spellEnd"/>
-            <w:r>
-              <w:rPr>
-                <w:rFonts w:ascii="Times New Roman" w:hAnsi="Times New Roman" w:cs="Times New Roman"/>
-                <w:lang w:val="en-US"/>
-              </w:rPr>
-              <w:t xml:space="preserve"> </w:t>
-            </w:r>
-            <w:proofErr w:type="spellStart"/>
-            <w:r>
-              <w:rPr>
-                <w:rFonts w:ascii="Times New Roman" w:hAnsi="Times New Roman" w:cs="Times New Roman"/>
-                <w:lang w:val="en-US"/>
-              </w:rPr>
-              <w:t>seperti</w:t>
-            </w:r>
-            <w:proofErr w:type="spellEnd"/>
-            <w:r>
-              <w:rPr>
-                <w:rFonts w:ascii="Times New Roman" w:hAnsi="Times New Roman" w:cs="Times New Roman"/>
-                <w:lang w:val="en-US"/>
-              </w:rPr>
-              <w:t xml:space="preserve"> form injection, XSS </w:t>
-            </w:r>
-            <w:proofErr w:type="spellStart"/>
-            <w:r>
-              <w:rPr>
-                <w:rFonts w:ascii="Times New Roman" w:hAnsi="Times New Roman" w:cs="Times New Roman"/>
-                <w:lang w:val="en-US"/>
-              </w:rPr>
-              <w:t>sederhana</w:t>
-            </w:r>
-            <w:proofErr w:type="spellEnd"/>
-            <w:r>
-              <w:rPr>
-                <w:rFonts w:ascii="Times New Roman" w:hAnsi="Times New Roman" w:cs="Times New Roman"/>
-                <w:lang w:val="en-US"/>
-              </w:rPr>
-              <w:t xml:space="preserve">, </w:t>
-            </w:r>
-            <w:proofErr w:type="spellStart"/>
-            <w:r>
-              <w:rPr>
-                <w:rFonts w:ascii="Times New Roman" w:hAnsi="Times New Roman" w:cs="Times New Roman"/>
-                <w:lang w:val="en-US"/>
-              </w:rPr>
-              <w:t>atau</w:t>
-            </w:r>
-            <w:proofErr w:type="spellEnd"/>
-            <w:r>
-              <w:rPr>
-                <w:rFonts w:ascii="Times New Roman" w:hAnsi="Times New Roman" w:cs="Times New Roman"/>
-                <w:lang w:val="en-US"/>
-              </w:rPr>
-              <w:t xml:space="preserve"> </w:t>
-            </w:r>
-            <w:proofErr w:type="spellStart"/>
-            <w:r>
-              <w:rPr>
-                <w:rFonts w:ascii="Times New Roman" w:hAnsi="Times New Roman" w:cs="Times New Roman"/>
-                <w:lang w:val="en-US"/>
-              </w:rPr>
-              <w:t>mencari</w:t>
-            </w:r>
-            <w:proofErr w:type="spellEnd"/>
-            <w:r>
-              <w:rPr>
-                <w:rFonts w:ascii="Times New Roman" w:hAnsi="Times New Roman" w:cs="Times New Roman"/>
-                <w:lang w:val="en-US"/>
-              </w:rPr>
-              <w:t xml:space="preserve"> </w:t>
-            </w:r>
-            <w:proofErr w:type="spellStart"/>
-            <w:r>
-              <w:rPr>
-                <w:rFonts w:ascii="Times New Roman" w:hAnsi="Times New Roman" w:cs="Times New Roman"/>
-                <w:lang w:val="en-US"/>
-              </w:rPr>
-              <w:t>direktori</w:t>
-            </w:r>
-            <w:proofErr w:type="spellEnd"/>
-            <w:r>
-              <w:rPr>
-                <w:rFonts w:ascii="Times New Roman" w:hAnsi="Times New Roman" w:cs="Times New Roman"/>
-                <w:lang w:val="en-US"/>
-              </w:rPr>
-              <w:t xml:space="preserve"> </w:t>
-            </w:r>
-            <w:proofErr w:type="spellStart"/>
-            <w:r>
-              <w:rPr>
-                <w:rFonts w:ascii="Times New Roman" w:hAnsi="Times New Roman" w:cs="Times New Roman"/>
-                <w:lang w:val="en-US"/>
-              </w:rPr>
-              <w:t>tersembunyi</w:t>
-            </w:r>
-            <w:proofErr w:type="spellEnd"/>
-            <w:r>
-              <w:rPr>
-                <w:rFonts w:ascii="Times New Roman" w:hAnsi="Times New Roman" w:cs="Times New Roman"/>
-                <w:lang w:val="en-US"/>
-              </w:rPr>
-              <w:t>.</w:t>
+              <w:t>. Biasanya menguji bug umum seperti form injection, XSS sederhana, atau mencari direktori tersembunyi.</w:t>
             </w:r>
           </w:p>
         </w:tc>
@@ -3133,87 +2274,7 @@
                 <w:rFonts w:ascii="Times New Roman" w:hAnsi="Times New Roman" w:cs="Times New Roman"/>
                 <w:lang w:val="en-US"/>
               </w:rPr>
-              <w:t xml:space="preserve">Login bypass </w:t>
-            </w:r>
-            <w:proofErr w:type="spellStart"/>
-            <w:r>
-              <w:rPr>
-                <w:rFonts w:ascii="Times New Roman" w:hAnsi="Times New Roman" w:cs="Times New Roman"/>
-                <w:lang w:val="en-US"/>
-              </w:rPr>
-              <w:t>sederhana</w:t>
-            </w:r>
-            <w:proofErr w:type="spellEnd"/>
-            <w:r>
-              <w:rPr>
-                <w:rFonts w:ascii="Times New Roman" w:hAnsi="Times New Roman" w:cs="Times New Roman"/>
-                <w:lang w:val="en-US"/>
-              </w:rPr>
-              <w:t xml:space="preserve">, </w:t>
-            </w:r>
-            <w:proofErr w:type="spellStart"/>
-            <w:r>
-              <w:rPr>
-                <w:rFonts w:ascii="Times New Roman" w:hAnsi="Times New Roman" w:cs="Times New Roman"/>
-                <w:lang w:val="en-US"/>
-              </w:rPr>
-              <w:t>cari</w:t>
-            </w:r>
-            <w:proofErr w:type="spellEnd"/>
-            <w:r>
-              <w:rPr>
-                <w:rFonts w:ascii="Times New Roman" w:hAnsi="Times New Roman" w:cs="Times New Roman"/>
-                <w:lang w:val="en-US"/>
-              </w:rPr>
-              <w:t xml:space="preserve"> /hidden folder, LFI </w:t>
-            </w:r>
-            <w:proofErr w:type="spellStart"/>
-            <w:r>
-              <w:rPr>
-                <w:rFonts w:ascii="Times New Roman" w:hAnsi="Times New Roman" w:cs="Times New Roman"/>
-                <w:lang w:val="en-US"/>
-              </w:rPr>
-              <w:t>ringan</w:t>
-            </w:r>
-            <w:proofErr w:type="spellEnd"/>
-            <w:r>
-              <w:rPr>
-                <w:rFonts w:ascii="Times New Roman" w:hAnsi="Times New Roman" w:cs="Times New Roman"/>
-                <w:lang w:val="en-US"/>
-              </w:rPr>
-              <w:t xml:space="preserve"> (</w:t>
-            </w:r>
-            <w:proofErr w:type="spellStart"/>
-            <w:r>
-              <w:rPr>
-                <w:rFonts w:ascii="Times New Roman" w:hAnsi="Times New Roman" w:cs="Times New Roman"/>
-                <w:lang w:val="en-US"/>
-              </w:rPr>
-              <w:t>jika</w:t>
-            </w:r>
-            <w:proofErr w:type="spellEnd"/>
-            <w:r>
-              <w:rPr>
-                <w:rFonts w:ascii="Times New Roman" w:hAnsi="Times New Roman" w:cs="Times New Roman"/>
-                <w:lang w:val="en-US"/>
-              </w:rPr>
-              <w:t xml:space="preserve"> </w:t>
-            </w:r>
-            <w:proofErr w:type="spellStart"/>
-            <w:r>
-              <w:rPr>
-                <w:rFonts w:ascii="Times New Roman" w:hAnsi="Times New Roman" w:cs="Times New Roman"/>
-                <w:lang w:val="en-US"/>
-              </w:rPr>
-              <w:t>memungkinkan</w:t>
-            </w:r>
-            <w:proofErr w:type="spellEnd"/>
-            <w:r>
-              <w:rPr>
-                <w:rFonts w:ascii="Times New Roman" w:hAnsi="Times New Roman" w:cs="Times New Roman"/>
-                <w:lang w:val="en-US"/>
-              </w:rPr>
-              <w:t>)</w:t>
+              <w:t>Login bypass sederhana, cari /hidden folder, LFI ringan (jika memungkinkan)</w:t>
             </w:r>
           </w:p>
         </w:tc>
@@ -3256,213 +2317,12 @@
                 <w:lang w:val="en-US"/>
               </w:rPr>
             </w:pPr>
-            <w:proofErr w:type="spellStart"/>
             <w:r>
               <w:rPr>
                 <w:rFonts w:ascii="Times New Roman" w:hAnsi="Times New Roman" w:cs="Times New Roman"/>
                 <w:lang w:val="en-US"/>
               </w:rPr>
-              <w:t>Analisis</w:t>
-            </w:r>
-            <w:proofErr w:type="spellEnd"/>
-            <w:r>
-              <w:rPr>
-                <w:rFonts w:ascii="Times New Roman" w:hAnsi="Times New Roman" w:cs="Times New Roman"/>
-                <w:lang w:val="en-US"/>
-              </w:rPr>
-              <w:t xml:space="preserve"> file digital (</w:t>
-            </w:r>
-            <w:proofErr w:type="spellStart"/>
-            <w:r>
-              <w:rPr>
-                <w:rFonts w:ascii="Times New Roman" w:hAnsi="Times New Roman" w:cs="Times New Roman"/>
-                <w:lang w:val="en-US"/>
-              </w:rPr>
-              <w:t>gambar</w:t>
-            </w:r>
-            <w:proofErr w:type="spellEnd"/>
-            <w:r>
-              <w:rPr>
-                <w:rFonts w:ascii="Times New Roman" w:hAnsi="Times New Roman" w:cs="Times New Roman"/>
-                <w:lang w:val="en-US"/>
-              </w:rPr>
-              <w:t xml:space="preserve">, audio, dump data) </w:t>
-            </w:r>
-            <w:proofErr w:type="spellStart"/>
-            <w:r>
-              <w:rPr>
-                <w:rFonts w:ascii="Times New Roman" w:hAnsi="Times New Roman" w:cs="Times New Roman"/>
-                <w:lang w:val="en-US"/>
-              </w:rPr>
-              <w:t>untuk</w:t>
-            </w:r>
-            <w:proofErr w:type="spellEnd"/>
-            <w:r>
-              <w:rPr>
-                <w:rFonts w:ascii="Times New Roman" w:hAnsi="Times New Roman" w:cs="Times New Roman"/>
-                <w:lang w:val="en-US"/>
-              </w:rPr>
-              <w:t xml:space="preserve"> </w:t>
-            </w:r>
-            <w:proofErr w:type="spellStart"/>
-            <w:r>
-              <w:rPr>
-                <w:rFonts w:ascii="Times New Roman" w:hAnsi="Times New Roman" w:cs="Times New Roman"/>
-                <w:lang w:val="en-US"/>
-              </w:rPr>
-              <w:t>mencari</w:t>
-            </w:r>
-            <w:proofErr w:type="spellEnd"/>
-            <w:r>
-              <w:rPr>
-                <w:rFonts w:ascii="Times New Roman" w:hAnsi="Times New Roman" w:cs="Times New Roman"/>
-                <w:lang w:val="en-US"/>
-              </w:rPr>
-              <w:t xml:space="preserve"> flag </w:t>
-            </w:r>
-            <w:proofErr w:type="spellStart"/>
-            <w:r>
-              <w:rPr>
-                <w:rFonts w:ascii="Times New Roman" w:hAnsi="Times New Roman" w:cs="Times New Roman"/>
-                <w:lang w:val="en-US"/>
-              </w:rPr>
-              <w:t>tersembunyi</w:t>
-            </w:r>
-            <w:proofErr w:type="spellEnd"/>
-            <w:r>
-              <w:rPr>
-                <w:rFonts w:ascii="Times New Roman" w:hAnsi="Times New Roman" w:cs="Times New Roman"/>
-                <w:lang w:val="en-US"/>
-              </w:rPr>
-              <w:t xml:space="preserve">. </w:t>
-            </w:r>
-            <w:proofErr w:type="spellStart"/>
-            <w:r>
-              <w:rPr>
-                <w:rFonts w:ascii="Times New Roman" w:hAnsi="Times New Roman" w:cs="Times New Roman"/>
-                <w:lang w:val="en-US"/>
-              </w:rPr>
-              <w:t>Cocok</w:t>
-            </w:r>
-            <w:proofErr w:type="spellEnd"/>
-            <w:r>
-              <w:rPr>
-                <w:rFonts w:ascii="Times New Roman" w:hAnsi="Times New Roman" w:cs="Times New Roman"/>
-                <w:lang w:val="en-US"/>
-              </w:rPr>
-              <w:t xml:space="preserve"> </w:t>
-            </w:r>
-            <w:proofErr w:type="spellStart"/>
-            <w:r>
-              <w:rPr>
-                <w:rFonts w:ascii="Times New Roman" w:hAnsi="Times New Roman" w:cs="Times New Roman"/>
-                <w:lang w:val="en-US"/>
-              </w:rPr>
-              <w:t>untuk</w:t>
-            </w:r>
-            <w:proofErr w:type="spellEnd"/>
-            <w:r>
-              <w:rPr>
-                <w:rFonts w:ascii="Times New Roman" w:hAnsi="Times New Roman" w:cs="Times New Roman"/>
-                <w:lang w:val="en-US"/>
-              </w:rPr>
-              <w:t xml:space="preserve"> </w:t>
-            </w:r>
-            <w:proofErr w:type="spellStart"/>
-            <w:r>
-              <w:rPr>
-                <w:rFonts w:ascii="Times New Roman" w:hAnsi="Times New Roman" w:cs="Times New Roman"/>
-                <w:lang w:val="en-US"/>
-              </w:rPr>
-              <w:t>soal</w:t>
-            </w:r>
-            <w:proofErr w:type="spellEnd"/>
-            <w:r>
-              <w:rPr>
-                <w:rFonts w:ascii="Times New Roman" w:hAnsi="Times New Roman" w:cs="Times New Roman"/>
-                <w:lang w:val="en-US"/>
-              </w:rPr>
-              <w:t xml:space="preserve"> yang </w:t>
-            </w:r>
-            <w:proofErr w:type="spellStart"/>
-            <w:r>
-              <w:rPr>
-                <w:rFonts w:ascii="Times New Roman" w:hAnsi="Times New Roman" w:cs="Times New Roman"/>
-                <w:lang w:val="en-US"/>
-              </w:rPr>
-              <w:t>bisa</w:t>
-            </w:r>
-            <w:proofErr w:type="spellEnd"/>
-            <w:r>
-              <w:rPr>
-                <w:rFonts w:ascii="Times New Roman" w:hAnsi="Times New Roman" w:cs="Times New Roman"/>
-                <w:lang w:val="en-US"/>
-              </w:rPr>
-              <w:t xml:space="preserve"> </w:t>
-            </w:r>
-            <w:proofErr w:type="spellStart"/>
-            <w:r>
-              <w:rPr>
-                <w:rFonts w:ascii="Times New Roman" w:hAnsi="Times New Roman" w:cs="Times New Roman"/>
-                <w:lang w:val="en-US"/>
-              </w:rPr>
-              <w:t>diselesaikan</w:t>
-            </w:r>
-            <w:proofErr w:type="spellEnd"/>
-            <w:r>
-              <w:rPr>
-                <w:rFonts w:ascii="Times New Roman" w:hAnsi="Times New Roman" w:cs="Times New Roman"/>
-                <w:lang w:val="en-US"/>
-              </w:rPr>
-              <w:t xml:space="preserve"> </w:t>
-            </w:r>
-            <w:proofErr w:type="spellStart"/>
-            <w:r>
-              <w:rPr>
-                <w:rFonts w:ascii="Times New Roman" w:hAnsi="Times New Roman" w:cs="Times New Roman"/>
-                <w:lang w:val="en-US"/>
-              </w:rPr>
-              <w:t>dengan</w:t>
-            </w:r>
-            <w:proofErr w:type="spellEnd"/>
-            <w:r>
-              <w:rPr>
-                <w:rFonts w:ascii="Times New Roman" w:hAnsi="Times New Roman" w:cs="Times New Roman"/>
-                <w:lang w:val="en-US"/>
-              </w:rPr>
-              <w:t xml:space="preserve"> </w:t>
-            </w:r>
-            <w:proofErr w:type="spellStart"/>
-            <w:r>
-              <w:rPr>
-                <w:rFonts w:ascii="Times New Roman" w:hAnsi="Times New Roman" w:cs="Times New Roman"/>
-                <w:lang w:val="en-US"/>
-              </w:rPr>
-              <w:t>alat</w:t>
-            </w:r>
-            <w:proofErr w:type="spellEnd"/>
-            <w:r>
-              <w:rPr>
-                <w:rFonts w:ascii="Times New Roman" w:hAnsi="Times New Roman" w:cs="Times New Roman"/>
-                <w:lang w:val="en-US"/>
-              </w:rPr>
-              <w:t xml:space="preserve"> </w:t>
-            </w:r>
-            <w:proofErr w:type="spellStart"/>
-            <w:r>
-              <w:rPr>
-                <w:rFonts w:ascii="Times New Roman" w:hAnsi="Times New Roman" w:cs="Times New Roman"/>
-                <w:lang w:val="en-US"/>
-              </w:rPr>
-              <w:t>lokal</w:t>
-            </w:r>
-            <w:proofErr w:type="spellEnd"/>
-            <w:r>
-              <w:rPr>
-                <w:rFonts w:ascii="Times New Roman" w:hAnsi="Times New Roman" w:cs="Times New Roman"/>
-                <w:lang w:val="en-US"/>
-              </w:rPr>
-              <w:t>.</w:t>
+              <w:t>Analisis file digital (gambar, audio, dump data) untuk mencari flag tersembunyi. Cocok untuk soal yang bisa diselesaikan dengan alat lokal.</w:t>
             </w:r>
           </w:p>
         </w:tc>
@@ -3484,65 +2344,8 @@
                 <w:rFonts w:ascii="Times New Roman" w:hAnsi="Times New Roman" w:cs="Times New Roman"/>
                 <w:lang w:val="en-US"/>
               </w:rPr>
-              <w:t xml:space="preserve">strings, </w:t>
-            </w:r>
-            <w:proofErr w:type="spellStart"/>
-            <w:r>
-              <w:rPr>
-                <w:rFonts w:ascii="Times New Roman" w:hAnsi="Times New Roman" w:cs="Times New Roman"/>
-                <w:lang w:val="en-US"/>
-              </w:rPr>
-              <w:t>exiftool</w:t>
-            </w:r>
-            <w:proofErr w:type="spellEnd"/>
-            <w:r>
-              <w:rPr>
-                <w:rFonts w:ascii="Times New Roman" w:hAnsi="Times New Roman" w:cs="Times New Roman"/>
-                <w:lang w:val="en-US"/>
-              </w:rPr>
-              <w:t xml:space="preserve">, </w:t>
-            </w:r>
-            <w:proofErr w:type="spellStart"/>
-            <w:r>
-              <w:rPr>
-                <w:rFonts w:ascii="Times New Roman" w:hAnsi="Times New Roman" w:cs="Times New Roman"/>
-                <w:lang w:val="en-US"/>
-              </w:rPr>
-              <w:t>binwalk</w:t>
-            </w:r>
-            <w:proofErr w:type="spellEnd"/>
-            <w:r>
-              <w:rPr>
-                <w:rFonts w:ascii="Times New Roman" w:hAnsi="Times New Roman" w:cs="Times New Roman"/>
-                <w:lang w:val="en-US"/>
-              </w:rPr>
-              <w:t xml:space="preserve">, </w:t>
-            </w:r>
-            <w:proofErr w:type="spellStart"/>
-            <w:r>
-              <w:rPr>
-                <w:rFonts w:ascii="Times New Roman" w:hAnsi="Times New Roman" w:cs="Times New Roman"/>
-                <w:lang w:val="en-US"/>
-              </w:rPr>
-              <w:t>analisis</w:t>
-            </w:r>
-            <w:proofErr w:type="spellEnd"/>
-            <w:r>
-              <w:rPr>
-                <w:rFonts w:ascii="Times New Roman" w:hAnsi="Times New Roman" w:cs="Times New Roman"/>
-                <w:lang w:val="en-US"/>
-              </w:rPr>
-              <w:t xml:space="preserve"> </w:t>
-            </w:r>
-            <w:proofErr w:type="spellStart"/>
-            <w:r>
-              <w:rPr>
-                <w:rFonts w:ascii="Times New Roman" w:hAnsi="Times New Roman" w:cs="Times New Roman"/>
-                <w:lang w:val="en-US"/>
-              </w:rPr>
-              <w:t>steganografi</w:t>
-            </w:r>
-            <w:proofErr w:type="spellEnd"/>
+              <w:t>strings, exiftool, binwalk, analisis steganografi</w:t>
+            </w:r>
           </w:p>
         </w:tc>
       </w:tr>
@@ -3589,183 +2392,7 @@
                 <w:rFonts w:ascii="Times New Roman" w:hAnsi="Times New Roman" w:cs="Times New Roman"/>
                 <w:lang w:val="en-US"/>
               </w:rPr>
-              <w:t xml:space="preserve">Soal </w:t>
-            </w:r>
-            <w:proofErr w:type="spellStart"/>
-            <w:r>
-              <w:rPr>
-                <w:rFonts w:ascii="Times New Roman" w:hAnsi="Times New Roman" w:cs="Times New Roman"/>
-                <w:lang w:val="en-US"/>
-              </w:rPr>
-              <w:t>enkripsi</w:t>
-            </w:r>
-            <w:proofErr w:type="spellEnd"/>
-            <w:r>
-              <w:rPr>
-                <w:rFonts w:ascii="Times New Roman" w:hAnsi="Times New Roman" w:cs="Times New Roman"/>
-                <w:lang w:val="en-US"/>
-              </w:rPr>
-              <w:t xml:space="preserve"> &amp; </w:t>
-            </w:r>
-            <w:proofErr w:type="spellStart"/>
-            <w:r>
-              <w:rPr>
-                <w:rFonts w:ascii="Times New Roman" w:hAnsi="Times New Roman" w:cs="Times New Roman"/>
-                <w:lang w:val="en-US"/>
-              </w:rPr>
-              <w:t>dekripsi</w:t>
-            </w:r>
-            <w:proofErr w:type="spellEnd"/>
-            <w:r>
-              <w:rPr>
-                <w:rFonts w:ascii="Times New Roman" w:hAnsi="Times New Roman" w:cs="Times New Roman"/>
-                <w:lang w:val="en-US"/>
-              </w:rPr>
-              <w:t xml:space="preserve"> — </w:t>
-            </w:r>
-            <w:proofErr w:type="spellStart"/>
-            <w:r>
-              <w:rPr>
-                <w:rFonts w:ascii="Times New Roman" w:hAnsi="Times New Roman" w:cs="Times New Roman"/>
-                <w:lang w:val="en-US"/>
-              </w:rPr>
-              <w:t>dari</w:t>
-            </w:r>
-            <w:proofErr w:type="spellEnd"/>
-            <w:r>
-              <w:rPr>
-                <w:rFonts w:ascii="Times New Roman" w:hAnsi="Times New Roman" w:cs="Times New Roman"/>
-                <w:lang w:val="en-US"/>
-              </w:rPr>
-              <w:t xml:space="preserve"> </w:t>
-            </w:r>
-            <w:proofErr w:type="spellStart"/>
-            <w:r>
-              <w:rPr>
-                <w:rFonts w:ascii="Times New Roman" w:hAnsi="Times New Roman" w:cs="Times New Roman"/>
-                <w:lang w:val="en-US"/>
-              </w:rPr>
-              <w:t>kriptografi</w:t>
-            </w:r>
-            <w:proofErr w:type="spellEnd"/>
-            <w:r>
-              <w:rPr>
-                <w:rFonts w:ascii="Times New Roman" w:hAnsi="Times New Roman" w:cs="Times New Roman"/>
-                <w:lang w:val="en-US"/>
-              </w:rPr>
-              <w:t xml:space="preserve"> </w:t>
-            </w:r>
-            <w:proofErr w:type="spellStart"/>
-            <w:r>
-              <w:rPr>
-                <w:rFonts w:ascii="Times New Roman" w:hAnsi="Times New Roman" w:cs="Times New Roman"/>
-                <w:lang w:val="en-US"/>
-              </w:rPr>
-              <w:t>klasik</w:t>
-            </w:r>
-            <w:proofErr w:type="spellEnd"/>
-            <w:r>
-              <w:rPr>
-                <w:rFonts w:ascii="Times New Roman" w:hAnsi="Times New Roman" w:cs="Times New Roman"/>
-                <w:lang w:val="en-US"/>
-              </w:rPr>
-              <w:t xml:space="preserve"> </w:t>
-            </w:r>
-            <w:proofErr w:type="spellStart"/>
-            <w:r>
-              <w:rPr>
-                <w:rFonts w:ascii="Times New Roman" w:hAnsi="Times New Roman" w:cs="Times New Roman"/>
-                <w:lang w:val="en-US"/>
-              </w:rPr>
-              <w:t>sampai</w:t>
-            </w:r>
-            <w:proofErr w:type="spellEnd"/>
-            <w:r>
-              <w:rPr>
-                <w:rFonts w:ascii="Times New Roman" w:hAnsi="Times New Roman" w:cs="Times New Roman"/>
-                <w:lang w:val="en-US"/>
-              </w:rPr>
-              <w:t xml:space="preserve"> </w:t>
-            </w:r>
-            <w:proofErr w:type="spellStart"/>
-            <w:r>
-              <w:rPr>
-                <w:rFonts w:ascii="Times New Roman" w:hAnsi="Times New Roman" w:cs="Times New Roman"/>
-                <w:lang w:val="en-US"/>
-              </w:rPr>
-              <w:t>transformasi</w:t>
-            </w:r>
-            <w:proofErr w:type="spellEnd"/>
-            <w:r>
-              <w:rPr>
-                <w:rFonts w:ascii="Times New Roman" w:hAnsi="Times New Roman" w:cs="Times New Roman"/>
-                <w:lang w:val="en-US"/>
-              </w:rPr>
-              <w:t xml:space="preserve"> data modern. </w:t>
-            </w:r>
-            <w:proofErr w:type="spellStart"/>
-            <w:r>
-              <w:rPr>
-                <w:rFonts w:ascii="Times New Roman" w:hAnsi="Times New Roman" w:cs="Times New Roman"/>
-                <w:lang w:val="en-US"/>
-              </w:rPr>
-              <w:t>Fokus</w:t>
-            </w:r>
-            <w:proofErr w:type="spellEnd"/>
-            <w:r>
-              <w:rPr>
-                <w:rFonts w:ascii="Times New Roman" w:hAnsi="Times New Roman" w:cs="Times New Roman"/>
-                <w:lang w:val="en-US"/>
-              </w:rPr>
-              <w:t xml:space="preserve"> pada </w:t>
-            </w:r>
-            <w:proofErr w:type="spellStart"/>
-            <w:r>
-              <w:rPr>
-                <w:rFonts w:ascii="Times New Roman" w:hAnsi="Times New Roman" w:cs="Times New Roman"/>
-                <w:lang w:val="en-US"/>
-              </w:rPr>
-              <w:t>teknik</w:t>
-            </w:r>
-            <w:proofErr w:type="spellEnd"/>
-            <w:r>
-              <w:rPr>
-                <w:rFonts w:ascii="Times New Roman" w:hAnsi="Times New Roman" w:cs="Times New Roman"/>
-                <w:lang w:val="en-US"/>
-              </w:rPr>
-              <w:t xml:space="preserve"> </w:t>
-            </w:r>
-            <w:proofErr w:type="spellStart"/>
-            <w:r>
-              <w:rPr>
-                <w:rFonts w:ascii="Times New Roman" w:hAnsi="Times New Roman" w:cs="Times New Roman"/>
-                <w:lang w:val="en-US"/>
-              </w:rPr>
-              <w:t>analisis</w:t>
-            </w:r>
-            <w:proofErr w:type="spellEnd"/>
-            <w:r>
-              <w:rPr>
-                <w:rFonts w:ascii="Times New Roman" w:hAnsi="Times New Roman" w:cs="Times New Roman"/>
-                <w:lang w:val="en-US"/>
-              </w:rPr>
-              <w:t xml:space="preserve"> </w:t>
-            </w:r>
-            <w:proofErr w:type="spellStart"/>
-            <w:r>
-              <w:rPr>
-                <w:rFonts w:ascii="Times New Roman" w:hAnsi="Times New Roman" w:cs="Times New Roman"/>
-                <w:lang w:val="en-US"/>
-              </w:rPr>
-              <w:t>pola</w:t>
-            </w:r>
-            <w:proofErr w:type="spellEnd"/>
-            <w:r>
-              <w:rPr>
-                <w:rFonts w:ascii="Times New Roman" w:hAnsi="Times New Roman" w:cs="Times New Roman"/>
-                <w:lang w:val="en-US"/>
-              </w:rPr>
-              <w:t xml:space="preserve"> dan decode.</w:t>
+              <w:t>Soal enkripsi &amp; dekripsi — dari kriptografi klasik sampai transformasi data modern. Fokus pada teknik analisis pola dan decode.</w:t>
             </w:r>
           </w:p>
         </w:tc>
@@ -3830,165 +2457,12 @@
                 <w:lang w:val="en-US"/>
               </w:rPr>
             </w:pPr>
-            <w:proofErr w:type="spellStart"/>
             <w:r>
               <w:rPr>
                 <w:rFonts w:ascii="Times New Roman" w:hAnsi="Times New Roman" w:cs="Times New Roman"/>
                 <w:lang w:val="en-US"/>
               </w:rPr>
-              <w:t>Analisis</w:t>
-            </w:r>
-            <w:proofErr w:type="spellEnd"/>
-            <w:r>
-              <w:rPr>
-                <w:rFonts w:ascii="Times New Roman" w:hAnsi="Times New Roman" w:cs="Times New Roman"/>
-                <w:lang w:val="en-US"/>
-              </w:rPr>
-              <w:t xml:space="preserve"> program/biner </w:t>
-            </w:r>
-            <w:proofErr w:type="spellStart"/>
-            <w:r>
-              <w:rPr>
-                <w:rFonts w:ascii="Times New Roman" w:hAnsi="Times New Roman" w:cs="Times New Roman"/>
-                <w:lang w:val="en-US"/>
-              </w:rPr>
-              <w:t>secara</w:t>
-            </w:r>
-            <w:proofErr w:type="spellEnd"/>
-            <w:r>
-              <w:rPr>
-                <w:rFonts w:ascii="Times New Roman" w:hAnsi="Times New Roman" w:cs="Times New Roman"/>
-                <w:lang w:val="en-US"/>
-              </w:rPr>
-              <w:t xml:space="preserve"> statis </w:t>
-            </w:r>
-            <w:proofErr w:type="spellStart"/>
-            <w:r>
-              <w:rPr>
-                <w:rFonts w:ascii="Times New Roman" w:hAnsi="Times New Roman" w:cs="Times New Roman"/>
-                <w:lang w:val="en-US"/>
-              </w:rPr>
-              <w:t>atau</w:t>
-            </w:r>
-            <w:proofErr w:type="spellEnd"/>
-            <w:r>
-              <w:rPr>
-                <w:rFonts w:ascii="Times New Roman" w:hAnsi="Times New Roman" w:cs="Times New Roman"/>
-                <w:lang w:val="en-US"/>
-              </w:rPr>
-              <w:t xml:space="preserve"> </w:t>
-            </w:r>
-            <w:proofErr w:type="spellStart"/>
-            <w:r>
-              <w:rPr>
-                <w:rFonts w:ascii="Times New Roman" w:hAnsi="Times New Roman" w:cs="Times New Roman"/>
-                <w:lang w:val="en-US"/>
-              </w:rPr>
-              <w:t>dinamis</w:t>
-            </w:r>
-            <w:proofErr w:type="spellEnd"/>
-            <w:r>
-              <w:rPr>
-                <w:rFonts w:ascii="Times New Roman" w:hAnsi="Times New Roman" w:cs="Times New Roman"/>
-                <w:lang w:val="en-US"/>
-              </w:rPr>
-              <w:t xml:space="preserve"> </w:t>
-            </w:r>
-            <w:proofErr w:type="spellStart"/>
-            <w:r>
-              <w:rPr>
-                <w:rFonts w:ascii="Times New Roman" w:hAnsi="Times New Roman" w:cs="Times New Roman"/>
-                <w:lang w:val="en-US"/>
-              </w:rPr>
-              <w:t>tanpa</w:t>
-            </w:r>
-            <w:proofErr w:type="spellEnd"/>
-            <w:r>
-              <w:rPr>
-                <w:rFonts w:ascii="Times New Roman" w:hAnsi="Times New Roman" w:cs="Times New Roman"/>
-                <w:lang w:val="en-US"/>
-              </w:rPr>
-              <w:t xml:space="preserve"> </w:t>
-            </w:r>
-            <w:proofErr w:type="spellStart"/>
-            <w:r>
-              <w:rPr>
-                <w:rFonts w:ascii="Times New Roman" w:hAnsi="Times New Roman" w:cs="Times New Roman"/>
-                <w:lang w:val="en-US"/>
-              </w:rPr>
-              <w:t>perlu</w:t>
-            </w:r>
-            <w:proofErr w:type="spellEnd"/>
-            <w:r>
-              <w:rPr>
-                <w:rFonts w:ascii="Times New Roman" w:hAnsi="Times New Roman" w:cs="Times New Roman"/>
-                <w:lang w:val="en-US"/>
-              </w:rPr>
-              <w:t xml:space="preserve"> </w:t>
-            </w:r>
-            <w:proofErr w:type="spellStart"/>
-            <w:r>
-              <w:rPr>
-                <w:rFonts w:ascii="Times New Roman" w:hAnsi="Times New Roman" w:cs="Times New Roman"/>
-                <w:lang w:val="en-US"/>
-              </w:rPr>
-              <w:t>akses</w:t>
-            </w:r>
-            <w:proofErr w:type="spellEnd"/>
-            <w:r>
-              <w:rPr>
-                <w:rFonts w:ascii="Times New Roman" w:hAnsi="Times New Roman" w:cs="Times New Roman"/>
-                <w:lang w:val="en-US"/>
-              </w:rPr>
-              <w:t xml:space="preserve"> server. </w:t>
-            </w:r>
-            <w:proofErr w:type="spellStart"/>
-            <w:r>
-              <w:rPr>
-                <w:rFonts w:ascii="Times New Roman" w:hAnsi="Times New Roman" w:cs="Times New Roman"/>
-                <w:lang w:val="en-US"/>
-              </w:rPr>
-              <w:t>Melatih</w:t>
-            </w:r>
-            <w:proofErr w:type="spellEnd"/>
-            <w:r>
-              <w:rPr>
-                <w:rFonts w:ascii="Times New Roman" w:hAnsi="Times New Roman" w:cs="Times New Roman"/>
-                <w:lang w:val="en-US"/>
-              </w:rPr>
-              <w:t xml:space="preserve"> </w:t>
-            </w:r>
-            <w:proofErr w:type="spellStart"/>
-            <w:r>
-              <w:rPr>
-                <w:rFonts w:ascii="Times New Roman" w:hAnsi="Times New Roman" w:cs="Times New Roman"/>
-                <w:lang w:val="en-US"/>
-              </w:rPr>
-              <w:t>pemahaman</w:t>
-            </w:r>
-            <w:proofErr w:type="spellEnd"/>
-            <w:r>
-              <w:rPr>
-                <w:rFonts w:ascii="Times New Roman" w:hAnsi="Times New Roman" w:cs="Times New Roman"/>
-                <w:lang w:val="en-US"/>
-              </w:rPr>
-              <w:t xml:space="preserve"> assembly, format file, dan </w:t>
-            </w:r>
-            <w:proofErr w:type="spellStart"/>
-            <w:r>
-              <w:rPr>
-                <w:rFonts w:ascii="Times New Roman" w:hAnsi="Times New Roman" w:cs="Times New Roman"/>
-                <w:lang w:val="en-US"/>
-              </w:rPr>
-              <w:t>logika</w:t>
-            </w:r>
-            <w:proofErr w:type="spellEnd"/>
-            <w:r>
-              <w:rPr>
-                <w:rFonts w:ascii="Times New Roman" w:hAnsi="Times New Roman" w:cs="Times New Roman"/>
-                <w:lang w:val="en-US"/>
-              </w:rPr>
-              <w:t xml:space="preserve"> program.</w:t>
+              <w:t>Analisis program/biner secara statis atau dinamis tanpa perlu akses server. Melatih pemahaman assembly, format file, dan logika program.</w:t>
             </w:r>
           </w:p>
         </w:tc>
@@ -4005,63 +2479,13 @@
                 <w:lang w:val="en-US"/>
               </w:rPr>
             </w:pPr>
-            <w:proofErr w:type="spellStart"/>
             <w:r>
               <w:rPr>
                 <w:rFonts w:ascii="Times New Roman" w:hAnsi="Times New Roman" w:cs="Times New Roman"/>
                 <w:lang w:val="en-US"/>
               </w:rPr>
-              <w:t>Analisis</w:t>
-            </w:r>
-            <w:proofErr w:type="spellEnd"/>
-            <w:r>
-              <w:rPr>
-                <w:rFonts w:ascii="Times New Roman" w:hAnsi="Times New Roman" w:cs="Times New Roman"/>
-                <w:lang w:val="en-US"/>
-              </w:rPr>
-              <w:t xml:space="preserve"> file .exe</w:t>
-            </w:r>
-            <w:proofErr w:type="gramStart"/>
-            <w:r>
-              <w:rPr>
-                <w:rFonts w:ascii="Times New Roman" w:hAnsi="Times New Roman" w:cs="Times New Roman"/>
-                <w:lang w:val="en-US"/>
-              </w:rPr>
-              <w:t>/.elf</w:t>
-            </w:r>
-            <w:proofErr w:type="gramEnd"/>
-            <w:r>
-              <w:rPr>
-                <w:rFonts w:ascii="Times New Roman" w:hAnsi="Times New Roman" w:cs="Times New Roman"/>
-                <w:lang w:val="en-US"/>
-              </w:rPr>
-              <w:t xml:space="preserve"> (statis), </w:t>
-            </w:r>
-            <w:proofErr w:type="spellStart"/>
-            <w:r>
-              <w:rPr>
-                <w:rFonts w:ascii="Times New Roman" w:hAnsi="Times New Roman" w:cs="Times New Roman"/>
-                <w:lang w:val="en-US"/>
-              </w:rPr>
-              <w:t>dekompilasi</w:t>
-            </w:r>
-            <w:proofErr w:type="spellEnd"/>
-            <w:r>
-              <w:rPr>
-                <w:rFonts w:ascii="Times New Roman" w:hAnsi="Times New Roman" w:cs="Times New Roman"/>
-                <w:lang w:val="en-US"/>
-              </w:rPr>
-              <w:t xml:space="preserve"> </w:t>
-            </w:r>
-            <w:proofErr w:type="spellStart"/>
-            <w:r>
-              <w:rPr>
-                <w:rFonts w:ascii="Times New Roman" w:hAnsi="Times New Roman" w:cs="Times New Roman"/>
-                <w:lang w:val="en-US"/>
-              </w:rPr>
-              <w:t>sederhana</w:t>
-            </w:r>
-            <w:proofErr w:type="spellEnd"/>
+              <w:t>Analisis file .exe/.elf (statis), dekompilasi sederhana</w:t>
+            </w:r>
           </w:p>
         </w:tc>
       </w:tr>
@@ -4079,7 +2503,6 @@
                 <w:lang w:val="en-US"/>
               </w:rPr>
             </w:pPr>
-            <w:proofErr w:type="spellStart"/>
             <w:r>
               <w:rPr>
                 <w:rFonts w:ascii="Times New Roman" w:hAnsi="Times New Roman" w:cs="Times New Roman"/>
@@ -4089,7 +2512,6 @@
               </w:rPr>
               <w:t>Pwn</w:t>
             </w:r>
-            <w:proofErr w:type="spellEnd"/>
           </w:p>
         </w:tc>
         <w:tc>
@@ -4105,55 +2527,13 @@
                 <w:lang w:val="en-US"/>
               </w:rPr>
             </w:pPr>
-            <w:proofErr w:type="spellStart"/>
             <w:r>
               <w:rPr>
                 <w:rFonts w:ascii="Times New Roman" w:hAnsi="Times New Roman" w:cs="Times New Roman"/>
                 <w:lang w:val="en-US"/>
               </w:rPr>
-              <w:t>Eksploitasi</w:t>
-            </w:r>
-            <w:proofErr w:type="spellEnd"/>
-            <w:r>
-              <w:rPr>
-                <w:rFonts w:ascii="Times New Roman" w:hAnsi="Times New Roman" w:cs="Times New Roman"/>
-                <w:lang w:val="en-US"/>
-              </w:rPr>
-              <w:t xml:space="preserve"> </w:t>
-            </w:r>
-            <w:proofErr w:type="spellStart"/>
-            <w:r>
-              <w:rPr>
-                <w:rFonts w:ascii="Times New Roman" w:hAnsi="Times New Roman" w:cs="Times New Roman"/>
-                <w:lang w:val="en-US"/>
-              </w:rPr>
-              <w:t>memori</w:t>
-            </w:r>
-            <w:proofErr w:type="spellEnd"/>
-            <w:r>
-              <w:rPr>
-                <w:rFonts w:ascii="Times New Roman" w:hAnsi="Times New Roman" w:cs="Times New Roman"/>
-                <w:lang w:val="en-US"/>
-              </w:rPr>
-              <w:t xml:space="preserve"> dan remote exploitation yang </w:t>
-            </w:r>
-            <w:proofErr w:type="spellStart"/>
-            <w:r>
-              <w:rPr>
-                <w:rFonts w:ascii="Times New Roman" w:hAnsi="Times New Roman" w:cs="Times New Roman"/>
-                <w:lang w:val="en-US"/>
-              </w:rPr>
-              <w:t>biasanya</w:t>
-            </w:r>
-            <w:proofErr w:type="spellEnd"/>
-            <w:r>
-              <w:rPr>
-                <w:rFonts w:ascii="Times New Roman" w:hAnsi="Times New Roman" w:cs="Times New Roman"/>
-                <w:lang w:val="en-US"/>
-              </w:rPr>
-              <w:t xml:space="preserve"> </w:t>
-            </w:r>
-            <w:proofErr w:type="spellStart"/>
+              <w:t xml:space="preserve">Eksploitasi memori dan remote exploitation yang biasanya </w:t>
+            </w:r>
             <w:r>
               <w:rPr>
                 <w:rFonts w:ascii="Times New Roman" w:hAnsi="Times New Roman" w:cs="Times New Roman"/>
@@ -4161,69 +2541,8 @@
                 <w:bCs/>
                 <w:lang w:val="en-US"/>
               </w:rPr>
-              <w:t>membutuhkan</w:t>
-            </w:r>
-            <w:proofErr w:type="spellEnd"/>
-            <w:r>
-              <w:rPr>
-                <w:rFonts w:ascii="Times New Roman" w:hAnsi="Times New Roman" w:cs="Times New Roman"/>
-                <w:b/>
-                <w:bCs/>
-                <w:lang w:val="en-US"/>
-              </w:rPr>
-              <w:t xml:space="preserve"> </w:t>
-            </w:r>
-            <w:proofErr w:type="spellStart"/>
-            <w:r>
-              <w:rPr>
-                <w:rFonts w:ascii="Times New Roman" w:hAnsi="Times New Roman" w:cs="Times New Roman"/>
-                <w:b/>
-                <w:bCs/>
-                <w:lang w:val="en-US"/>
-              </w:rPr>
-              <w:t>akses</w:t>
-            </w:r>
-            <w:proofErr w:type="spellEnd"/>
-            <w:r>
-              <w:rPr>
-                <w:rFonts w:ascii="Times New Roman" w:hAnsi="Times New Roman" w:cs="Times New Roman"/>
-                <w:b/>
-                <w:bCs/>
-                <w:lang w:val="en-US"/>
-              </w:rPr>
-              <w:t xml:space="preserve"> server/target yang </w:t>
-            </w:r>
-            <w:proofErr w:type="spellStart"/>
-            <w:r>
-              <w:rPr>
-                <w:rFonts w:ascii="Times New Roman" w:hAnsi="Times New Roman" w:cs="Times New Roman"/>
-                <w:b/>
-                <w:bCs/>
-                <w:lang w:val="en-US"/>
-              </w:rPr>
-              <w:t>bisa</w:t>
-            </w:r>
-            <w:proofErr w:type="spellEnd"/>
-            <w:r>
-              <w:rPr>
-                <w:rFonts w:ascii="Times New Roman" w:hAnsi="Times New Roman" w:cs="Times New Roman"/>
-                <w:b/>
-                <w:bCs/>
-                <w:lang w:val="en-US"/>
-              </w:rPr>
-              <w:t xml:space="preserve"> </w:t>
-            </w:r>
-            <w:proofErr w:type="spellStart"/>
-            <w:r>
-              <w:rPr>
-                <w:rFonts w:ascii="Times New Roman" w:hAnsi="Times New Roman" w:cs="Times New Roman"/>
-                <w:b/>
-                <w:bCs/>
-                <w:lang w:val="en-US"/>
-              </w:rPr>
-              <w:t>dieksploitasi</w:t>
-            </w:r>
-            <w:proofErr w:type="spellEnd"/>
+              <w:t>membutuhkan akses server/target yang bisa dieksploitasi</w:t>
+            </w:r>
             <w:r>
               <w:rPr>
                 <w:rFonts w:ascii="Times New Roman" w:hAnsi="Times New Roman" w:cs="Times New Roman"/>
@@ -4253,127 +2572,7 @@
                 <w:iCs/>
                 <w:lang w:val="en-US"/>
               </w:rPr>
-              <w:t>(</w:t>
-            </w:r>
-            <w:proofErr w:type="spellStart"/>
-            <w:r>
-              <w:rPr>
-                <w:rFonts w:ascii="Times New Roman" w:hAnsi="Times New Roman" w:cs="Times New Roman"/>
-                <w:i/>
-                <w:iCs/>
-                <w:lang w:val="en-US"/>
-              </w:rPr>
-              <w:t>Kategori</w:t>
-            </w:r>
-            <w:proofErr w:type="spellEnd"/>
-            <w:r>
-              <w:rPr>
-                <w:rFonts w:ascii="Times New Roman" w:hAnsi="Times New Roman" w:cs="Times New Roman"/>
-                <w:i/>
-                <w:iCs/>
-                <w:lang w:val="en-US"/>
-              </w:rPr>
-              <w:t xml:space="preserve"> </w:t>
-            </w:r>
-            <w:proofErr w:type="spellStart"/>
-            <w:r>
-              <w:rPr>
-                <w:rFonts w:ascii="Times New Roman" w:hAnsi="Times New Roman" w:cs="Times New Roman"/>
-                <w:i/>
-                <w:iCs/>
-                <w:lang w:val="en-US"/>
-              </w:rPr>
-              <w:t>Pwn</w:t>
-            </w:r>
-            <w:proofErr w:type="spellEnd"/>
-            <w:r>
-              <w:rPr>
-                <w:rFonts w:ascii="Times New Roman" w:hAnsi="Times New Roman" w:cs="Times New Roman"/>
-                <w:i/>
-                <w:iCs/>
-                <w:lang w:val="en-US"/>
-              </w:rPr>
-              <w:t xml:space="preserve"> </w:t>
-            </w:r>
-            <w:proofErr w:type="spellStart"/>
-            <w:r>
-              <w:rPr>
-                <w:rFonts w:ascii="Times New Roman" w:hAnsi="Times New Roman" w:cs="Times New Roman"/>
-                <w:i/>
-                <w:iCs/>
-                <w:lang w:val="en-US"/>
-              </w:rPr>
-              <w:t>biasanya</w:t>
-            </w:r>
-            <w:proofErr w:type="spellEnd"/>
-            <w:r>
-              <w:rPr>
-                <w:rFonts w:ascii="Times New Roman" w:hAnsi="Times New Roman" w:cs="Times New Roman"/>
-                <w:i/>
-                <w:iCs/>
-                <w:lang w:val="en-US"/>
-              </w:rPr>
-              <w:t xml:space="preserve"> </w:t>
-            </w:r>
-            <w:proofErr w:type="spellStart"/>
-            <w:r>
-              <w:rPr>
-                <w:rFonts w:ascii="Times New Roman" w:hAnsi="Times New Roman" w:cs="Times New Roman"/>
-                <w:i/>
-                <w:iCs/>
-                <w:lang w:val="en-US"/>
-              </w:rPr>
-              <w:t>butuh</w:t>
-            </w:r>
-            <w:proofErr w:type="spellEnd"/>
-            <w:r>
-              <w:rPr>
-                <w:rFonts w:ascii="Times New Roman" w:hAnsi="Times New Roman" w:cs="Times New Roman"/>
-                <w:i/>
-                <w:iCs/>
-                <w:lang w:val="en-US"/>
-              </w:rPr>
-              <w:t xml:space="preserve"> </w:t>
-            </w:r>
-            <w:proofErr w:type="spellStart"/>
-            <w:r>
-              <w:rPr>
-                <w:rFonts w:ascii="Times New Roman" w:hAnsi="Times New Roman" w:cs="Times New Roman"/>
-                <w:i/>
-                <w:iCs/>
-                <w:lang w:val="en-US"/>
-              </w:rPr>
-              <w:t>layanan</w:t>
-            </w:r>
-            <w:proofErr w:type="spellEnd"/>
-            <w:r>
-              <w:rPr>
-                <w:rFonts w:ascii="Times New Roman" w:hAnsi="Times New Roman" w:cs="Times New Roman"/>
-                <w:i/>
-                <w:iCs/>
-                <w:lang w:val="en-US"/>
-              </w:rPr>
-              <w:t xml:space="preserve">/target </w:t>
-            </w:r>
-            <w:proofErr w:type="spellStart"/>
-            <w:r>
-              <w:rPr>
-                <w:rFonts w:ascii="Times New Roman" w:hAnsi="Times New Roman" w:cs="Times New Roman"/>
-                <w:i/>
-                <w:iCs/>
-                <w:lang w:val="en-US"/>
-              </w:rPr>
-              <w:t>berjalan</w:t>
-            </w:r>
-            <w:proofErr w:type="spellEnd"/>
-            <w:r>
-              <w:rPr>
-                <w:rFonts w:ascii="Times New Roman" w:hAnsi="Times New Roman" w:cs="Times New Roman"/>
-                <w:i/>
-                <w:iCs/>
-                <w:lang w:val="en-US"/>
-              </w:rPr>
-              <w:t>)</w:t>
+              <w:t>(Kategori Pwn biasanya butuh layanan/target berjalan)</w:t>
             </w:r>
           </w:p>
         </w:tc>
@@ -4416,165 +2615,12 @@
                 <w:lang w:val="en-US"/>
               </w:rPr>
             </w:pPr>
-            <w:proofErr w:type="gramStart"/>
             <w:r>
               <w:rPr>
                 <w:rFonts w:ascii="Times New Roman" w:hAnsi="Times New Roman" w:cs="Times New Roman"/>
                 <w:lang w:val="en-US"/>
               </w:rPr>
-              <w:t>Open Source</w:t>
-            </w:r>
-            <w:proofErr w:type="gramEnd"/>
-            <w:r>
-              <w:rPr>
-                <w:rFonts w:ascii="Times New Roman" w:hAnsi="Times New Roman" w:cs="Times New Roman"/>
-                <w:lang w:val="en-US"/>
-              </w:rPr>
-              <w:t xml:space="preserve"> Intelligence — </w:t>
-            </w:r>
-            <w:proofErr w:type="spellStart"/>
-            <w:r>
-              <w:rPr>
-                <w:rFonts w:ascii="Times New Roman" w:hAnsi="Times New Roman" w:cs="Times New Roman"/>
-                <w:lang w:val="en-US"/>
-              </w:rPr>
-              <w:t>cari</w:t>
-            </w:r>
-            <w:proofErr w:type="spellEnd"/>
-            <w:r>
-              <w:rPr>
-                <w:rFonts w:ascii="Times New Roman" w:hAnsi="Times New Roman" w:cs="Times New Roman"/>
-                <w:lang w:val="en-US"/>
-              </w:rPr>
-              <w:t xml:space="preserve"> </w:t>
-            </w:r>
-            <w:proofErr w:type="spellStart"/>
-            <w:r>
-              <w:rPr>
-                <w:rFonts w:ascii="Times New Roman" w:hAnsi="Times New Roman" w:cs="Times New Roman"/>
-                <w:lang w:val="en-US"/>
-              </w:rPr>
-              <w:t>informasi</w:t>
-            </w:r>
-            <w:proofErr w:type="spellEnd"/>
-            <w:r>
-              <w:rPr>
-                <w:rFonts w:ascii="Times New Roman" w:hAnsi="Times New Roman" w:cs="Times New Roman"/>
-                <w:lang w:val="en-US"/>
-              </w:rPr>
-              <w:t xml:space="preserve"> </w:t>
-            </w:r>
-            <w:proofErr w:type="spellStart"/>
-            <w:r>
-              <w:rPr>
-                <w:rFonts w:ascii="Times New Roman" w:hAnsi="Times New Roman" w:cs="Times New Roman"/>
-                <w:lang w:val="en-US"/>
-              </w:rPr>
-              <w:t>dari</w:t>
-            </w:r>
-            <w:proofErr w:type="spellEnd"/>
-            <w:r>
-              <w:rPr>
-                <w:rFonts w:ascii="Times New Roman" w:hAnsi="Times New Roman" w:cs="Times New Roman"/>
-                <w:lang w:val="en-US"/>
-              </w:rPr>
-              <w:t xml:space="preserve"> </w:t>
-            </w:r>
-            <w:proofErr w:type="spellStart"/>
-            <w:r>
-              <w:rPr>
-                <w:rFonts w:ascii="Times New Roman" w:hAnsi="Times New Roman" w:cs="Times New Roman"/>
-                <w:lang w:val="en-US"/>
-              </w:rPr>
-              <w:t>sumber</w:t>
-            </w:r>
-            <w:proofErr w:type="spellEnd"/>
-            <w:r>
-              <w:rPr>
-                <w:rFonts w:ascii="Times New Roman" w:hAnsi="Times New Roman" w:cs="Times New Roman"/>
-                <w:lang w:val="en-US"/>
-              </w:rPr>
-              <w:t xml:space="preserve"> </w:t>
-            </w:r>
-            <w:proofErr w:type="spellStart"/>
-            <w:r>
-              <w:rPr>
-                <w:rFonts w:ascii="Times New Roman" w:hAnsi="Times New Roman" w:cs="Times New Roman"/>
-                <w:lang w:val="en-US"/>
-              </w:rPr>
-              <w:t>publik</w:t>
-            </w:r>
-            <w:proofErr w:type="spellEnd"/>
-            <w:r>
-              <w:rPr>
-                <w:rFonts w:ascii="Times New Roman" w:hAnsi="Times New Roman" w:cs="Times New Roman"/>
-                <w:lang w:val="en-US"/>
-              </w:rPr>
-              <w:t xml:space="preserve"> (web, media </w:t>
-            </w:r>
-            <w:proofErr w:type="spellStart"/>
-            <w:r>
-              <w:rPr>
-                <w:rFonts w:ascii="Times New Roman" w:hAnsi="Times New Roman" w:cs="Times New Roman"/>
-                <w:lang w:val="en-US"/>
-              </w:rPr>
-              <w:t>sosial</w:t>
-            </w:r>
-            <w:proofErr w:type="spellEnd"/>
-            <w:r>
-              <w:rPr>
-                <w:rFonts w:ascii="Times New Roman" w:hAnsi="Times New Roman" w:cs="Times New Roman"/>
-                <w:lang w:val="en-US"/>
-              </w:rPr>
-              <w:t xml:space="preserve">, DNS, </w:t>
-            </w:r>
-            <w:proofErr w:type="spellStart"/>
-            <w:r>
-              <w:rPr>
-                <w:rFonts w:ascii="Times New Roman" w:hAnsi="Times New Roman" w:cs="Times New Roman"/>
-                <w:lang w:val="en-US"/>
-              </w:rPr>
-              <w:t>dsb</w:t>
-            </w:r>
-            <w:proofErr w:type="spellEnd"/>
-            <w:r>
-              <w:rPr>
-                <w:rFonts w:ascii="Times New Roman" w:hAnsi="Times New Roman" w:cs="Times New Roman"/>
-                <w:lang w:val="en-US"/>
-              </w:rPr>
-              <w:t xml:space="preserve">.) </w:t>
-            </w:r>
-            <w:proofErr w:type="spellStart"/>
-            <w:r>
-              <w:rPr>
-                <w:rFonts w:ascii="Times New Roman" w:hAnsi="Times New Roman" w:cs="Times New Roman"/>
-                <w:lang w:val="en-US"/>
-              </w:rPr>
-              <w:t>untuk</w:t>
-            </w:r>
-            <w:proofErr w:type="spellEnd"/>
-            <w:r>
-              <w:rPr>
-                <w:rFonts w:ascii="Times New Roman" w:hAnsi="Times New Roman" w:cs="Times New Roman"/>
-                <w:lang w:val="en-US"/>
-              </w:rPr>
-              <w:t xml:space="preserve"> </w:t>
-            </w:r>
-            <w:proofErr w:type="spellStart"/>
-            <w:r>
-              <w:rPr>
-                <w:rFonts w:ascii="Times New Roman" w:hAnsi="Times New Roman" w:cs="Times New Roman"/>
-                <w:lang w:val="en-US"/>
-              </w:rPr>
-              <w:t>menemukan</w:t>
-            </w:r>
-            <w:proofErr w:type="spellEnd"/>
-            <w:r>
-              <w:rPr>
-                <w:rFonts w:ascii="Times New Roman" w:hAnsi="Times New Roman" w:cs="Times New Roman"/>
-                <w:lang w:val="en-US"/>
-              </w:rPr>
-              <w:t xml:space="preserve"> clue/flag.</w:t>
+              <w:t>Open Source Intelligence — cari informasi dari sumber publik (web, media sosial, DNS, dsb.) untuk menemukan clue/flag.</w:t>
             </w:r>
           </w:p>
         </w:tc>
@@ -4591,79 +2637,13 @@
                 <w:lang w:val="en-US"/>
               </w:rPr>
             </w:pPr>
-            <w:proofErr w:type="spellStart"/>
             <w:r>
               <w:rPr>
                 <w:rFonts w:ascii="Times New Roman" w:hAnsi="Times New Roman" w:cs="Times New Roman"/>
                 <w:lang w:val="en-US"/>
               </w:rPr>
-              <w:t>Penelusuran</w:t>
-            </w:r>
-            <w:proofErr w:type="spellEnd"/>
-            <w:r>
-              <w:rPr>
-                <w:rFonts w:ascii="Times New Roman" w:hAnsi="Times New Roman" w:cs="Times New Roman"/>
-                <w:lang w:val="en-US"/>
-              </w:rPr>
-              <w:t xml:space="preserve"> web, </w:t>
-            </w:r>
-            <w:proofErr w:type="spellStart"/>
-            <w:r>
-              <w:rPr>
-                <w:rFonts w:ascii="Times New Roman" w:hAnsi="Times New Roman" w:cs="Times New Roman"/>
-                <w:lang w:val="en-US"/>
-              </w:rPr>
-              <w:t>analisis</w:t>
-            </w:r>
-            <w:proofErr w:type="spellEnd"/>
-            <w:r>
-              <w:rPr>
-                <w:rFonts w:ascii="Times New Roman" w:hAnsi="Times New Roman" w:cs="Times New Roman"/>
-                <w:lang w:val="en-US"/>
-              </w:rPr>
-              <w:t xml:space="preserve"> metadata </w:t>
-            </w:r>
-            <w:proofErr w:type="spellStart"/>
-            <w:r>
-              <w:rPr>
-                <w:rFonts w:ascii="Times New Roman" w:hAnsi="Times New Roman" w:cs="Times New Roman"/>
-                <w:lang w:val="en-US"/>
-              </w:rPr>
-              <w:t>publik</w:t>
-            </w:r>
-            <w:proofErr w:type="spellEnd"/>
-            <w:r>
-              <w:rPr>
-                <w:rFonts w:ascii="Times New Roman" w:hAnsi="Times New Roman" w:cs="Times New Roman"/>
-                <w:lang w:val="en-US"/>
-              </w:rPr>
-              <w:t xml:space="preserve">, </w:t>
-            </w:r>
-            <w:proofErr w:type="spellStart"/>
-            <w:r>
-              <w:rPr>
-                <w:rFonts w:ascii="Times New Roman" w:hAnsi="Times New Roman" w:cs="Times New Roman"/>
-                <w:lang w:val="en-US"/>
-              </w:rPr>
-              <w:t>investigasi</w:t>
-            </w:r>
-            <w:proofErr w:type="spellEnd"/>
-            <w:r>
-              <w:rPr>
-                <w:rFonts w:ascii="Times New Roman" w:hAnsi="Times New Roman" w:cs="Times New Roman"/>
-                <w:lang w:val="en-US"/>
-              </w:rPr>
-              <w:t xml:space="preserve"> </w:t>
-            </w:r>
-            <w:proofErr w:type="spellStart"/>
-            <w:r>
-              <w:rPr>
-                <w:rFonts w:ascii="Times New Roman" w:hAnsi="Times New Roman" w:cs="Times New Roman"/>
-                <w:lang w:val="en-US"/>
-              </w:rPr>
-              <w:t>akun</w:t>
-            </w:r>
-            <w:proofErr w:type="spellEnd"/>
+              <w:t>Penelusuran web, analisis metadata publik, investigasi akun</w:t>
+            </w:r>
           </w:p>
         </w:tc>
       </w:tr>
@@ -4818,27 +2798,17 @@
         </w:rPr>
         <w:t xml:space="preserve">Buka </w:t>
       </w:r>
-      <w:r>
-        <w:fldChar w:fldCharType="begin"/>
-      </w:r>
-      <w:r>
-        <w:instrText>HYPERLINK "https://ctf.ariaf.my.id/" \t "_new" \h</w:instrText>
-      </w:r>
-      <w:r>
-        <w:fldChar w:fldCharType="separate"/>
-      </w:r>
-      <w:r>
-        <w:rPr>
-          <w:rStyle w:val="Hyperlink"/>
-          <w:rFonts w:ascii="Times New Roman" w:hAnsi="Times New Roman" w:cs="Times New Roman"/>
-          <w:sz w:val="24"/>
-          <w:szCs w:val="24"/>
-        </w:rPr>
-        <w:t>https://</w:t>
-      </w:r>
-      <w:r>
-        <w:fldChar w:fldCharType="end"/>
-      </w:r>
+      <w:hyperlink r:id="rId12" w:tgtFrame="_new">
+        <w:r>
+          <w:rPr>
+            <w:rStyle w:val="Hyperlink"/>
+            <w:rFonts w:ascii="Times New Roman" w:hAnsi="Times New Roman" w:cs="Times New Roman"/>
+            <w:sz w:val="24"/>
+            <w:szCs w:val="24"/>
+          </w:rPr>
+          <w:t>https://</w:t>
+        </w:r>
+      </w:hyperlink>
       <w:r>
         <w:rPr>
           <w:rStyle w:val="Hyperlink"/>
@@ -4961,67 +2931,7 @@
           <w:szCs w:val="24"/>
           <w:lang w:val="en-US"/>
         </w:rPr>
-        <w:t>Username (</w:t>
-      </w:r>
-      <w:proofErr w:type="spellStart"/>
-      <w:r>
-        <w:rPr>
-          <w:rFonts w:ascii="Times New Roman" w:eastAsia="Times New Roman" w:hAnsi="Times New Roman" w:cs="Times New Roman"/>
-          <w:sz w:val="24"/>
-          <w:szCs w:val="24"/>
-          <w:lang w:val="en-US"/>
-        </w:rPr>
-        <w:t>bebas</w:t>
-      </w:r>
-      <w:proofErr w:type="spellEnd"/>
-      <w:r>
-        <w:rPr>
-          <w:rFonts w:ascii="Times New Roman" w:eastAsia="Times New Roman" w:hAnsi="Times New Roman" w:cs="Times New Roman"/>
-          <w:sz w:val="24"/>
-          <w:szCs w:val="24"/>
-          <w:lang w:val="en-US"/>
-        </w:rPr>
-        <w:t xml:space="preserve"> </w:t>
-      </w:r>
-      <w:proofErr w:type="spellStart"/>
-      <w:r>
-        <w:rPr>
-          <w:rFonts w:ascii="Times New Roman" w:eastAsia="Times New Roman" w:hAnsi="Times New Roman" w:cs="Times New Roman"/>
-          <w:sz w:val="24"/>
-          <w:szCs w:val="24"/>
-          <w:lang w:val="en-US"/>
-        </w:rPr>
-        <w:t>tapi</w:t>
-      </w:r>
-      <w:proofErr w:type="spellEnd"/>
-      <w:r>
-        <w:rPr>
-          <w:rFonts w:ascii="Times New Roman" w:eastAsia="Times New Roman" w:hAnsi="Times New Roman" w:cs="Times New Roman"/>
-          <w:sz w:val="24"/>
-          <w:szCs w:val="24"/>
-          <w:lang w:val="en-US"/>
-        </w:rPr>
-        <w:t xml:space="preserve"> </w:t>
-      </w:r>
-      <w:proofErr w:type="spellStart"/>
-      <w:r>
-        <w:rPr>
-          <w:rFonts w:ascii="Times New Roman" w:eastAsia="Times New Roman" w:hAnsi="Times New Roman" w:cs="Times New Roman"/>
-          <w:sz w:val="24"/>
-          <w:szCs w:val="24"/>
-          <w:lang w:val="en-US"/>
-        </w:rPr>
-        <w:t>unik</w:t>
-      </w:r>
-      <w:proofErr w:type="spellEnd"/>
-      <w:r>
-        <w:rPr>
-          <w:rFonts w:ascii="Times New Roman" w:eastAsia="Times New Roman" w:hAnsi="Times New Roman" w:cs="Times New Roman"/>
-          <w:sz w:val="24"/>
-          <w:szCs w:val="24"/>
-          <w:lang w:val="en-US"/>
-        </w:rPr>
-        <w:t>)</w:t>
+        <w:t>Username (bebas tapi unik)</w:t>
       </w:r>
     </w:p>
     <w:p>
@@ -5183,7 +3093,7 @@
                     </pic:cNvPicPr>
                   </pic:nvPicPr>
                   <pic:blipFill>
-                    <a:blip r:embed="rId10"/>
+                    <a:blip r:embed="rId13"/>
                     <a:stretch>
                       <a:fillRect/>
                     </a:stretch>
@@ -5280,7 +3190,7 @@
                     </pic:cNvPicPr>
                   </pic:nvPicPr>
                   <pic:blipFill>
-                    <a:blip r:embed="rId11"/>
+                    <a:blip r:embed="rId14"/>
                     <a:stretch>
                       <a:fillRect/>
                     </a:stretch>
@@ -5731,7 +3641,7 @@
                     </pic:cNvPicPr>
                   </pic:nvPicPr>
                   <pic:blipFill>
-                    <a:blip r:embed="rId12"/>
+                    <a:blip r:embed="rId15"/>
                     <a:stretch>
                       <a:fillRect/>
                     </a:stretch>
@@ -5868,7 +3778,6 @@
           <w:lang w:val="en-US"/>
         </w:rPr>
       </w:pPr>
-      <w:proofErr w:type="spellStart"/>
       <w:r>
         <w:rPr>
           <w:rFonts w:ascii="Times New Roman" w:eastAsia="Times New Roman" w:hAnsi="Times New Roman" w:cs="Times New Roman"/>
@@ -5876,60 +3785,8 @@
           <w:szCs w:val="24"/>
           <w:lang w:val="en-US"/>
         </w:rPr>
-        <w:t>Setelah</w:t>
-      </w:r>
-      <w:proofErr w:type="spellEnd"/>
-      <w:r>
-        <w:rPr>
-          <w:rFonts w:ascii="Times New Roman" w:eastAsia="Times New Roman" w:hAnsi="Times New Roman" w:cs="Times New Roman"/>
-          <w:sz w:val="24"/>
-          <w:szCs w:val="24"/>
-          <w:lang w:val="en-US"/>
-        </w:rPr>
-        <w:t xml:space="preserve"> di-decode, </w:t>
-      </w:r>
-      <w:proofErr w:type="spellStart"/>
-      <w:r>
-        <w:rPr>
-          <w:rFonts w:ascii="Times New Roman" w:eastAsia="Times New Roman" w:hAnsi="Times New Roman" w:cs="Times New Roman"/>
-          <w:sz w:val="24"/>
-          <w:szCs w:val="24"/>
-          <w:lang w:val="en-US"/>
-        </w:rPr>
-        <w:t>diperoleh</w:t>
-      </w:r>
-      <w:proofErr w:type="spellEnd"/>
-      <w:r>
-        <w:rPr>
-          <w:rFonts w:ascii="Times New Roman" w:eastAsia="Times New Roman" w:hAnsi="Times New Roman" w:cs="Times New Roman"/>
-          <w:sz w:val="24"/>
-          <w:szCs w:val="24"/>
-          <w:lang w:val="en-US"/>
-        </w:rPr>
-        <w:t xml:space="preserve"> </w:t>
-      </w:r>
-      <w:proofErr w:type="spellStart"/>
-      <w:proofErr w:type="gramStart"/>
-      <w:r>
-        <w:rPr>
-          <w:rFonts w:ascii="Times New Roman" w:eastAsia="Times New Roman" w:hAnsi="Times New Roman" w:cs="Times New Roman"/>
-          <w:sz w:val="24"/>
-          <w:szCs w:val="24"/>
-          <w:lang w:val="en-US"/>
-        </w:rPr>
-        <w:t>hasil</w:t>
-      </w:r>
-      <w:proofErr w:type="spellEnd"/>
-      <w:r>
-        <w:rPr>
-          <w:rFonts w:ascii="Times New Roman" w:eastAsia="Times New Roman" w:hAnsi="Times New Roman" w:cs="Times New Roman"/>
-          <w:sz w:val="24"/>
-          <w:szCs w:val="24"/>
-          <w:lang w:val="en-US"/>
-        </w:rPr>
-        <w:t xml:space="preserve"> :</w:t>
-      </w:r>
-      <w:proofErr w:type="gramEnd"/>
+        <w:t>Setelah di-decode, diperoleh hasil :</w:t>
+      </w:r>
     </w:p>
     <w:p>
       <w:pPr>
@@ -5951,20 +3808,8 @@
           <w:szCs w:val="24"/>
           <w:lang w:val="en-US"/>
         </w:rPr>
-        <w:t>W2</w:t>
-      </w:r>
-      <w:proofErr w:type="gramStart"/>
-      <w:r>
-        <w:rPr>
-          <w:rFonts w:ascii="Times New Roman" w:eastAsia="Times New Roman" w:hAnsi="Times New Roman" w:cs="Times New Roman"/>
-          <w:color w:val="FF0000"/>
-          <w:sz w:val="24"/>
-          <w:szCs w:val="24"/>
-          <w:lang w:val="en-US"/>
-        </w:rPr>
-        <w:t>G{</w:t>
-      </w:r>
-      <w:proofErr w:type="gramEnd"/>
+        <w:t>W2G{</w:t>
+      </w:r>
       <w:r>
         <w:rPr>
           <w:rFonts w:ascii="Times New Roman" w:eastAsia="Times New Roman" w:hAnsi="Times New Roman" w:cs="Times New Roman"/>
@@ -6019,70 +3864,8 @@
           <w:szCs w:val="24"/>
           <w:lang w:val="en-US"/>
         </w:rPr>
-        <w:t xml:space="preserve">Flag </w:t>
-      </w:r>
-      <w:proofErr w:type="spellStart"/>
-      <w:r>
-        <w:rPr>
-          <w:rFonts w:ascii="Times New Roman" w:eastAsia="Times New Roman" w:hAnsi="Times New Roman" w:cs="Times New Roman"/>
-          <w:sz w:val="24"/>
-          <w:szCs w:val="24"/>
-          <w:lang w:val="en-US"/>
-        </w:rPr>
-        <w:t>dari</w:t>
-      </w:r>
-      <w:proofErr w:type="spellEnd"/>
-      <w:r>
-        <w:rPr>
-          <w:rFonts w:ascii="Times New Roman" w:eastAsia="Times New Roman" w:hAnsi="Times New Roman" w:cs="Times New Roman"/>
-          <w:sz w:val="24"/>
-          <w:szCs w:val="24"/>
-          <w:lang w:val="en-US"/>
-        </w:rPr>
-        <w:t xml:space="preserve"> challenge </w:t>
-      </w:r>
-      <w:proofErr w:type="spellStart"/>
-      <w:r>
-        <w:rPr>
-          <w:rFonts w:ascii="Times New Roman" w:eastAsia="Times New Roman" w:hAnsi="Times New Roman" w:cs="Times New Roman"/>
-          <w:sz w:val="24"/>
-          <w:szCs w:val="24"/>
-          <w:lang w:val="en-US"/>
-        </w:rPr>
-        <w:t>ini</w:t>
-      </w:r>
-      <w:proofErr w:type="spellEnd"/>
-      <w:r>
-        <w:rPr>
-          <w:rFonts w:ascii="Times New Roman" w:eastAsia="Times New Roman" w:hAnsi="Times New Roman" w:cs="Times New Roman"/>
-          <w:sz w:val="24"/>
-          <w:szCs w:val="24"/>
-          <w:lang w:val="en-US"/>
-        </w:rPr>
-        <w:t xml:space="preserve"> </w:t>
-      </w:r>
-      <w:proofErr w:type="spellStart"/>
-      <w:proofErr w:type="gramStart"/>
-      <w:r>
-        <w:rPr>
-          <w:rFonts w:ascii="Times New Roman" w:eastAsia="Times New Roman" w:hAnsi="Times New Roman" w:cs="Times New Roman"/>
-          <w:sz w:val="24"/>
-          <w:szCs w:val="24"/>
-          <w:lang w:val="en-US"/>
-        </w:rPr>
-        <w:t>adalah</w:t>
-      </w:r>
-      <w:proofErr w:type="spellEnd"/>
-      <w:r>
-        <w:rPr>
-          <w:rFonts w:ascii="Times New Roman" w:eastAsia="Times New Roman" w:hAnsi="Times New Roman" w:cs="Times New Roman"/>
-          <w:sz w:val="24"/>
-          <w:szCs w:val="24"/>
-          <w:lang w:val="en-US"/>
-        </w:rPr>
-        <w:t xml:space="preserve"> :</w:t>
-      </w:r>
-      <w:proofErr w:type="gramEnd"/>
+        <w:t>Flag dari challenge ini adalah :</w:t>
+      </w:r>
     </w:p>
     <w:p>
       <w:pPr>
@@ -6103,20 +3886,8 @@
           <w:szCs w:val="24"/>
           <w:lang w:val="en-US"/>
         </w:rPr>
-        <w:t>W2</w:t>
-      </w:r>
-      <w:proofErr w:type="gramStart"/>
-      <w:r>
-        <w:rPr>
-          <w:rFonts w:ascii="Times New Roman" w:eastAsia="Times New Roman" w:hAnsi="Times New Roman" w:cs="Times New Roman"/>
-          <w:color w:val="FF0000"/>
-          <w:sz w:val="24"/>
-          <w:szCs w:val="24"/>
-          <w:lang w:val="en-US"/>
-        </w:rPr>
-        <w:t>G{</w:t>
-      </w:r>
-      <w:proofErr w:type="gramEnd"/>
+        <w:t>W2G{</w:t>
+      </w:r>
       <w:r>
         <w:rPr>
           <w:rFonts w:ascii="Times New Roman" w:eastAsia="Times New Roman" w:hAnsi="Times New Roman" w:cs="Times New Roman"/>
@@ -6167,7 +3938,7 @@
                     </pic:cNvPicPr>
                   </pic:nvPicPr>
                   <pic:blipFill>
-                    <a:blip r:embed="rId13">
+                    <a:blip r:embed="rId16">
                       <a:extLst>
                         <a:ext uri="{28A0092B-C50C-407E-A947-70E740481C1C}">
                           <a14:useLocalDpi xmlns:a14="http://schemas.microsoft.com/office/drawing/2010/main" val="0"/>
@@ -6221,7 +3992,7 @@
                     </pic:cNvPicPr>
                   </pic:nvPicPr>
                   <pic:blipFill>
-                    <a:blip r:embed="rId14">
+                    <a:blip r:embed="rId17">
                       <a:extLst>
                         <a:ext uri="{28A0092B-C50C-407E-A947-70E740481C1C}">
                           <a14:useLocalDpi xmlns:a14="http://schemas.microsoft.com/office/drawing/2010/main" val="0"/>
@@ -6286,7 +4057,7 @@
                     <pic:cNvPicPr/>
                   </pic:nvPicPr>
                   <pic:blipFill>
-                    <a:blip r:embed="rId15">
+                    <a:blip r:embed="rId18">
                       <a:extLst>
                         <a:ext uri="{28A0092B-C50C-407E-A947-70E740481C1C}">
                           <a14:useLocalDpi xmlns:a14="http://schemas.microsoft.com/office/drawing/2010/main" val="0"/>
@@ -6351,7 +4122,7 @@
                     </pic:cNvPicPr>
                   </pic:nvPicPr>
                   <pic:blipFill>
-                    <a:blip r:embed="rId16"/>
+                    <a:blip r:embed="rId19"/>
                     <a:stretch>
                       <a:fillRect/>
                     </a:stretch>
@@ -6501,7 +4272,7 @@
                     </pic:cNvPicPr>
                   </pic:nvPicPr>
                   <pic:blipFill>
-                    <a:blip r:embed="rId17"/>
+                    <a:blip r:embed="rId20"/>
                     <a:stretch>
                       <a:fillRect/>
                     </a:stretch>
@@ -6579,7 +4350,7 @@
           <w:noProof/>
         </w:rPr>
         <w:drawing>
-          <wp:inline distT="0" distB="0" distL="0" distR="0" wp14:anchorId="073D8677" wp14:editId="2A8F346F">
+          <wp:inline distT="0" distB="0" distL="0" distR="0" wp14:anchorId="073D8677" wp14:editId="027679E6">
             <wp:extent cx="5733415" cy="1840429"/>
             <wp:effectExtent l="0" t="0" r="635" b="7620"/>
             <wp:docPr id="9" name="Picture 59"/>
@@ -6596,7 +4367,7 @@
                     </pic:cNvPicPr>
                   </pic:nvPicPr>
                   <pic:blipFill>
-                    <a:blip r:embed="rId18" cstate="print">
+                    <a:blip r:embed="rId21" cstate="print">
                       <a:extLst>
                         <a:ext uri="{28A0092B-C50C-407E-A947-70E740481C1C}">
                           <a14:useLocalDpi xmlns:a14="http://schemas.microsoft.com/office/drawing/2010/main" val="0"/>
@@ -6687,9 +4458,9 @@
       </w:r>
     </w:p>
     <w:sectPr>
-      <w:footerReference w:type="even" r:id="rId19"/>
-      <w:footerReference w:type="default" r:id="rId20"/>
-      <w:footerReference w:type="first" r:id="rId21"/>
+      <w:footerReference w:type="even" r:id="rId22"/>
+      <w:footerReference w:type="default" r:id="rId23"/>
+      <w:footerReference w:type="first" r:id="rId24"/>
       <w:pgSz w:w="11906" w:h="16838"/>
       <w:pgMar w:top="1440" w:right="1440" w:bottom="1440" w:left="1440" w:header="0" w:footer="720" w:gutter="0"/>
       <w:pgNumType w:start="1"/>
@@ -6819,20 +4590,7 @@
         <w:sz w:val="24"/>
         <w:szCs w:val="24"/>
       </w:rPr>
-      <w:t>1</w:t>
-    </w:r>
-    <w:r>
-      <w:rPr>
-        <w:rFonts w:ascii="Times New Roman" w:hAnsi="Times New Roman" w:cs="Times New Roman"/>
-        <w:b/>
-        <w:bCs/>
-        <w:i w:val="0"/>
-        <w:iCs/>
-        <w:color w:val="000000" w:themeColor="text1"/>
-        <w:sz w:val="24"/>
-        <w:szCs w:val="24"/>
-      </w:rPr>
-      <w:t>1</w:t>
+      <w:t>11</w:t>
     </w:r>
     <w:r>
       <w:rPr>
@@ -6953,20 +4711,7 @@
         <w:sz w:val="24"/>
         <w:szCs w:val="24"/>
       </w:rPr>
-      <w:t>1</w:t>
-    </w:r>
-    <w:r>
-      <w:rPr>
-        <w:rFonts w:ascii="Times New Roman" w:hAnsi="Times New Roman" w:cs="Times New Roman"/>
-        <w:b/>
-        <w:bCs/>
-        <w:i w:val="0"/>
-        <w:iCs/>
-        <w:color w:val="000000" w:themeColor="text1"/>
-        <w:sz w:val="24"/>
-        <w:szCs w:val="24"/>
-      </w:rPr>
-      <w:t>1</w:t>
+      <w:t>11</w:t>
     </w:r>
     <w:r>
       <w:rPr>
@@ -9629,28 +7374,28 @@
 </file>
 
 <file path=customXml/item1.xml><?xml version="1.0" encoding="utf-8"?>
+<b:Sources xmlns:b="http://schemas.openxmlformats.org/officeDocument/2006/bibliography" xmlns="http://schemas.openxmlformats.org/officeDocument/2006/bibliography" SelectedStyle="\APASixthEditionOfficeOnline.xsl" StyleName="APA" Version="6"/>
+</file>
+
+<file path=customXml/item2.xml><?xml version="1.0" encoding="utf-8"?>
 <go:gDocsCustomXmlDataStorage xmlns:go="http://customooxmlschemas.google.com/" xmlns:r="http://schemas.openxmlformats.org/officeDocument/2006/relationships" uri="GoogleDocsCustomDataVersion2">
   <go:docsCustomData roundtripDataSignature="AMtx7mgQWPqx9l/5gjdgvbGasTaZgDVA/g==">CgMxLjAyDmguNmhnc2I3a21hbmV5Mg5oLnJmbDNxeXJucmVuMTIOaC50NWxhMTJqZnFtZXAyDmguY2IyZzdqcmJ6Z3ltMg5oLm5pYmJoODl0YjAzeTIOaC4yYjgyZG11MnMweTAyDmguN241b3k0eW1jODhjMg5oLjR1YnVpcDR1NXh0czIOaC5sYXR6MWhtc3dqajcyDmgudDU2MTJwY2luYnd4Mg5oLm0xaGJpNnlnd3ZleDINaC5yYXB2d3FyZm02ajIOaC5vZm4wbnRzeTRvNXoyDmguZjExaTc4eXdtb2FkMg5oLmI5NXA2NjQxZGk4NTIOaC5pb2Z3ZGVxNDZkanA4AHIhMWYzMHFmelA2UXAtYzJFelYtak9xNEZQdmN5Z1I1bzdT</go:docsCustomData>
 </go:gDocsCustomXmlDataStorage>
 </file>
 
-<file path=customXml/item2.xml><?xml version="1.0" encoding="utf-8"?>
-<b:Sources xmlns:b="http://schemas.openxmlformats.org/officeDocument/2006/bibliography" xmlns="http://schemas.openxmlformats.org/officeDocument/2006/bibliography" SelectedStyle="\APASixthEditionOfficeOnline.xsl" StyleName="APA" Version="6"/>
+<file path=customXml/itemProps1.xml><?xml version="1.0" encoding="utf-8"?>
+<ds:datastoreItem xmlns:ds="http://schemas.openxmlformats.org/officeDocument/2006/customXml" ds:itemID="{599BD06E-6C59-4F6C-9664-06F3C9EA3154}">
+  <ds:schemaRefs>
+    <ds:schemaRef ds:uri="http://schemas.openxmlformats.org/officeDocument/2006/bibliography"/>
+  </ds:schemaRefs>
+</ds:datastoreItem>
 </file>
 
-<file path=customXml/itemProps1.xml><?xml version="1.0" encoding="utf-8"?>
+<file path=customXml/itemProps2.xml><?xml version="1.0" encoding="utf-8"?>
 <ds:datastoreItem xmlns:ds="http://schemas.openxmlformats.org/officeDocument/2006/customXml" ds:itemID="{11111111-1234-1234-1234-123412341234}">
   <ds:schemaRefs>
     <ds:schemaRef ds:uri="http://customooxmlschemas.google.com/"/>
     <ds:schemaRef ds:uri="http://schemas.openxmlformats.org/officeDocument/2006/relationships"/>
   </ds:schemaRefs>
 </ds:datastoreItem>
-</file>
-
-<file path=customXml/itemProps2.xml><?xml version="1.0" encoding="utf-8"?>
-<ds:datastoreItem xmlns:ds="http://schemas.openxmlformats.org/officeDocument/2006/customXml" ds:itemID="{599BD06E-6C59-4F6C-9664-06F3C9EA3154}">
-  <ds:schemaRefs>
-    <ds:schemaRef ds:uri="http://schemas.openxmlformats.org/officeDocument/2006/bibliography"/>
-  </ds:schemaRefs>
-</ds:datastoreItem>
 </file>
--- a/public/tutorial.docx
+++ b/public/tutorial.docx
@@ -30,8 +30,8 @@
           <w:rFonts w:ascii="Times New Roman" w:hAnsi="Times New Roman" w:eastAsia="Times New Roman" w:cs="Times New Roman"/>
         </w:rPr>
       </w:pPr>
-      <w:bookmarkStart w:id="1" w:name="_heading=h.t5la12jfqmep"/>
-      <w:bookmarkStart w:id="2" w:name="_heading=h.rfl3qyrnren1"/>
+      <w:bookmarkStart w:id="1" w:name="_heading=h.rfl3qyrnren1"/>
+      <w:bookmarkStart w:id="2" w:name="_heading=h.t5la12jfqmep"/>
       <w:bookmarkEnd w:id="1"/>
       <w:bookmarkEnd w:id="2"/>
       <w:r>
@@ -69,7 +69,15 @@
           <w:sz w:val="22"/>
           <w:szCs w:val="22"/>
         </w:rPr>
-        <w:t>by aria</w:t>
+        <w:t xml:space="preserve">by </w:t>
+      </w:r>
+      <w:r>
+        <w:rPr>
+          <w:rFonts w:eastAsia="Times New Roman" w:cs="Times New Roman" w:ascii="Times New Roman" w:hAnsi="Times New Roman"/>
+          <w:sz w:val="22"/>
+          <w:szCs w:val="22"/>
+        </w:rPr>
+        <w:t>putra</w:t>
       </w:r>
     </w:p>
     <w:p>
@@ -164,7 +172,7 @@
       </w:pPr>
       <w:r>
         <w:drawing>
-          <wp:anchor distT="0" distB="0" distL="0" distR="0" simplePos="0" relativeHeight="2" behindDoc="1" locked="0" layoutInCell="0" allowOverlap="1">
+          <wp:anchor distT="0" distB="0" distL="0" distR="0" simplePos="0" relativeHeight="10" behindDoc="1" locked="0" layoutInCell="0" allowOverlap="1">
             <wp:simplePos x="0" y="0"/>
             <wp:positionH relativeFrom="margin">
               <wp:align>center</wp:align>
@@ -304,6 +312,7 @@
             <w:rPr>
               <w:rStyle w:val="IndexLink"/>
               <w:rFonts w:cs="Times New Roman" w:ascii="Times New Roman" w:hAnsi="Times New Roman"/>
+              <w:vanish w:val="false"/>
               <w:webHidden/>
             </w:rPr>
             <w:instrText xml:space="preserve"> TOC \z \o "1-2" \u \h</w:instrText>
@@ -312,6 +321,7 @@
             <w:rPr>
               <w:rStyle w:val="IndexLink"/>
               <w:rFonts w:cs="Times New Roman" w:ascii="Times New Roman" w:hAnsi="Times New Roman"/>
+              <w:vanish w:val="false"/>
               <w:webHidden/>
             </w:rPr>
             <w:fldChar w:fldCharType="separate"/>
@@ -321,6 +331,7 @@
               <w:rPr>
                 <w:rStyle w:val="IndexLink"/>
                 <w:rFonts w:cs="Times New Roman" w:ascii="Times New Roman" w:hAnsi="Times New Roman"/>
+                <w:vanish w:val="false"/>
                 <w:webHidden/>
               </w:rPr>
               <w:t>Daftar Isi</w:t>
@@ -380,6 +391,7 @@
               <w:rPr>
                 <w:rStyle w:val="IndexLink"/>
                 <w:rFonts w:cs="Times New Roman" w:ascii="Times New Roman" w:hAnsi="Times New Roman"/>
+                <w:vanish w:val="false"/>
                 <w:webHidden/>
               </w:rPr>
               <w:t>Pendahuluan</w:t>
@@ -440,6 +452,7 @@
               <w:rPr>
                 <w:rStyle w:val="IndexLink"/>
                 <w:rFonts w:cs="Times New Roman" w:ascii="Times New Roman" w:hAnsi="Times New Roman"/>
+                <w:vanish w:val="false"/>
                 <w:webHidden/>
               </w:rPr>
               <w:t>1.1</w:t>
@@ -519,6 +532,7 @@
               <w:rPr>
                 <w:rStyle w:val="IndexLink"/>
                 <w:rFonts w:cs="Times New Roman" w:ascii="Times New Roman" w:hAnsi="Times New Roman"/>
+                <w:vanish w:val="false"/>
                 <w:webHidden/>
               </w:rPr>
               <w:t>1.2</w:t>
@@ -598,6 +612,7 @@
               <w:rPr>
                 <w:rStyle w:val="IndexLink"/>
                 <w:rFonts w:cs="Times New Roman" w:ascii="Times New Roman" w:hAnsi="Times New Roman"/>
+                <w:vanish w:val="false"/>
                 <w:webHidden/>
               </w:rPr>
               <w:t>1.3</w:t>
@@ -676,6 +691,7 @@
               <w:rPr>
                 <w:rStyle w:val="IndexLink"/>
                 <w:rFonts w:cs="Times New Roman" w:ascii="Times New Roman" w:hAnsi="Times New Roman"/>
+                <w:vanish w:val="false"/>
                 <w:webHidden/>
               </w:rPr>
               <w:t>Persiapan</w:t>
@@ -736,6 +752,7 @@
               <w:rPr>
                 <w:rStyle w:val="IndexLink"/>
                 <w:rFonts w:cs="Times New Roman" w:ascii="Times New Roman" w:hAnsi="Times New Roman"/>
+                <w:vanish w:val="false"/>
                 <w:webHidden/>
               </w:rPr>
               <w:t>2.1</w:t>
@@ -815,6 +832,7 @@
               <w:rPr>
                 <w:rStyle w:val="IndexLink"/>
                 <w:rFonts w:cs="Times New Roman" w:ascii="Times New Roman" w:hAnsi="Times New Roman"/>
+                <w:vanish w:val="false"/>
                 <w:webHidden/>
               </w:rPr>
               <w:t>2.2</w:t>
@@ -893,6 +911,7 @@
               <w:rPr>
                 <w:rStyle w:val="IndexLink"/>
                 <w:rFonts w:cs="Times New Roman" w:ascii="Times New Roman" w:hAnsi="Times New Roman"/>
+                <w:vanish w:val="false"/>
                 <w:webHidden/>
               </w:rPr>
               <w:t>Menyelesaikan Challenge</w:t>
@@ -952,6 +971,7 @@
             <w:r>
               <w:rPr>
                 <w:rStyle w:val="IndexLink"/>
+                <w:vanish w:val="false"/>
                 <w:webHidden/>
               </w:rPr>
               <w:t>3.1</w:t>
@@ -967,17 +987,6 @@
                 <w14:ligatures w14:val="standardContextual"/>
               </w:rPr>
               <w:tab/>
-            </w:r>
-            <w:r>
-              <w:rPr>
-                <w:rStyle w:val="IndexLink"/>
-                <w:rFonts w:eastAsia="" w:cs="" w:ascii="Cambria" w:hAnsi="Cambria" w:asciiTheme="minorHAnsi" w:cstheme="minorBidi" w:eastAsiaTheme="minorEastAsia" w:hAnsiTheme="minorHAnsi"/>
-                <w:kern w:val="2"/>
-                <w:sz w:val="24"/>
-                <w:szCs w:val="24"/>
-                <w:lang w:val="en-US"/>
-                <w14:ligatures w14:val="standardContextual"/>
-              </w:rPr>
               <w:t>Warm up</w:t>
             </w:r>
             <w:r>
@@ -1035,6 +1044,7 @@
             <w:r>
               <w:rPr>
                 <w:rStyle w:val="IndexLink"/>
+                <w:vanish w:val="false"/>
                 <w:webHidden/>
               </w:rPr>
               <w:t>3.2</w:t>
@@ -1296,6 +1306,7 @@
               <w:pStyle w:val="Normal"/>
               <w:widowControl/>
               <w:shd w:val="clear" w:color="auto" w:fill="0D1117"/>
+              <w:suppressAutoHyphens w:val="true"/>
               <w:spacing w:lineRule="atLeast" w:line="300" w:before="0" w:after="0"/>
               <w:jc w:val="start"/>
               <w:rPr>
@@ -1384,6 +1395,7 @@
               <w:pStyle w:val="Normal"/>
               <w:widowControl/>
               <w:shd w:val="clear" w:color="auto" w:fill="0D1117"/>
+              <w:suppressAutoHyphens w:val="true"/>
               <w:spacing w:lineRule="atLeast" w:line="300" w:before="0" w:after="0"/>
               <w:jc w:val="start"/>
               <w:rPr>
@@ -2045,15 +2057,7 @@
           <w:b/>
           <w:bCs/>
         </w:rPr>
-        <w:t xml:space="preserve">CTF </w:t>
-      </w:r>
-      <w:r>
-        <w:rPr>
-          <w:rFonts w:cs="Times New Roman" w:ascii="Times New Roman" w:hAnsi="Times New Roman"/>
-          <w:b/>
-          <w:bCs/>
-        </w:rPr>
-        <w:t>Walisongo</w:t>
+        <w:t>CTF Walisongo</w:t>
       </w:r>
       <w:r>
         <w:rPr>
@@ -2122,6 +2126,7 @@
             <w:pPr>
               <w:pStyle w:val="Normal"/>
               <w:widowControl/>
+              <w:suppressAutoHyphens w:val="true"/>
               <w:spacing w:lineRule="auto" w:line="240" w:before="0" w:after="0"/>
               <w:jc w:val="both"/>
               <w:rPr>
@@ -2154,6 +2159,7 @@
             <w:pPr>
               <w:pStyle w:val="Normal"/>
               <w:widowControl/>
+              <w:suppressAutoHyphens w:val="true"/>
               <w:spacing w:lineRule="auto" w:line="240" w:before="0" w:after="0"/>
               <w:jc w:val="both"/>
               <w:rPr>
@@ -2186,6 +2192,7 @@
             <w:pPr>
               <w:pStyle w:val="Normal"/>
               <w:widowControl/>
+              <w:suppressAutoHyphens w:val="true"/>
               <w:spacing w:lineRule="auto" w:line="240" w:before="0" w:after="0"/>
               <w:jc w:val="both"/>
               <w:rPr>
@@ -2221,6 +2228,7 @@
             <w:pPr>
               <w:pStyle w:val="Normal"/>
               <w:widowControl/>
+              <w:suppressAutoHyphens w:val="true"/>
               <w:spacing w:lineRule="auto" w:line="240" w:before="0" w:after="0"/>
               <w:jc w:val="both"/>
               <w:rPr>
@@ -2251,6 +2259,7 @@
             <w:pPr>
               <w:pStyle w:val="Normal"/>
               <w:widowControl/>
+              <w:suppressAutoHyphens w:val="true"/>
               <w:spacing w:lineRule="auto" w:line="240" w:before="0" w:after="0"/>
               <w:jc w:val="both"/>
               <w:rPr>
@@ -2279,6 +2288,7 @@
             <w:pPr>
               <w:pStyle w:val="Normal"/>
               <w:widowControl/>
+              <w:suppressAutoHyphens w:val="true"/>
               <w:spacing w:lineRule="auto" w:line="240" w:before="0" w:after="0"/>
               <w:jc w:val="both"/>
               <w:rPr>
@@ -2310,6 +2320,7 @@
             <w:pPr>
               <w:pStyle w:val="Normal"/>
               <w:widowControl/>
+              <w:suppressAutoHyphens w:val="true"/>
               <w:spacing w:lineRule="auto" w:line="240" w:before="0" w:after="0"/>
               <w:jc w:val="both"/>
               <w:rPr>
@@ -2340,6 +2351,7 @@
             <w:pPr>
               <w:pStyle w:val="Normal"/>
               <w:widowControl/>
+              <w:suppressAutoHyphens w:val="true"/>
               <w:spacing w:lineRule="auto" w:line="240" w:before="0" w:after="0"/>
               <w:jc w:val="both"/>
               <w:rPr>
@@ -2390,6 +2402,7 @@
             <w:pPr>
               <w:pStyle w:val="Normal"/>
               <w:widowControl/>
+              <w:suppressAutoHyphens w:val="true"/>
               <w:spacing w:lineRule="auto" w:line="240" w:before="0" w:after="0"/>
               <w:jc w:val="both"/>
               <w:rPr>
@@ -2421,6 +2434,7 @@
             <w:pPr>
               <w:pStyle w:val="Normal"/>
               <w:widowControl/>
+              <w:suppressAutoHyphens w:val="true"/>
               <w:spacing w:lineRule="auto" w:line="240" w:before="0" w:after="0"/>
               <w:jc w:val="both"/>
               <w:rPr>
@@ -2451,6 +2465,7 @@
             <w:pPr>
               <w:pStyle w:val="Normal"/>
               <w:widowControl/>
+              <w:suppressAutoHyphens w:val="true"/>
               <w:spacing w:lineRule="auto" w:line="240" w:before="0" w:after="0"/>
               <w:jc w:val="both"/>
               <w:rPr>
@@ -2479,6 +2494,7 @@
             <w:pPr>
               <w:pStyle w:val="Normal"/>
               <w:widowControl/>
+              <w:suppressAutoHyphens w:val="true"/>
               <w:spacing w:lineRule="auto" w:line="240" w:before="0" w:after="0"/>
               <w:jc w:val="both"/>
               <w:rPr>
@@ -2510,6 +2526,7 @@
             <w:pPr>
               <w:pStyle w:val="Normal"/>
               <w:widowControl/>
+              <w:suppressAutoHyphens w:val="true"/>
               <w:spacing w:lineRule="auto" w:line="240" w:before="0" w:after="0"/>
               <w:jc w:val="both"/>
               <w:rPr>
@@ -2540,6 +2557,7 @@
             <w:pPr>
               <w:pStyle w:val="Normal"/>
               <w:widowControl/>
+              <w:suppressAutoHyphens w:val="true"/>
               <w:spacing w:lineRule="auto" w:line="240" w:before="0" w:after="0"/>
               <w:jc w:val="both"/>
               <w:rPr>
@@ -2568,6 +2586,7 @@
             <w:pPr>
               <w:pStyle w:val="Normal"/>
               <w:widowControl/>
+              <w:suppressAutoHyphens w:val="true"/>
               <w:spacing w:lineRule="auto" w:line="240" w:before="0" w:after="0"/>
               <w:jc w:val="both"/>
               <w:rPr>
@@ -2599,6 +2618,7 @@
             <w:pPr>
               <w:pStyle w:val="Normal"/>
               <w:widowControl/>
+              <w:suppressAutoHyphens w:val="true"/>
               <w:spacing w:lineRule="auto" w:line="240" w:before="0" w:after="0"/>
               <w:jc w:val="both"/>
               <w:rPr>
@@ -2629,6 +2649,7 @@
             <w:pPr>
               <w:pStyle w:val="Normal"/>
               <w:widowControl/>
+              <w:suppressAutoHyphens w:val="true"/>
               <w:spacing w:lineRule="auto" w:line="240" w:before="0" w:after="0"/>
               <w:jc w:val="both"/>
               <w:rPr>
@@ -2657,6 +2678,7 @@
             <w:pPr>
               <w:pStyle w:val="Normal"/>
               <w:widowControl/>
+              <w:suppressAutoHyphens w:val="true"/>
               <w:spacing w:lineRule="auto" w:line="240" w:before="0" w:after="0"/>
               <w:jc w:val="both"/>
               <w:rPr>
@@ -2688,6 +2710,7 @@
             <w:pPr>
               <w:pStyle w:val="Normal"/>
               <w:widowControl/>
+              <w:suppressAutoHyphens w:val="true"/>
               <w:spacing w:lineRule="auto" w:line="240" w:before="0" w:after="0"/>
               <w:jc w:val="both"/>
               <w:rPr>
@@ -2718,6 +2741,7 @@
             <w:pPr>
               <w:pStyle w:val="Normal"/>
               <w:widowControl/>
+              <w:suppressAutoHyphens w:val="true"/>
               <w:spacing w:lineRule="auto" w:line="240" w:before="0" w:after="0"/>
               <w:jc w:val="both"/>
               <w:rPr>
@@ -2768,6 +2792,7 @@
             <w:pPr>
               <w:pStyle w:val="Normal"/>
               <w:widowControl/>
+              <w:suppressAutoHyphens w:val="true"/>
               <w:spacing w:lineRule="auto" w:line="240" w:before="0" w:after="0"/>
               <w:jc w:val="both"/>
               <w:rPr>
@@ -2801,6 +2826,7 @@
             <w:pPr>
               <w:pStyle w:val="Normal"/>
               <w:widowControl/>
+              <w:suppressAutoHyphens w:val="true"/>
               <w:spacing w:lineRule="auto" w:line="240" w:before="0" w:after="0"/>
               <w:jc w:val="both"/>
               <w:rPr>
@@ -2831,6 +2857,7 @@
             <w:pPr>
               <w:pStyle w:val="Normal"/>
               <w:widowControl/>
+              <w:suppressAutoHyphens w:val="true"/>
               <w:spacing w:lineRule="auto" w:line="240" w:before="0" w:after="0"/>
               <w:jc w:val="both"/>
               <w:rPr>
@@ -2859,6 +2886,7 @@
             <w:pPr>
               <w:pStyle w:val="Normal"/>
               <w:widowControl/>
+              <w:suppressAutoHyphens w:val="true"/>
               <w:spacing w:lineRule="auto" w:line="240" w:before="0" w:after="0"/>
               <w:jc w:val="both"/>
               <w:rPr>
@@ -7008,6 +7036,7 @@
     <w:rsid w:val="00e432f4"/>
     <w:pPr>
       <w:widowControl/>
+      <w:suppressAutoHyphens w:val="true"/>
       <w:bidi w:val="0"/>
       <w:spacing w:lineRule="auto" w:line="276" w:before="0" w:after="0"/>
       <w:jc w:val="start"/>

--- a/public/tutorial.docx
+++ b/public/tutorial.docx
@@ -102,54 +102,17 @@
         </w:rPr>
         <w:tab/>
       </w:r>
-      <w:r>
-        <w:rPr>
-          <w:rFonts w:ascii="Times New Roman" w:hAnsi="Times New Roman" w:cs="Times New Roman"/>
-          <w:sz w:val="24"/>
-          <w:szCs w:val="24"/>
-        </w:rPr>
-        <w:fldChar w:fldCharType="begin"/>
-      </w:r>
-      <w:r>
-        <w:rPr>
-          <w:rFonts w:ascii="Times New Roman" w:hAnsi="Times New Roman" w:cs="Times New Roman"/>
-          <w:sz w:val="24"/>
-          <w:szCs w:val="24"/>
-        </w:rPr>
-        <w:instrText>HYPERLINK "https://ctf.ariaf.my.id/" \h</w:instrText>
-      </w:r>
-      <w:r>
-        <w:rPr>
-          <w:rFonts w:ascii="Times New Roman" w:hAnsi="Times New Roman" w:cs="Times New Roman"/>
-          <w:sz w:val="24"/>
-          <w:szCs w:val="24"/>
-        </w:rPr>
-      </w:r>
-      <w:r>
-        <w:rPr>
-          <w:rFonts w:ascii="Times New Roman" w:hAnsi="Times New Roman" w:cs="Times New Roman"/>
-          <w:sz w:val="24"/>
-          <w:szCs w:val="24"/>
-        </w:rPr>
-        <w:fldChar w:fldCharType="separate"/>
-      </w:r>
-      <w:r>
-        <w:rPr>
-          <w:rStyle w:val="Hyperlink"/>
-          <w:rFonts w:ascii="Times New Roman" w:hAnsi="Times New Roman" w:cs="Times New Roman"/>
-          <w:sz w:val="24"/>
-          <w:szCs w:val="24"/>
-        </w:rPr>
-        <w:t>https://</w:t>
-      </w:r>
-      <w:r>
-        <w:rPr>
-          <w:rFonts w:ascii="Times New Roman" w:hAnsi="Times New Roman" w:cs="Times New Roman"/>
-          <w:sz w:val="24"/>
-          <w:szCs w:val="24"/>
-        </w:rPr>
-        <w:fldChar w:fldCharType="end"/>
-      </w:r>
+      <w:hyperlink r:id="rId9">
+        <w:r>
+          <w:rPr>
+            <w:rStyle w:val="Hyperlink"/>
+            <w:rFonts w:ascii="Times New Roman" w:hAnsi="Times New Roman" w:cs="Times New Roman"/>
+            <w:sz w:val="24"/>
+            <w:szCs w:val="24"/>
+          </w:rPr>
+          <w:t>https://</w:t>
+        </w:r>
+      </w:hyperlink>
       <w:r>
         <w:rPr>
           <w:rStyle w:val="Hyperlink"/>
@@ -204,7 +167,7 @@
                     </pic:cNvPicPr>
                   </pic:nvPicPr>
                   <pic:blipFill>
-                    <a:blip r:embed="rId9">
+                    <a:blip r:embed="rId10">
                       <a:extLst>
                         <a:ext uri="{28A0092B-C50C-407E-A947-70E740481C1C}">
                           <a14:useLocalDpi xmlns:a14="http://schemas.microsoft.com/office/drawing/2010/main" val="0"/>
@@ -2178,7 +2141,6 @@
                 <w:lang w:val="en-US"/>
               </w:rPr>
             </w:pPr>
-            <w:proofErr w:type="gramStart"/>
             <w:r>
               <w:rPr>
                 <w:rFonts w:ascii="Times New Roman" w:eastAsia="Times New Roman" w:hAnsi="Times New Roman" w:cs="Times New Roman"/>
@@ -2197,30 +2159,7 @@
                 <w:szCs w:val="24"/>
                 <w:lang w:val="en-US"/>
               </w:rPr>
-              <w:t>{</w:t>
-            </w:r>
-            <w:proofErr w:type="spellStart"/>
-            <w:proofErr w:type="gramEnd"/>
-            <w:r>
-              <w:rPr>
-                <w:rFonts w:ascii="Times New Roman" w:eastAsia="Times New Roman" w:hAnsi="Times New Roman" w:cs="Times New Roman"/>
-                <w:color w:val="A5D6FF"/>
-                <w:sz w:val="24"/>
-                <w:szCs w:val="24"/>
-                <w:lang w:val="en-US"/>
-              </w:rPr>
-              <w:t>this_is_an_example_flag</w:t>
-            </w:r>
-            <w:proofErr w:type="spellEnd"/>
-            <w:r>
-              <w:rPr>
-                <w:rFonts w:ascii="Times New Roman" w:eastAsia="Times New Roman" w:hAnsi="Times New Roman" w:cs="Times New Roman"/>
-                <w:color w:val="A5D6FF"/>
-                <w:sz w:val="24"/>
-                <w:szCs w:val="24"/>
-                <w:lang w:val="en-US"/>
-              </w:rPr>
-              <w:t>}</w:t>
+              <w:t>{this_is_an_example_flag}</w:t>
             </w:r>
           </w:p>
         </w:tc>
@@ -2293,29 +2232,7 @@
                 <w:szCs w:val="24"/>
                 <w:lang w:val="en-US"/>
               </w:rPr>
-              <w:t>{</w:t>
-            </w:r>
-            <w:proofErr w:type="spellStart"/>
-            <w:r>
-              <w:rPr>
-                <w:rFonts w:ascii="Times New Roman" w:eastAsia="Times New Roman" w:hAnsi="Times New Roman" w:cs="Times New Roman"/>
-                <w:color w:val="A5D6FF"/>
-                <w:sz w:val="24"/>
-                <w:szCs w:val="24"/>
-                <w:lang w:val="en-US"/>
-              </w:rPr>
-              <w:t>your_flag_here</w:t>
-            </w:r>
-            <w:proofErr w:type="spellEnd"/>
-            <w:r>
-              <w:rPr>
-                <w:rFonts w:ascii="Times New Roman" w:eastAsia="Times New Roman" w:hAnsi="Times New Roman" w:cs="Times New Roman"/>
-                <w:color w:val="A5D6FF"/>
-                <w:sz w:val="24"/>
-                <w:szCs w:val="24"/>
-                <w:lang w:val="en-US"/>
-              </w:rPr>
-              <w:t>}</w:t>
+              <w:t>{your_flag_here}</w:t>
             </w:r>
           </w:p>
         </w:tc>
@@ -2681,54 +2598,17 @@
         </w:rPr>
         <w:t xml:space="preserve"> di dunia CTF, khususnya di platform. </w:t>
       </w:r>
-      <w:r>
-        <w:rPr>
-          <w:rFonts w:ascii="Times New Roman" w:hAnsi="Times New Roman" w:cs="Times New Roman"/>
-          <w:sz w:val="24"/>
-          <w:szCs w:val="24"/>
-        </w:rPr>
-        <w:fldChar w:fldCharType="begin"/>
-      </w:r>
-      <w:r>
-        <w:rPr>
-          <w:rFonts w:ascii="Times New Roman" w:hAnsi="Times New Roman" w:cs="Times New Roman"/>
-          <w:sz w:val="24"/>
-          <w:szCs w:val="24"/>
-        </w:rPr>
-        <w:instrText>HYPERLINK "https://ctf.ariaf.my.id/" \h</w:instrText>
-      </w:r>
-      <w:r>
-        <w:rPr>
-          <w:rFonts w:ascii="Times New Roman" w:hAnsi="Times New Roman" w:cs="Times New Roman"/>
-          <w:sz w:val="24"/>
-          <w:szCs w:val="24"/>
-        </w:rPr>
-      </w:r>
-      <w:r>
-        <w:rPr>
-          <w:rFonts w:ascii="Times New Roman" w:hAnsi="Times New Roman" w:cs="Times New Roman"/>
-          <w:sz w:val="24"/>
-          <w:szCs w:val="24"/>
-        </w:rPr>
-        <w:fldChar w:fldCharType="separate"/>
-      </w:r>
-      <w:r>
-        <w:rPr>
-          <w:rStyle w:val="Hyperlink"/>
-          <w:rFonts w:ascii="Times New Roman" w:hAnsi="Times New Roman" w:cs="Times New Roman"/>
-          <w:sz w:val="24"/>
-          <w:szCs w:val="24"/>
-        </w:rPr>
-        <w:t>https://</w:t>
-      </w:r>
-      <w:r>
-        <w:rPr>
-          <w:rFonts w:ascii="Times New Roman" w:hAnsi="Times New Roman" w:cs="Times New Roman"/>
-          <w:sz w:val="24"/>
-          <w:szCs w:val="24"/>
-        </w:rPr>
-        <w:fldChar w:fldCharType="end"/>
-      </w:r>
+      <w:hyperlink r:id="rId11">
+        <w:r>
+          <w:rPr>
+            <w:rStyle w:val="Hyperlink"/>
+            <w:rFonts w:ascii="Times New Roman" w:hAnsi="Times New Roman" w:cs="Times New Roman"/>
+            <w:sz w:val="24"/>
+            <w:szCs w:val="24"/>
+          </w:rPr>
+          <w:t>https://</w:t>
+        </w:r>
+      </w:hyperlink>
       <w:r>
         <w:rPr>
           <w:rStyle w:val="Hyperlink"/>
@@ -2786,7 +2666,6 @@
           <w:lang w:val="en-US"/>
         </w:rPr>
       </w:pPr>
-      <w:proofErr w:type="spellStart"/>
       <w:r>
         <w:rPr>
           <w:rFonts w:ascii="Times New Roman" w:hAnsi="Times New Roman" w:cs="Times New Roman"/>
@@ -2795,62 +2674,7 @@
           <w:szCs w:val="24"/>
           <w:lang w:val="en-US"/>
         </w:rPr>
-        <w:t>Memahami</w:t>
-      </w:r>
-      <w:proofErr w:type="spellEnd"/>
-      <w:r>
-        <w:rPr>
-          <w:rFonts w:ascii="Times New Roman" w:hAnsi="Times New Roman" w:cs="Times New Roman"/>
-          <w:color w:val="000000" w:themeColor="text1"/>
-          <w:sz w:val="24"/>
-          <w:szCs w:val="24"/>
-          <w:lang w:val="en-US"/>
-        </w:rPr>
-        <w:t xml:space="preserve"> </w:t>
-      </w:r>
-      <w:proofErr w:type="spellStart"/>
-      <w:r>
-        <w:rPr>
-          <w:rFonts w:ascii="Times New Roman" w:hAnsi="Times New Roman" w:cs="Times New Roman"/>
-          <w:color w:val="000000" w:themeColor="text1"/>
-          <w:sz w:val="24"/>
-          <w:szCs w:val="24"/>
-          <w:lang w:val="en-US"/>
-        </w:rPr>
-        <w:t>konsep</w:t>
-      </w:r>
-      <w:proofErr w:type="spellEnd"/>
-      <w:r>
-        <w:rPr>
-          <w:rFonts w:ascii="Times New Roman" w:hAnsi="Times New Roman" w:cs="Times New Roman"/>
-          <w:color w:val="000000" w:themeColor="text1"/>
-          <w:sz w:val="24"/>
-          <w:szCs w:val="24"/>
-          <w:lang w:val="en-US"/>
-        </w:rPr>
-        <w:t xml:space="preserve"> </w:t>
-      </w:r>
-      <w:proofErr w:type="spellStart"/>
-      <w:r>
-        <w:rPr>
-          <w:rFonts w:ascii="Times New Roman" w:hAnsi="Times New Roman" w:cs="Times New Roman"/>
-          <w:color w:val="000000" w:themeColor="text1"/>
-          <w:sz w:val="24"/>
-          <w:szCs w:val="24"/>
-          <w:lang w:val="en-US"/>
-        </w:rPr>
-        <w:t>dasar</w:t>
-      </w:r>
-      <w:proofErr w:type="spellEnd"/>
-      <w:r>
-        <w:rPr>
-          <w:rFonts w:ascii="Times New Roman" w:hAnsi="Times New Roman" w:cs="Times New Roman"/>
-          <w:color w:val="000000" w:themeColor="text1"/>
-          <w:sz w:val="24"/>
-          <w:szCs w:val="24"/>
-          <w:lang w:val="en-US"/>
-        </w:rPr>
-        <w:t xml:space="preserve"> CTF.</w:t>
+        <w:t>Memahami konsep dasar CTF.</w:t>
       </w:r>
     </w:p>
     <w:p>
@@ -2869,7 +2693,6 @@
           <w:lang w:val="en-US"/>
         </w:rPr>
       </w:pPr>
-      <w:proofErr w:type="spellStart"/>
       <w:r>
         <w:rPr>
           <w:rFonts w:ascii="Times New Roman" w:hAnsi="Times New Roman" w:cs="Times New Roman"/>
@@ -2878,84 +2701,7 @@
           <w:szCs w:val="24"/>
           <w:lang w:val="en-US"/>
         </w:rPr>
-        <w:t>Mempelajari</w:t>
-      </w:r>
-      <w:proofErr w:type="spellEnd"/>
-      <w:r>
-        <w:rPr>
-          <w:rFonts w:ascii="Times New Roman" w:hAnsi="Times New Roman" w:cs="Times New Roman"/>
-          <w:color w:val="000000" w:themeColor="text1"/>
-          <w:sz w:val="24"/>
-          <w:szCs w:val="24"/>
-          <w:lang w:val="en-US"/>
-        </w:rPr>
-        <w:t xml:space="preserve"> tools </w:t>
-      </w:r>
-      <w:proofErr w:type="spellStart"/>
-      <w:r>
-        <w:rPr>
-          <w:rFonts w:ascii="Times New Roman" w:hAnsi="Times New Roman" w:cs="Times New Roman"/>
-          <w:color w:val="000000" w:themeColor="text1"/>
-          <w:sz w:val="24"/>
-          <w:szCs w:val="24"/>
-          <w:lang w:val="en-US"/>
-        </w:rPr>
-        <w:t>dasar</w:t>
-      </w:r>
-      <w:proofErr w:type="spellEnd"/>
-      <w:r>
-        <w:rPr>
-          <w:rFonts w:ascii="Times New Roman" w:hAnsi="Times New Roman" w:cs="Times New Roman"/>
-          <w:color w:val="000000" w:themeColor="text1"/>
-          <w:sz w:val="24"/>
-          <w:szCs w:val="24"/>
-          <w:lang w:val="en-US"/>
-        </w:rPr>
-        <w:t xml:space="preserve"> yang </w:t>
-      </w:r>
-      <w:proofErr w:type="spellStart"/>
-      <w:r>
-        <w:rPr>
-          <w:rFonts w:ascii="Times New Roman" w:hAnsi="Times New Roman" w:cs="Times New Roman"/>
-          <w:color w:val="000000" w:themeColor="text1"/>
-          <w:sz w:val="24"/>
-          <w:szCs w:val="24"/>
-          <w:lang w:val="en-US"/>
-        </w:rPr>
-        <w:t>sering</w:t>
-      </w:r>
-      <w:proofErr w:type="spellEnd"/>
-      <w:r>
-        <w:rPr>
-          <w:rFonts w:ascii="Times New Roman" w:hAnsi="Times New Roman" w:cs="Times New Roman"/>
-          <w:color w:val="000000" w:themeColor="text1"/>
-          <w:sz w:val="24"/>
-          <w:szCs w:val="24"/>
-          <w:lang w:val="en-US"/>
-        </w:rPr>
-        <w:t xml:space="preserve"> </w:t>
-      </w:r>
-      <w:proofErr w:type="spellStart"/>
-      <w:r>
-        <w:rPr>
-          <w:rFonts w:ascii="Times New Roman" w:hAnsi="Times New Roman" w:cs="Times New Roman"/>
-          <w:color w:val="000000" w:themeColor="text1"/>
-          <w:sz w:val="24"/>
-          <w:szCs w:val="24"/>
-          <w:lang w:val="en-US"/>
-        </w:rPr>
-        <w:t>digunakan</w:t>
-      </w:r>
-      <w:proofErr w:type="spellEnd"/>
-      <w:r>
-        <w:rPr>
-          <w:rFonts w:ascii="Times New Roman" w:hAnsi="Times New Roman" w:cs="Times New Roman"/>
-          <w:color w:val="000000" w:themeColor="text1"/>
-          <w:sz w:val="24"/>
-          <w:szCs w:val="24"/>
-          <w:lang w:val="en-US"/>
-        </w:rPr>
-        <w:t>.</w:t>
+        <w:t>Mempelajari tools dasar yang sering digunakan.</w:t>
       </w:r>
     </w:p>
     <w:p>
@@ -2974,7 +2720,6 @@
           <w:lang w:val="en-US"/>
         </w:rPr>
       </w:pPr>
-      <w:proofErr w:type="spellStart"/>
       <w:r>
         <w:rPr>
           <w:rFonts w:ascii="Times New Roman" w:hAnsi="Times New Roman" w:cs="Times New Roman"/>
@@ -2983,150 +2728,7 @@
           <w:szCs w:val="24"/>
           <w:lang w:val="en-US"/>
         </w:rPr>
-        <w:t>Mengerjakan</w:t>
-      </w:r>
-      <w:proofErr w:type="spellEnd"/>
-      <w:r>
-        <w:rPr>
-          <w:rFonts w:ascii="Times New Roman" w:hAnsi="Times New Roman" w:cs="Times New Roman"/>
-          <w:color w:val="000000" w:themeColor="text1"/>
-          <w:sz w:val="24"/>
-          <w:szCs w:val="24"/>
-          <w:lang w:val="en-US"/>
-        </w:rPr>
-        <w:t xml:space="preserve"> </w:t>
-      </w:r>
-      <w:proofErr w:type="spellStart"/>
-      <w:r>
-        <w:rPr>
-          <w:rFonts w:ascii="Times New Roman" w:hAnsi="Times New Roman" w:cs="Times New Roman"/>
-          <w:color w:val="000000" w:themeColor="text1"/>
-          <w:sz w:val="24"/>
-          <w:szCs w:val="24"/>
-          <w:lang w:val="en-US"/>
-        </w:rPr>
-        <w:t>contoh</w:t>
-      </w:r>
-      <w:proofErr w:type="spellEnd"/>
-      <w:r>
-        <w:rPr>
-          <w:rFonts w:ascii="Times New Roman" w:hAnsi="Times New Roman" w:cs="Times New Roman"/>
-          <w:color w:val="000000" w:themeColor="text1"/>
-          <w:sz w:val="24"/>
-          <w:szCs w:val="24"/>
-          <w:lang w:val="en-US"/>
-        </w:rPr>
-        <w:t xml:space="preserve"> </w:t>
-      </w:r>
-      <w:proofErr w:type="spellStart"/>
-      <w:r>
-        <w:rPr>
-          <w:rFonts w:ascii="Times New Roman" w:hAnsi="Times New Roman" w:cs="Times New Roman"/>
-          <w:color w:val="000000" w:themeColor="text1"/>
-          <w:sz w:val="24"/>
-          <w:szCs w:val="24"/>
-          <w:lang w:val="en-US"/>
-        </w:rPr>
-        <w:t>tantangan</w:t>
-      </w:r>
-      <w:proofErr w:type="spellEnd"/>
-      <w:r>
-        <w:rPr>
-          <w:rFonts w:ascii="Times New Roman" w:hAnsi="Times New Roman" w:cs="Times New Roman"/>
-          <w:color w:val="000000" w:themeColor="text1"/>
-          <w:sz w:val="24"/>
-          <w:szCs w:val="24"/>
-          <w:lang w:val="en-US"/>
-        </w:rPr>
-        <w:t xml:space="preserve"> </w:t>
-      </w:r>
-      <w:proofErr w:type="spellStart"/>
-      <w:r>
-        <w:rPr>
-          <w:rFonts w:ascii="Times New Roman" w:hAnsi="Times New Roman" w:cs="Times New Roman"/>
-          <w:color w:val="000000" w:themeColor="text1"/>
-          <w:sz w:val="24"/>
-          <w:szCs w:val="24"/>
-          <w:lang w:val="en-US"/>
-        </w:rPr>
-        <w:t>pertama</w:t>
-      </w:r>
-      <w:proofErr w:type="spellEnd"/>
-      <w:r>
-        <w:rPr>
-          <w:rFonts w:ascii="Times New Roman" w:hAnsi="Times New Roman" w:cs="Times New Roman"/>
-          <w:color w:val="000000" w:themeColor="text1"/>
-          <w:sz w:val="24"/>
-          <w:szCs w:val="24"/>
-          <w:lang w:val="en-US"/>
-        </w:rPr>
-        <w:t xml:space="preserve"> </w:t>
-      </w:r>
-      <w:proofErr w:type="spellStart"/>
-      <w:r>
-        <w:rPr>
-          <w:rFonts w:ascii="Times New Roman" w:hAnsi="Times New Roman" w:cs="Times New Roman"/>
-          <w:color w:val="000000" w:themeColor="text1"/>
-          <w:sz w:val="24"/>
-          <w:szCs w:val="24"/>
-          <w:lang w:val="en-US"/>
-        </w:rPr>
-        <w:t>dengan</w:t>
-      </w:r>
-      <w:proofErr w:type="spellEnd"/>
-      <w:r>
-        <w:rPr>
-          <w:rFonts w:ascii="Times New Roman" w:hAnsi="Times New Roman" w:cs="Times New Roman"/>
-          <w:color w:val="000000" w:themeColor="text1"/>
-          <w:sz w:val="24"/>
-          <w:szCs w:val="24"/>
-          <w:lang w:val="en-US"/>
-        </w:rPr>
-        <w:t xml:space="preserve"> </w:t>
-      </w:r>
-      <w:proofErr w:type="spellStart"/>
-      <w:r>
-        <w:rPr>
-          <w:rFonts w:ascii="Times New Roman" w:hAnsi="Times New Roman" w:cs="Times New Roman"/>
-          <w:color w:val="000000" w:themeColor="text1"/>
-          <w:sz w:val="24"/>
-          <w:szCs w:val="24"/>
-          <w:lang w:val="en-US"/>
-        </w:rPr>
-        <w:t>langkah-langkah</w:t>
-      </w:r>
-      <w:proofErr w:type="spellEnd"/>
-      <w:r>
-        <w:rPr>
-          <w:rFonts w:ascii="Times New Roman" w:hAnsi="Times New Roman" w:cs="Times New Roman"/>
-          <w:color w:val="000000" w:themeColor="text1"/>
-          <w:sz w:val="24"/>
-          <w:szCs w:val="24"/>
-          <w:lang w:val="en-US"/>
-        </w:rPr>
-        <w:t xml:space="preserve"> yang </w:t>
-      </w:r>
-      <w:proofErr w:type="spellStart"/>
-      <w:r>
-        <w:rPr>
-          <w:rFonts w:ascii="Times New Roman" w:hAnsi="Times New Roman" w:cs="Times New Roman"/>
-          <w:color w:val="000000" w:themeColor="text1"/>
-          <w:sz w:val="24"/>
-          <w:szCs w:val="24"/>
-          <w:lang w:val="en-US"/>
-        </w:rPr>
-        <w:t>jelas</w:t>
-      </w:r>
-      <w:proofErr w:type="spellEnd"/>
-      <w:r>
-        <w:rPr>
-          <w:rFonts w:ascii="Times New Roman" w:hAnsi="Times New Roman" w:cs="Times New Roman"/>
-          <w:color w:val="000000" w:themeColor="text1"/>
-          <w:sz w:val="24"/>
-          <w:szCs w:val="24"/>
-          <w:lang w:val="en-US"/>
-        </w:rPr>
-        <w:t>.</w:t>
+        <w:t>Mengerjakan contoh tantangan pertama dengan langkah-langkah yang jelas.</w:t>
       </w:r>
     </w:p>
     <w:p>
@@ -3306,7 +2908,6 @@
                 <w:lang w:val="en-US"/>
               </w:rPr>
             </w:pPr>
-            <w:proofErr w:type="spellStart"/>
             <w:r>
               <w:rPr>
                 <w:rFonts w:ascii="Times New Roman" w:hAnsi="Times New Roman" w:cs="Times New Roman"/>
@@ -3318,7 +2919,6 @@
               </w:rPr>
               <w:t>Kategori</w:t>
             </w:r>
-            <w:proofErr w:type="spellEnd"/>
           </w:p>
         </w:tc>
         <w:tc>
@@ -3338,7 +2938,6 @@
                 <w:lang w:val="en-US"/>
               </w:rPr>
             </w:pPr>
-            <w:proofErr w:type="spellStart"/>
             <w:r>
               <w:rPr>
                 <w:rFonts w:ascii="Times New Roman" w:hAnsi="Times New Roman" w:cs="Times New Roman"/>
@@ -3350,7 +2949,6 @@
               </w:rPr>
               <w:t>Deskripsi</w:t>
             </w:r>
-            <w:proofErr w:type="spellEnd"/>
           </w:p>
         </w:tc>
         <w:tc>
@@ -3370,7 +2968,6 @@
                 <w:lang w:val="en-US"/>
               </w:rPr>
             </w:pPr>
-            <w:proofErr w:type="spellStart"/>
             <w:r>
               <w:rPr>
                 <w:rFonts w:ascii="Times New Roman" w:hAnsi="Times New Roman" w:cs="Times New Roman"/>
@@ -3380,57 +2977,8 @@
                 <w:szCs w:val="24"/>
                 <w:lang w:val="en-US"/>
               </w:rPr>
-              <w:t>Contoh</w:t>
-            </w:r>
-            <w:proofErr w:type="spellEnd"/>
-            <w:r>
-              <w:rPr>
-                <w:rFonts w:ascii="Times New Roman" w:hAnsi="Times New Roman" w:cs="Times New Roman"/>
-                <w:b/>
-                <w:bCs/>
-                <w:sz w:val="24"/>
-                <w:szCs w:val="24"/>
-                <w:lang w:val="en-US"/>
-              </w:rPr>
-              <w:t xml:space="preserve"> </w:t>
-            </w:r>
-            <w:proofErr w:type="spellStart"/>
-            <w:r>
-              <w:rPr>
-                <w:rFonts w:ascii="Times New Roman" w:hAnsi="Times New Roman" w:cs="Times New Roman"/>
-                <w:b/>
-                <w:bCs/>
-                <w:sz w:val="24"/>
-                <w:szCs w:val="24"/>
-                <w:lang w:val="en-US"/>
-              </w:rPr>
-              <w:t>Tantangan</w:t>
-            </w:r>
-            <w:proofErr w:type="spellEnd"/>
-            <w:r>
-              <w:rPr>
-                <w:rFonts w:ascii="Times New Roman" w:hAnsi="Times New Roman" w:cs="Times New Roman"/>
-                <w:b/>
-                <w:bCs/>
-                <w:sz w:val="24"/>
-                <w:szCs w:val="24"/>
-                <w:lang w:val="en-US"/>
-              </w:rPr>
-              <w:t xml:space="preserve"> / Tools yang </w:t>
-            </w:r>
-            <w:proofErr w:type="spellStart"/>
-            <w:r>
-              <w:rPr>
-                <w:rFonts w:ascii="Times New Roman" w:hAnsi="Times New Roman" w:cs="Times New Roman"/>
-                <w:b/>
-                <w:bCs/>
-                <w:sz w:val="24"/>
-                <w:szCs w:val="24"/>
-                <w:lang w:val="en-US"/>
-              </w:rPr>
-              <w:t>Dipakai</w:t>
-            </w:r>
-            <w:proofErr w:type="spellEnd"/>
+              <w:t>Contoh Tantangan / Tools yang Dipakai</w:t>
+            </w:r>
           </w:p>
         </w:tc>
       </w:tr>
@@ -3450,7 +2998,6 @@
                 <w:lang w:val="en-US"/>
               </w:rPr>
             </w:pPr>
-            <w:proofErr w:type="spellStart"/>
             <w:r>
               <w:rPr>
                 <w:rFonts w:ascii="Times New Roman" w:hAnsi="Times New Roman" w:cs="Times New Roman"/>
@@ -3462,7 +3009,6 @@
               </w:rPr>
               <w:t>Misc</w:t>
             </w:r>
-            <w:proofErr w:type="spellEnd"/>
           </w:p>
         </w:tc>
         <w:tc>
@@ -3487,227 +3033,7 @@
                 <w:szCs w:val="24"/>
                 <w:lang w:val="en-US"/>
               </w:rPr>
-              <w:t xml:space="preserve">Soal </w:t>
-            </w:r>
-            <w:proofErr w:type="spellStart"/>
-            <w:r>
-              <w:rPr>
-                <w:rFonts w:ascii="Times New Roman" w:hAnsi="Times New Roman" w:cs="Times New Roman"/>
-                <w:sz w:val="24"/>
-                <w:szCs w:val="24"/>
-                <w:lang w:val="en-US"/>
-              </w:rPr>
-              <w:t>umum</w:t>
-            </w:r>
-            <w:proofErr w:type="spellEnd"/>
-            <w:r>
-              <w:rPr>
-                <w:rFonts w:ascii="Times New Roman" w:hAnsi="Times New Roman" w:cs="Times New Roman"/>
-                <w:sz w:val="24"/>
-                <w:szCs w:val="24"/>
-                <w:lang w:val="en-US"/>
-              </w:rPr>
-              <w:t xml:space="preserve"> </w:t>
-            </w:r>
-            <w:proofErr w:type="spellStart"/>
-            <w:r>
-              <w:rPr>
-                <w:rFonts w:ascii="Times New Roman" w:hAnsi="Times New Roman" w:cs="Times New Roman"/>
-                <w:sz w:val="24"/>
-                <w:szCs w:val="24"/>
-                <w:lang w:val="en-US"/>
-              </w:rPr>
-              <w:t>atau</w:t>
-            </w:r>
-            <w:proofErr w:type="spellEnd"/>
-            <w:r>
-              <w:rPr>
-                <w:rFonts w:ascii="Times New Roman" w:hAnsi="Times New Roman" w:cs="Times New Roman"/>
-                <w:sz w:val="24"/>
-                <w:szCs w:val="24"/>
-                <w:lang w:val="en-US"/>
-              </w:rPr>
-              <w:t xml:space="preserve"> </w:t>
-            </w:r>
-            <w:proofErr w:type="spellStart"/>
-            <w:r>
-              <w:rPr>
-                <w:rFonts w:ascii="Times New Roman" w:hAnsi="Times New Roman" w:cs="Times New Roman"/>
-                <w:sz w:val="24"/>
-                <w:szCs w:val="24"/>
-                <w:lang w:val="en-US"/>
-              </w:rPr>
-              <w:t>teka-teki</w:t>
-            </w:r>
-            <w:proofErr w:type="spellEnd"/>
-            <w:r>
-              <w:rPr>
-                <w:rFonts w:ascii="Times New Roman" w:hAnsi="Times New Roman" w:cs="Times New Roman"/>
-                <w:sz w:val="24"/>
-                <w:szCs w:val="24"/>
-                <w:lang w:val="en-US"/>
-              </w:rPr>
-              <w:t xml:space="preserve"> </w:t>
-            </w:r>
-            <w:proofErr w:type="spellStart"/>
-            <w:r>
-              <w:rPr>
-                <w:rFonts w:ascii="Times New Roman" w:hAnsi="Times New Roman" w:cs="Times New Roman"/>
-                <w:sz w:val="24"/>
-                <w:szCs w:val="24"/>
-                <w:lang w:val="en-US"/>
-              </w:rPr>
-              <w:t>ringan</w:t>
-            </w:r>
-            <w:proofErr w:type="spellEnd"/>
-            <w:r>
-              <w:rPr>
-                <w:rFonts w:ascii="Times New Roman" w:hAnsi="Times New Roman" w:cs="Times New Roman"/>
-                <w:sz w:val="24"/>
-                <w:szCs w:val="24"/>
-                <w:lang w:val="en-US"/>
-              </w:rPr>
-              <w:t xml:space="preserve">. Bisa </w:t>
-            </w:r>
-            <w:proofErr w:type="spellStart"/>
-            <w:r>
-              <w:rPr>
-                <w:rFonts w:ascii="Times New Roman" w:hAnsi="Times New Roman" w:cs="Times New Roman"/>
-                <w:sz w:val="24"/>
-                <w:szCs w:val="24"/>
-                <w:lang w:val="en-US"/>
-              </w:rPr>
-              <w:t>berupa</w:t>
-            </w:r>
-            <w:proofErr w:type="spellEnd"/>
-            <w:r>
-              <w:rPr>
-                <w:rFonts w:ascii="Times New Roman" w:hAnsi="Times New Roman" w:cs="Times New Roman"/>
-                <w:sz w:val="24"/>
-                <w:szCs w:val="24"/>
-                <w:lang w:val="en-US"/>
-              </w:rPr>
-              <w:t xml:space="preserve"> file </w:t>
-            </w:r>
-            <w:proofErr w:type="spellStart"/>
-            <w:r>
-              <w:rPr>
-                <w:rFonts w:ascii="Times New Roman" w:hAnsi="Times New Roman" w:cs="Times New Roman"/>
-                <w:sz w:val="24"/>
-                <w:szCs w:val="24"/>
-                <w:lang w:val="en-US"/>
-              </w:rPr>
-              <w:t>teks</w:t>
-            </w:r>
-            <w:proofErr w:type="spellEnd"/>
-            <w:r>
-              <w:rPr>
-                <w:rFonts w:ascii="Times New Roman" w:hAnsi="Times New Roman" w:cs="Times New Roman"/>
-                <w:sz w:val="24"/>
-                <w:szCs w:val="24"/>
-                <w:lang w:val="en-US"/>
-              </w:rPr>
-              <w:t xml:space="preserve"> </w:t>
-            </w:r>
-            <w:proofErr w:type="spellStart"/>
-            <w:r>
-              <w:rPr>
-                <w:rFonts w:ascii="Times New Roman" w:hAnsi="Times New Roman" w:cs="Times New Roman"/>
-                <w:sz w:val="24"/>
-                <w:szCs w:val="24"/>
-                <w:lang w:val="en-US"/>
-              </w:rPr>
-              <w:t>aneh</w:t>
-            </w:r>
-            <w:proofErr w:type="spellEnd"/>
-            <w:r>
-              <w:rPr>
-                <w:rFonts w:ascii="Times New Roman" w:hAnsi="Times New Roman" w:cs="Times New Roman"/>
-                <w:sz w:val="24"/>
-                <w:szCs w:val="24"/>
-                <w:lang w:val="en-US"/>
-              </w:rPr>
-              <w:t xml:space="preserve">, QR code, encoding, </w:t>
-            </w:r>
-            <w:proofErr w:type="spellStart"/>
-            <w:r>
-              <w:rPr>
-                <w:rFonts w:ascii="Times New Roman" w:hAnsi="Times New Roman" w:cs="Times New Roman"/>
-                <w:sz w:val="24"/>
-                <w:szCs w:val="24"/>
-                <w:lang w:val="en-US"/>
-              </w:rPr>
-              <w:t>atau</w:t>
-            </w:r>
-            <w:proofErr w:type="spellEnd"/>
-            <w:r>
-              <w:rPr>
-                <w:rFonts w:ascii="Times New Roman" w:hAnsi="Times New Roman" w:cs="Times New Roman"/>
-                <w:sz w:val="24"/>
-                <w:szCs w:val="24"/>
-                <w:lang w:val="en-US"/>
-              </w:rPr>
-              <w:t xml:space="preserve"> puzzle. </w:t>
-            </w:r>
-            <w:proofErr w:type="spellStart"/>
-            <w:r>
-              <w:rPr>
-                <w:rFonts w:ascii="Times New Roman" w:hAnsi="Times New Roman" w:cs="Times New Roman"/>
-                <w:sz w:val="24"/>
-                <w:szCs w:val="24"/>
-                <w:lang w:val="en-US"/>
-              </w:rPr>
-              <w:t>Fokus</w:t>
-            </w:r>
-            <w:proofErr w:type="spellEnd"/>
-            <w:r>
-              <w:rPr>
-                <w:rFonts w:ascii="Times New Roman" w:hAnsi="Times New Roman" w:cs="Times New Roman"/>
-                <w:sz w:val="24"/>
-                <w:szCs w:val="24"/>
-                <w:lang w:val="en-US"/>
-              </w:rPr>
-              <w:t xml:space="preserve"> pada </w:t>
-            </w:r>
-            <w:proofErr w:type="spellStart"/>
-            <w:r>
-              <w:rPr>
-                <w:rFonts w:ascii="Times New Roman" w:hAnsi="Times New Roman" w:cs="Times New Roman"/>
-                <w:sz w:val="24"/>
-                <w:szCs w:val="24"/>
-                <w:lang w:val="en-US"/>
-              </w:rPr>
-              <w:t>logika</w:t>
-            </w:r>
-            <w:proofErr w:type="spellEnd"/>
-            <w:r>
-              <w:rPr>
-                <w:rFonts w:ascii="Times New Roman" w:hAnsi="Times New Roman" w:cs="Times New Roman"/>
-                <w:sz w:val="24"/>
-                <w:szCs w:val="24"/>
-                <w:lang w:val="en-US"/>
-              </w:rPr>
-              <w:t xml:space="preserve"> dan </w:t>
-            </w:r>
-            <w:proofErr w:type="spellStart"/>
-            <w:r>
-              <w:rPr>
-                <w:rFonts w:ascii="Times New Roman" w:hAnsi="Times New Roman" w:cs="Times New Roman"/>
-                <w:sz w:val="24"/>
-                <w:szCs w:val="24"/>
-                <w:lang w:val="en-US"/>
-              </w:rPr>
-              <w:t>ketelitian</w:t>
-            </w:r>
-            <w:proofErr w:type="spellEnd"/>
-            <w:r>
-              <w:rPr>
-                <w:rFonts w:ascii="Times New Roman" w:hAnsi="Times New Roman" w:cs="Times New Roman"/>
-                <w:sz w:val="24"/>
-                <w:szCs w:val="24"/>
-                <w:lang w:val="en-US"/>
-              </w:rPr>
-              <w:t>.</w:t>
+              <w:t>Soal umum atau teka-teki ringan. Bisa berupa file teks aneh, QR code, encoding, atau puzzle. Fokus pada logika dan ketelitian.</w:t>
             </w:r>
           </w:p>
         </w:tc>
@@ -3733,67 +3059,7 @@
                 <w:szCs w:val="24"/>
                 <w:lang w:val="en-US"/>
               </w:rPr>
-              <w:t xml:space="preserve">Decode QR, </w:t>
-            </w:r>
-            <w:proofErr w:type="spellStart"/>
-            <w:r>
-              <w:rPr>
-                <w:rFonts w:ascii="Times New Roman" w:hAnsi="Times New Roman" w:cs="Times New Roman"/>
-                <w:sz w:val="24"/>
-                <w:szCs w:val="24"/>
-                <w:lang w:val="en-US"/>
-              </w:rPr>
-              <w:t>pesan</w:t>
-            </w:r>
-            <w:proofErr w:type="spellEnd"/>
-            <w:r>
-              <w:rPr>
-                <w:rFonts w:ascii="Times New Roman" w:hAnsi="Times New Roman" w:cs="Times New Roman"/>
-                <w:sz w:val="24"/>
-                <w:szCs w:val="24"/>
-                <w:lang w:val="en-US"/>
-              </w:rPr>
-              <w:t xml:space="preserve"> </w:t>
-            </w:r>
-            <w:proofErr w:type="spellStart"/>
-            <w:r>
-              <w:rPr>
-                <w:rFonts w:ascii="Times New Roman" w:hAnsi="Times New Roman" w:cs="Times New Roman"/>
-                <w:sz w:val="24"/>
-                <w:szCs w:val="24"/>
-                <w:lang w:val="en-US"/>
-              </w:rPr>
-              <w:t>tersembunyi</w:t>
-            </w:r>
-            <w:proofErr w:type="spellEnd"/>
-            <w:r>
-              <w:rPr>
-                <w:rFonts w:ascii="Times New Roman" w:hAnsi="Times New Roman" w:cs="Times New Roman"/>
-                <w:sz w:val="24"/>
-                <w:szCs w:val="24"/>
-                <w:lang w:val="en-US"/>
-              </w:rPr>
-              <w:t xml:space="preserve"> di file, </w:t>
-            </w:r>
-            <w:proofErr w:type="spellStart"/>
-            <w:r>
-              <w:rPr>
-                <w:rFonts w:ascii="Times New Roman" w:hAnsi="Times New Roman" w:cs="Times New Roman"/>
-                <w:sz w:val="24"/>
-                <w:szCs w:val="24"/>
-                <w:lang w:val="en-US"/>
-              </w:rPr>
-              <w:t>berbagai</w:t>
-            </w:r>
-            <w:proofErr w:type="spellEnd"/>
-            <w:r>
-              <w:rPr>
-                <w:rFonts w:ascii="Times New Roman" w:hAnsi="Times New Roman" w:cs="Times New Roman"/>
-                <w:sz w:val="24"/>
-                <w:szCs w:val="24"/>
-                <w:lang w:val="en-US"/>
-              </w:rPr>
-              <w:t xml:space="preserve"> encoding (Base64, hex)</w:t>
+              <w:t>Decode QR, pesan tersembunyi di file, berbagai encoding (Base64, hex)</w:t>
             </w:r>
           </w:p>
         </w:tc>
@@ -3842,7 +3108,6 @@
                 <w:lang w:val="en-US"/>
               </w:rPr>
             </w:pPr>
-            <w:proofErr w:type="spellStart"/>
             <w:r>
               <w:rPr>
                 <w:rFonts w:ascii="Times New Roman" w:hAnsi="Times New Roman" w:cs="Times New Roman"/>
@@ -3850,79 +3115,8 @@
                 <w:szCs w:val="24"/>
                 <w:lang w:val="en-US"/>
               </w:rPr>
-              <w:t>Tantangan</w:t>
-            </w:r>
-            <w:proofErr w:type="spellEnd"/>
-            <w:r>
-              <w:rPr>
-                <w:rFonts w:ascii="Times New Roman" w:hAnsi="Times New Roman" w:cs="Times New Roman"/>
-                <w:sz w:val="24"/>
-                <w:szCs w:val="24"/>
-                <w:lang w:val="en-US"/>
-              </w:rPr>
-              <w:t xml:space="preserve"> </w:t>
-            </w:r>
-            <w:proofErr w:type="spellStart"/>
-            <w:r>
-              <w:rPr>
-                <w:rFonts w:ascii="Times New Roman" w:hAnsi="Times New Roman" w:cs="Times New Roman"/>
-                <w:sz w:val="24"/>
-                <w:szCs w:val="24"/>
-                <w:lang w:val="en-US"/>
-              </w:rPr>
-              <w:t>berbasis</w:t>
-            </w:r>
-            <w:proofErr w:type="spellEnd"/>
-            <w:r>
-              <w:rPr>
-                <w:rFonts w:ascii="Times New Roman" w:hAnsi="Times New Roman" w:cs="Times New Roman"/>
-                <w:sz w:val="24"/>
-                <w:szCs w:val="24"/>
-                <w:lang w:val="en-US"/>
-              </w:rPr>
-              <w:t xml:space="preserve"> </w:t>
-            </w:r>
-            <w:proofErr w:type="spellStart"/>
-            <w:r>
-              <w:rPr>
-                <w:rFonts w:ascii="Times New Roman" w:hAnsi="Times New Roman" w:cs="Times New Roman"/>
-                <w:sz w:val="24"/>
-                <w:szCs w:val="24"/>
-                <w:lang w:val="en-US"/>
-              </w:rPr>
-              <w:t>aplikasi</w:t>
-            </w:r>
-            <w:proofErr w:type="spellEnd"/>
-            <w:r>
-              <w:rPr>
-                <w:rFonts w:ascii="Times New Roman" w:hAnsi="Times New Roman" w:cs="Times New Roman"/>
-                <w:sz w:val="24"/>
-                <w:szCs w:val="24"/>
-                <w:lang w:val="en-US"/>
-              </w:rPr>
-              <w:t xml:space="preserve"> web </w:t>
-            </w:r>
-            <w:proofErr w:type="spellStart"/>
-            <w:r>
-              <w:rPr>
-                <w:rFonts w:ascii="Times New Roman" w:hAnsi="Times New Roman" w:cs="Times New Roman"/>
-                <w:sz w:val="24"/>
-                <w:szCs w:val="24"/>
-                <w:lang w:val="en-US"/>
-              </w:rPr>
-              <w:t>ringan</w:t>
-            </w:r>
-            <w:proofErr w:type="spellEnd"/>
-            <w:r>
-              <w:rPr>
-                <w:rFonts w:ascii="Times New Roman" w:hAnsi="Times New Roman" w:cs="Times New Roman"/>
-                <w:sz w:val="24"/>
-                <w:szCs w:val="24"/>
-                <w:lang w:val="en-US"/>
-              </w:rPr>
-              <w:t xml:space="preserve"> yang </w:t>
-            </w:r>
-            <w:proofErr w:type="spellStart"/>
+              <w:t xml:space="preserve">Tantangan berbasis aplikasi web ringan yang </w:t>
+            </w:r>
             <w:r>
               <w:rPr>
                 <w:rFonts w:ascii="Times New Roman" w:hAnsi="Times New Roman" w:cs="Times New Roman"/>
@@ -3932,245 +3126,16 @@
                 <w:szCs w:val="24"/>
                 <w:lang w:val="en-US"/>
               </w:rPr>
-              <w:t>tidak</w:t>
-            </w:r>
-            <w:proofErr w:type="spellEnd"/>
-            <w:r>
-              <w:rPr>
-                <w:rFonts w:ascii="Times New Roman" w:hAnsi="Times New Roman" w:cs="Times New Roman"/>
-                <w:b/>
-                <w:bCs/>
+              <w:t>tidak membutuhkan server terpisah</w:t>
+            </w:r>
+            <w:r>
+              <w:rPr>
+                <w:rFonts w:ascii="Times New Roman" w:hAnsi="Times New Roman" w:cs="Times New Roman"/>
                 <w:sz w:val="24"/>
                 <w:szCs w:val="24"/>
                 <w:lang w:val="en-US"/>
               </w:rPr>
-              <w:t xml:space="preserve"> </w:t>
-            </w:r>
-            <w:proofErr w:type="spellStart"/>
-            <w:r>
-              <w:rPr>
-                <w:rFonts w:ascii="Times New Roman" w:hAnsi="Times New Roman" w:cs="Times New Roman"/>
-                <w:b/>
-                <w:bCs/>
-                <w:sz w:val="24"/>
-                <w:szCs w:val="24"/>
-                <w:lang w:val="en-US"/>
-              </w:rPr>
-              <w:t>membutuhkan</w:t>
-            </w:r>
-            <w:proofErr w:type="spellEnd"/>
-            <w:r>
-              <w:rPr>
-                <w:rFonts w:ascii="Times New Roman" w:hAnsi="Times New Roman" w:cs="Times New Roman"/>
-                <w:b/>
-                <w:bCs/>
-                <w:sz w:val="24"/>
-                <w:szCs w:val="24"/>
-                <w:lang w:val="en-US"/>
-              </w:rPr>
-              <w:t xml:space="preserve"> server </w:t>
-            </w:r>
-            <w:proofErr w:type="spellStart"/>
-            <w:r>
-              <w:rPr>
-                <w:rFonts w:ascii="Times New Roman" w:hAnsi="Times New Roman" w:cs="Times New Roman"/>
-                <w:b/>
-                <w:bCs/>
-                <w:sz w:val="24"/>
-                <w:szCs w:val="24"/>
-                <w:lang w:val="en-US"/>
-              </w:rPr>
-              <w:t>terpisah</w:t>
-            </w:r>
-            <w:proofErr w:type="spellEnd"/>
-            <w:r>
-              <w:rPr>
-                <w:rFonts w:ascii="Times New Roman" w:hAnsi="Times New Roman" w:cs="Times New Roman"/>
-                <w:sz w:val="24"/>
-                <w:szCs w:val="24"/>
-                <w:lang w:val="en-US"/>
-              </w:rPr>
-              <w:t xml:space="preserve">. </w:t>
-            </w:r>
-            <w:proofErr w:type="spellStart"/>
-            <w:r>
-              <w:rPr>
-                <w:rFonts w:ascii="Times New Roman" w:hAnsi="Times New Roman" w:cs="Times New Roman"/>
-                <w:sz w:val="24"/>
-                <w:szCs w:val="24"/>
-                <w:lang w:val="en-US"/>
-              </w:rPr>
-              <w:t>Biasanya</w:t>
-            </w:r>
-            <w:proofErr w:type="spellEnd"/>
-            <w:r>
-              <w:rPr>
-                <w:rFonts w:ascii="Times New Roman" w:hAnsi="Times New Roman" w:cs="Times New Roman"/>
-                <w:sz w:val="24"/>
-                <w:szCs w:val="24"/>
-                <w:lang w:val="en-US"/>
-              </w:rPr>
-              <w:t xml:space="preserve"> </w:t>
-            </w:r>
-            <w:proofErr w:type="spellStart"/>
-            <w:r>
-              <w:rPr>
-                <w:rFonts w:ascii="Times New Roman" w:hAnsi="Times New Roman" w:cs="Times New Roman"/>
-                <w:sz w:val="24"/>
-                <w:szCs w:val="24"/>
-                <w:lang w:val="en-US"/>
-              </w:rPr>
-              <w:t>menguji</w:t>
-            </w:r>
-            <w:proofErr w:type="spellEnd"/>
-            <w:r>
-              <w:rPr>
-                <w:rFonts w:ascii="Times New Roman" w:hAnsi="Times New Roman" w:cs="Times New Roman"/>
-                <w:sz w:val="24"/>
-                <w:szCs w:val="24"/>
-                <w:lang w:val="en-US"/>
-              </w:rPr>
-              <w:t xml:space="preserve"> bug </w:t>
-            </w:r>
-            <w:proofErr w:type="spellStart"/>
-            <w:r>
-              <w:rPr>
-                <w:rFonts w:ascii="Times New Roman" w:hAnsi="Times New Roman" w:cs="Times New Roman"/>
-                <w:sz w:val="24"/>
-                <w:szCs w:val="24"/>
-                <w:lang w:val="en-US"/>
-              </w:rPr>
-              <w:t>umum</w:t>
-            </w:r>
-            <w:proofErr w:type="spellEnd"/>
-            <w:r>
-              <w:rPr>
-                <w:rFonts w:ascii="Times New Roman" w:hAnsi="Times New Roman" w:cs="Times New Roman"/>
-                <w:sz w:val="24"/>
-                <w:szCs w:val="24"/>
-                <w:lang w:val="en-US"/>
-              </w:rPr>
-              <w:t xml:space="preserve"> </w:t>
-            </w:r>
-            <w:proofErr w:type="spellStart"/>
-            <w:r>
-              <w:rPr>
-                <w:rFonts w:ascii="Times New Roman" w:hAnsi="Times New Roman" w:cs="Times New Roman"/>
-                <w:sz w:val="24"/>
-                <w:szCs w:val="24"/>
-                <w:lang w:val="en-US"/>
-              </w:rPr>
-              <w:t>seperti</w:t>
-            </w:r>
-            <w:proofErr w:type="spellEnd"/>
-            <w:r>
-              <w:rPr>
-                <w:rFonts w:ascii="Times New Roman" w:hAnsi="Times New Roman" w:cs="Times New Roman"/>
-                <w:sz w:val="24"/>
-                <w:szCs w:val="24"/>
-                <w:lang w:val="en-US"/>
-              </w:rPr>
-              <w:t xml:space="preserve"> form injection, XSS </w:t>
-            </w:r>
-            <w:proofErr w:type="spellStart"/>
-            <w:r>
-              <w:rPr>
-                <w:rFonts w:ascii="Times New Roman" w:hAnsi="Times New Roman" w:cs="Times New Roman"/>
-                <w:sz w:val="24"/>
-                <w:szCs w:val="24"/>
-                <w:lang w:val="en-US"/>
-              </w:rPr>
-              <w:t>sederhana</w:t>
-            </w:r>
-            <w:proofErr w:type="spellEnd"/>
-            <w:r>
-              <w:rPr>
-                <w:rFonts w:ascii="Times New Roman" w:hAnsi="Times New Roman" w:cs="Times New Roman"/>
-                <w:sz w:val="24"/>
-                <w:szCs w:val="24"/>
-                <w:lang w:val="en-US"/>
-              </w:rPr>
-              <w:t xml:space="preserve">, </w:t>
-            </w:r>
-            <w:proofErr w:type="spellStart"/>
-            <w:r>
-              <w:rPr>
-                <w:rFonts w:ascii="Times New Roman" w:hAnsi="Times New Roman" w:cs="Times New Roman"/>
-                <w:sz w:val="24"/>
-                <w:szCs w:val="24"/>
-                <w:lang w:val="en-US"/>
-              </w:rPr>
-              <w:t>atau</w:t>
-            </w:r>
-            <w:proofErr w:type="spellEnd"/>
-            <w:r>
-              <w:rPr>
-                <w:rFonts w:ascii="Times New Roman" w:hAnsi="Times New Roman" w:cs="Times New Roman"/>
-                <w:sz w:val="24"/>
-                <w:szCs w:val="24"/>
-                <w:lang w:val="en-US"/>
-              </w:rPr>
-              <w:t xml:space="preserve"> </w:t>
-            </w:r>
-            <w:proofErr w:type="spellStart"/>
-            <w:r>
-              <w:rPr>
-                <w:rFonts w:ascii="Times New Roman" w:hAnsi="Times New Roman" w:cs="Times New Roman"/>
-                <w:sz w:val="24"/>
-                <w:szCs w:val="24"/>
-                <w:lang w:val="en-US"/>
-              </w:rPr>
-              <w:t>mencari</w:t>
-            </w:r>
-            <w:proofErr w:type="spellEnd"/>
-            <w:r>
-              <w:rPr>
-                <w:rFonts w:ascii="Times New Roman" w:hAnsi="Times New Roman" w:cs="Times New Roman"/>
-                <w:sz w:val="24"/>
-                <w:szCs w:val="24"/>
-                <w:lang w:val="en-US"/>
-              </w:rPr>
-              <w:t xml:space="preserve"> </w:t>
-            </w:r>
-            <w:proofErr w:type="spellStart"/>
-            <w:r>
-              <w:rPr>
-                <w:rFonts w:ascii="Times New Roman" w:hAnsi="Times New Roman" w:cs="Times New Roman"/>
-                <w:sz w:val="24"/>
-                <w:szCs w:val="24"/>
-                <w:lang w:val="en-US"/>
-              </w:rPr>
-              <w:t>direktori</w:t>
-            </w:r>
-            <w:proofErr w:type="spellEnd"/>
-            <w:r>
-              <w:rPr>
-                <w:rFonts w:ascii="Times New Roman" w:hAnsi="Times New Roman" w:cs="Times New Roman"/>
-                <w:sz w:val="24"/>
-                <w:szCs w:val="24"/>
-                <w:lang w:val="en-US"/>
-              </w:rPr>
-              <w:t xml:space="preserve"> </w:t>
-            </w:r>
-            <w:proofErr w:type="spellStart"/>
-            <w:r>
-              <w:rPr>
-                <w:rFonts w:ascii="Times New Roman" w:hAnsi="Times New Roman" w:cs="Times New Roman"/>
-                <w:sz w:val="24"/>
-                <w:szCs w:val="24"/>
-                <w:lang w:val="en-US"/>
-              </w:rPr>
-              <w:t>tersembunyi</w:t>
-            </w:r>
-            <w:proofErr w:type="spellEnd"/>
-            <w:r>
-              <w:rPr>
-                <w:rFonts w:ascii="Times New Roman" w:hAnsi="Times New Roman" w:cs="Times New Roman"/>
-                <w:sz w:val="24"/>
-                <w:szCs w:val="24"/>
-                <w:lang w:val="en-US"/>
-              </w:rPr>
-              <w:t>.</w:t>
+              <w:t>. Biasanya menguji bug umum seperti form injection, XSS sederhana, atau mencari direktori tersembunyi.</w:t>
             </w:r>
           </w:p>
         </w:tc>
@@ -4196,107 +3161,7 @@
                 <w:szCs w:val="24"/>
                 <w:lang w:val="en-US"/>
               </w:rPr>
-              <w:t xml:space="preserve">Login bypass </w:t>
-            </w:r>
-            <w:proofErr w:type="spellStart"/>
-            <w:r>
-              <w:rPr>
-                <w:rFonts w:ascii="Times New Roman" w:hAnsi="Times New Roman" w:cs="Times New Roman"/>
-                <w:sz w:val="24"/>
-                <w:szCs w:val="24"/>
-                <w:lang w:val="en-US"/>
-              </w:rPr>
-              <w:t>sederhana</w:t>
-            </w:r>
-            <w:proofErr w:type="spellEnd"/>
-            <w:r>
-              <w:rPr>
-                <w:rFonts w:ascii="Times New Roman" w:hAnsi="Times New Roman" w:cs="Times New Roman"/>
-                <w:sz w:val="24"/>
-                <w:szCs w:val="24"/>
-                <w:lang w:val="en-US"/>
-              </w:rPr>
-              <w:t xml:space="preserve">, </w:t>
-            </w:r>
-            <w:proofErr w:type="spellStart"/>
-            <w:r>
-              <w:rPr>
-                <w:rFonts w:ascii="Times New Roman" w:hAnsi="Times New Roman" w:cs="Times New Roman"/>
-                <w:sz w:val="24"/>
-                <w:szCs w:val="24"/>
-                <w:lang w:val="en-US"/>
-              </w:rPr>
-              <w:t>cari</w:t>
-            </w:r>
-            <w:proofErr w:type="spellEnd"/>
-            <w:r>
-              <w:rPr>
-                <w:rFonts w:ascii="Times New Roman" w:hAnsi="Times New Roman" w:cs="Times New Roman"/>
-                <w:sz w:val="24"/>
-                <w:szCs w:val="24"/>
-                <w:lang w:val="en-US"/>
-              </w:rPr>
-              <w:t xml:space="preserve"> /hidden folder, LFI </w:t>
-            </w:r>
-            <w:proofErr w:type="spellStart"/>
-            <w:r>
-              <w:rPr>
-                <w:rFonts w:ascii="Times New Roman" w:hAnsi="Times New Roman" w:cs="Times New Roman"/>
-                <w:sz w:val="24"/>
-                <w:szCs w:val="24"/>
-                <w:lang w:val="en-US"/>
-              </w:rPr>
-              <w:t>ringan</w:t>
-            </w:r>
-            <w:proofErr w:type="spellEnd"/>
-            <w:r>
-              <w:rPr>
-                <w:rFonts w:ascii="Times New Roman" w:hAnsi="Times New Roman" w:cs="Times New Roman"/>
-                <w:sz w:val="24"/>
-                <w:szCs w:val="24"/>
-                <w:lang w:val="en-US"/>
-              </w:rPr>
-              <w:t xml:space="preserve"> (</w:t>
-            </w:r>
-            <w:proofErr w:type="spellStart"/>
-            <w:r>
-              <w:rPr>
-                <w:rFonts w:ascii="Times New Roman" w:hAnsi="Times New Roman" w:cs="Times New Roman"/>
-                <w:sz w:val="24"/>
-                <w:szCs w:val="24"/>
-                <w:lang w:val="en-US"/>
-              </w:rPr>
-              <w:t>jika</w:t>
-            </w:r>
-            <w:proofErr w:type="spellEnd"/>
-            <w:r>
-              <w:rPr>
-                <w:rFonts w:ascii="Times New Roman" w:hAnsi="Times New Roman" w:cs="Times New Roman"/>
-                <w:sz w:val="24"/>
-                <w:szCs w:val="24"/>
-                <w:lang w:val="en-US"/>
-              </w:rPr>
-              <w:t xml:space="preserve"> </w:t>
-            </w:r>
-            <w:proofErr w:type="spellStart"/>
-            <w:r>
-              <w:rPr>
-                <w:rFonts w:ascii="Times New Roman" w:hAnsi="Times New Roman" w:cs="Times New Roman"/>
-                <w:sz w:val="24"/>
-                <w:szCs w:val="24"/>
-                <w:lang w:val="en-US"/>
-              </w:rPr>
-              <w:t>memungkinkan</w:t>
-            </w:r>
-            <w:proofErr w:type="spellEnd"/>
-            <w:r>
-              <w:rPr>
-                <w:rFonts w:ascii="Times New Roman" w:hAnsi="Times New Roman" w:cs="Times New Roman"/>
-                <w:sz w:val="24"/>
-                <w:szCs w:val="24"/>
-                <w:lang w:val="en-US"/>
-              </w:rPr>
-              <w:t>)</w:t>
+              <w:t>Login bypass sederhana, cari /hidden folder, LFI ringan (jika memungkinkan)</w:t>
             </w:r>
           </w:p>
         </w:tc>
@@ -4345,7 +3210,6 @@
                 <w:lang w:val="en-US"/>
               </w:rPr>
             </w:pPr>
-            <w:proofErr w:type="spellStart"/>
             <w:r>
               <w:rPr>
                 <w:rFonts w:ascii="Times New Roman" w:hAnsi="Times New Roman" w:cs="Times New Roman"/>
@@ -4353,257 +3217,7 @@
                 <w:szCs w:val="24"/>
                 <w:lang w:val="en-US"/>
               </w:rPr>
-              <w:t>Analisis</w:t>
-            </w:r>
-            <w:proofErr w:type="spellEnd"/>
-            <w:r>
-              <w:rPr>
-                <w:rFonts w:ascii="Times New Roman" w:hAnsi="Times New Roman" w:cs="Times New Roman"/>
-                <w:sz w:val="24"/>
-                <w:szCs w:val="24"/>
-                <w:lang w:val="en-US"/>
-              </w:rPr>
-              <w:t xml:space="preserve"> file digital (</w:t>
-            </w:r>
-            <w:proofErr w:type="spellStart"/>
-            <w:r>
-              <w:rPr>
-                <w:rFonts w:ascii="Times New Roman" w:hAnsi="Times New Roman" w:cs="Times New Roman"/>
-                <w:sz w:val="24"/>
-                <w:szCs w:val="24"/>
-                <w:lang w:val="en-US"/>
-              </w:rPr>
-              <w:t>gambar</w:t>
-            </w:r>
-            <w:proofErr w:type="spellEnd"/>
-            <w:r>
-              <w:rPr>
-                <w:rFonts w:ascii="Times New Roman" w:hAnsi="Times New Roman" w:cs="Times New Roman"/>
-                <w:sz w:val="24"/>
-                <w:szCs w:val="24"/>
-                <w:lang w:val="en-US"/>
-              </w:rPr>
-              <w:t xml:space="preserve">, audio, dump data) </w:t>
-            </w:r>
-            <w:proofErr w:type="spellStart"/>
-            <w:r>
-              <w:rPr>
-                <w:rFonts w:ascii="Times New Roman" w:hAnsi="Times New Roman" w:cs="Times New Roman"/>
-                <w:sz w:val="24"/>
-                <w:szCs w:val="24"/>
-                <w:lang w:val="en-US"/>
-              </w:rPr>
-              <w:t>untuk</w:t>
-            </w:r>
-            <w:proofErr w:type="spellEnd"/>
-            <w:r>
-              <w:rPr>
-                <w:rFonts w:ascii="Times New Roman" w:hAnsi="Times New Roman" w:cs="Times New Roman"/>
-                <w:sz w:val="24"/>
-                <w:szCs w:val="24"/>
-                <w:lang w:val="en-US"/>
-              </w:rPr>
-              <w:t xml:space="preserve"> </w:t>
-            </w:r>
-            <w:proofErr w:type="spellStart"/>
-            <w:r>
-              <w:rPr>
-                <w:rFonts w:ascii="Times New Roman" w:hAnsi="Times New Roman" w:cs="Times New Roman"/>
-                <w:sz w:val="24"/>
-                <w:szCs w:val="24"/>
-                <w:lang w:val="en-US"/>
-              </w:rPr>
-              <w:t>mencari</w:t>
-            </w:r>
-            <w:proofErr w:type="spellEnd"/>
-            <w:r>
-              <w:rPr>
-                <w:rFonts w:ascii="Times New Roman" w:hAnsi="Times New Roman" w:cs="Times New Roman"/>
-                <w:sz w:val="24"/>
-                <w:szCs w:val="24"/>
-                <w:lang w:val="en-US"/>
-              </w:rPr>
-              <w:t xml:space="preserve"> flag </w:t>
-            </w:r>
-            <w:proofErr w:type="spellStart"/>
-            <w:r>
-              <w:rPr>
-                <w:rFonts w:ascii="Times New Roman" w:hAnsi="Times New Roman" w:cs="Times New Roman"/>
-                <w:sz w:val="24"/>
-                <w:szCs w:val="24"/>
-                <w:lang w:val="en-US"/>
-              </w:rPr>
-              <w:t>tersembunyi</w:t>
-            </w:r>
-            <w:proofErr w:type="spellEnd"/>
-            <w:r>
-              <w:rPr>
-                <w:rFonts w:ascii="Times New Roman" w:hAnsi="Times New Roman" w:cs="Times New Roman"/>
-                <w:sz w:val="24"/>
-                <w:szCs w:val="24"/>
-                <w:lang w:val="en-US"/>
-              </w:rPr>
-              <w:t xml:space="preserve">. </w:t>
-            </w:r>
-            <w:proofErr w:type="spellStart"/>
-            <w:r>
-              <w:rPr>
-                <w:rFonts w:ascii="Times New Roman" w:hAnsi="Times New Roman" w:cs="Times New Roman"/>
-                <w:sz w:val="24"/>
-                <w:szCs w:val="24"/>
-                <w:lang w:val="en-US"/>
-              </w:rPr>
-              <w:t>Cocok</w:t>
-            </w:r>
-            <w:proofErr w:type="spellEnd"/>
-            <w:r>
-              <w:rPr>
-                <w:rFonts w:ascii="Times New Roman" w:hAnsi="Times New Roman" w:cs="Times New Roman"/>
-                <w:sz w:val="24"/>
-                <w:szCs w:val="24"/>
-                <w:lang w:val="en-US"/>
-              </w:rPr>
-              <w:t xml:space="preserve"> </w:t>
-            </w:r>
-            <w:proofErr w:type="spellStart"/>
-            <w:r>
-              <w:rPr>
-                <w:rFonts w:ascii="Times New Roman" w:hAnsi="Times New Roman" w:cs="Times New Roman"/>
-                <w:sz w:val="24"/>
-                <w:szCs w:val="24"/>
-                <w:lang w:val="en-US"/>
-              </w:rPr>
-              <w:t>untuk</w:t>
-            </w:r>
-            <w:proofErr w:type="spellEnd"/>
-            <w:r>
-              <w:rPr>
-                <w:rFonts w:ascii="Times New Roman" w:hAnsi="Times New Roman" w:cs="Times New Roman"/>
-                <w:sz w:val="24"/>
-                <w:szCs w:val="24"/>
-                <w:lang w:val="en-US"/>
-              </w:rPr>
-              <w:t xml:space="preserve"> </w:t>
-            </w:r>
-            <w:proofErr w:type="spellStart"/>
-            <w:r>
-              <w:rPr>
-                <w:rFonts w:ascii="Times New Roman" w:hAnsi="Times New Roman" w:cs="Times New Roman"/>
-                <w:sz w:val="24"/>
-                <w:szCs w:val="24"/>
-                <w:lang w:val="en-US"/>
-              </w:rPr>
-              <w:t>soal</w:t>
-            </w:r>
-            <w:proofErr w:type="spellEnd"/>
-            <w:r>
-              <w:rPr>
-                <w:rFonts w:ascii="Times New Roman" w:hAnsi="Times New Roman" w:cs="Times New Roman"/>
-                <w:sz w:val="24"/>
-                <w:szCs w:val="24"/>
-                <w:lang w:val="en-US"/>
-              </w:rPr>
-              <w:t xml:space="preserve"> yang </w:t>
-            </w:r>
-            <w:proofErr w:type="spellStart"/>
-            <w:r>
-              <w:rPr>
-                <w:rFonts w:ascii="Times New Roman" w:hAnsi="Times New Roman" w:cs="Times New Roman"/>
-                <w:sz w:val="24"/>
-                <w:szCs w:val="24"/>
-                <w:lang w:val="en-US"/>
-              </w:rPr>
-              <w:t>bisa</w:t>
-            </w:r>
-            <w:proofErr w:type="spellEnd"/>
-            <w:r>
-              <w:rPr>
-                <w:rFonts w:ascii="Times New Roman" w:hAnsi="Times New Roman" w:cs="Times New Roman"/>
-                <w:sz w:val="24"/>
-                <w:szCs w:val="24"/>
-                <w:lang w:val="en-US"/>
-              </w:rPr>
-              <w:t xml:space="preserve"> </w:t>
-            </w:r>
-            <w:proofErr w:type="spellStart"/>
-            <w:r>
-              <w:rPr>
-                <w:rFonts w:ascii="Times New Roman" w:hAnsi="Times New Roman" w:cs="Times New Roman"/>
-                <w:sz w:val="24"/>
-                <w:szCs w:val="24"/>
-                <w:lang w:val="en-US"/>
-              </w:rPr>
-              <w:t>diselesaikan</w:t>
-            </w:r>
-            <w:proofErr w:type="spellEnd"/>
-            <w:r>
-              <w:rPr>
-                <w:rFonts w:ascii="Times New Roman" w:hAnsi="Times New Roman" w:cs="Times New Roman"/>
-                <w:sz w:val="24"/>
-                <w:szCs w:val="24"/>
-                <w:lang w:val="en-US"/>
-              </w:rPr>
-              <w:t xml:space="preserve"> </w:t>
-            </w:r>
-            <w:proofErr w:type="spellStart"/>
-            <w:r>
-              <w:rPr>
-                <w:rFonts w:ascii="Times New Roman" w:hAnsi="Times New Roman" w:cs="Times New Roman"/>
-                <w:sz w:val="24"/>
-                <w:szCs w:val="24"/>
-                <w:lang w:val="en-US"/>
-              </w:rPr>
-              <w:t>dengan</w:t>
-            </w:r>
-            <w:proofErr w:type="spellEnd"/>
-            <w:r>
-              <w:rPr>
-                <w:rFonts w:ascii="Times New Roman" w:hAnsi="Times New Roman" w:cs="Times New Roman"/>
-                <w:sz w:val="24"/>
-                <w:szCs w:val="24"/>
-                <w:lang w:val="en-US"/>
-              </w:rPr>
-              <w:t xml:space="preserve"> </w:t>
-            </w:r>
-            <w:proofErr w:type="spellStart"/>
-            <w:r>
-              <w:rPr>
-                <w:rFonts w:ascii="Times New Roman" w:hAnsi="Times New Roman" w:cs="Times New Roman"/>
-                <w:sz w:val="24"/>
-                <w:szCs w:val="24"/>
-                <w:lang w:val="en-US"/>
-              </w:rPr>
-              <w:t>alat</w:t>
-            </w:r>
-            <w:proofErr w:type="spellEnd"/>
-            <w:r>
-              <w:rPr>
-                <w:rFonts w:ascii="Times New Roman" w:hAnsi="Times New Roman" w:cs="Times New Roman"/>
-                <w:sz w:val="24"/>
-                <w:szCs w:val="24"/>
-                <w:lang w:val="en-US"/>
-              </w:rPr>
-              <w:t xml:space="preserve"> </w:t>
-            </w:r>
-            <w:proofErr w:type="spellStart"/>
-            <w:r>
-              <w:rPr>
-                <w:rFonts w:ascii="Times New Roman" w:hAnsi="Times New Roman" w:cs="Times New Roman"/>
-                <w:sz w:val="24"/>
-                <w:szCs w:val="24"/>
-                <w:lang w:val="en-US"/>
-              </w:rPr>
-              <w:t>lokal</w:t>
-            </w:r>
-            <w:proofErr w:type="spellEnd"/>
-            <w:r>
-              <w:rPr>
-                <w:rFonts w:ascii="Times New Roman" w:hAnsi="Times New Roman" w:cs="Times New Roman"/>
-                <w:sz w:val="24"/>
-                <w:szCs w:val="24"/>
-                <w:lang w:val="en-US"/>
-              </w:rPr>
-              <w:t>.</w:t>
+              <w:t>Analisis file digital (gambar, audio, dump data) untuk mencari flag tersembunyi. Cocok untuk soal yang bisa diselesaikan dengan alat lokal.</w:t>
             </w:r>
           </w:p>
         </w:tc>
@@ -4629,79 +3243,8 @@
                 <w:szCs w:val="24"/>
                 <w:lang w:val="en-US"/>
               </w:rPr>
-              <w:t xml:space="preserve">strings, </w:t>
-            </w:r>
-            <w:proofErr w:type="spellStart"/>
-            <w:r>
-              <w:rPr>
-                <w:rFonts w:ascii="Times New Roman" w:hAnsi="Times New Roman" w:cs="Times New Roman"/>
-                <w:sz w:val="24"/>
-                <w:szCs w:val="24"/>
-                <w:lang w:val="en-US"/>
-              </w:rPr>
-              <w:t>exiftool</w:t>
-            </w:r>
-            <w:proofErr w:type="spellEnd"/>
-            <w:r>
-              <w:rPr>
-                <w:rFonts w:ascii="Times New Roman" w:hAnsi="Times New Roman" w:cs="Times New Roman"/>
-                <w:sz w:val="24"/>
-                <w:szCs w:val="24"/>
-                <w:lang w:val="en-US"/>
-              </w:rPr>
-              <w:t xml:space="preserve">, </w:t>
-            </w:r>
-            <w:proofErr w:type="spellStart"/>
-            <w:r>
-              <w:rPr>
-                <w:rFonts w:ascii="Times New Roman" w:hAnsi="Times New Roman" w:cs="Times New Roman"/>
-                <w:sz w:val="24"/>
-                <w:szCs w:val="24"/>
-                <w:lang w:val="en-US"/>
-              </w:rPr>
-              <w:t>binwalk</w:t>
-            </w:r>
-            <w:proofErr w:type="spellEnd"/>
-            <w:r>
-              <w:rPr>
-                <w:rFonts w:ascii="Times New Roman" w:hAnsi="Times New Roman" w:cs="Times New Roman"/>
-                <w:sz w:val="24"/>
-                <w:szCs w:val="24"/>
-                <w:lang w:val="en-US"/>
-              </w:rPr>
-              <w:t xml:space="preserve">, </w:t>
-            </w:r>
-            <w:proofErr w:type="spellStart"/>
-            <w:r>
-              <w:rPr>
-                <w:rFonts w:ascii="Times New Roman" w:hAnsi="Times New Roman" w:cs="Times New Roman"/>
-                <w:sz w:val="24"/>
-                <w:szCs w:val="24"/>
-                <w:lang w:val="en-US"/>
-              </w:rPr>
-              <w:t>analisis</w:t>
-            </w:r>
-            <w:proofErr w:type="spellEnd"/>
-            <w:r>
-              <w:rPr>
-                <w:rFonts w:ascii="Times New Roman" w:hAnsi="Times New Roman" w:cs="Times New Roman"/>
-                <w:sz w:val="24"/>
-                <w:szCs w:val="24"/>
-                <w:lang w:val="en-US"/>
-              </w:rPr>
-              <w:t xml:space="preserve"> </w:t>
-            </w:r>
-            <w:proofErr w:type="spellStart"/>
-            <w:r>
-              <w:rPr>
-                <w:rFonts w:ascii="Times New Roman" w:hAnsi="Times New Roman" w:cs="Times New Roman"/>
-                <w:sz w:val="24"/>
-                <w:szCs w:val="24"/>
-                <w:lang w:val="en-US"/>
-              </w:rPr>
-              <w:t>steganografi</w:t>
-            </w:r>
-            <w:proofErr w:type="spellEnd"/>
+              <w:t>strings, exiftool, binwalk, analisis steganografi</w:t>
+            </w:r>
           </w:p>
         </w:tc>
       </w:tr>
@@ -4756,227 +3299,7 @@
                 <w:szCs w:val="24"/>
                 <w:lang w:val="en-US"/>
               </w:rPr>
-              <w:t xml:space="preserve">Soal </w:t>
-            </w:r>
-            <w:proofErr w:type="spellStart"/>
-            <w:r>
-              <w:rPr>
-                <w:rFonts w:ascii="Times New Roman" w:hAnsi="Times New Roman" w:cs="Times New Roman"/>
-                <w:sz w:val="24"/>
-                <w:szCs w:val="24"/>
-                <w:lang w:val="en-US"/>
-              </w:rPr>
-              <w:t>enkripsi</w:t>
-            </w:r>
-            <w:proofErr w:type="spellEnd"/>
-            <w:r>
-              <w:rPr>
-                <w:rFonts w:ascii="Times New Roman" w:hAnsi="Times New Roman" w:cs="Times New Roman"/>
-                <w:sz w:val="24"/>
-                <w:szCs w:val="24"/>
-                <w:lang w:val="en-US"/>
-              </w:rPr>
-              <w:t xml:space="preserve"> &amp; </w:t>
-            </w:r>
-            <w:proofErr w:type="spellStart"/>
-            <w:r>
-              <w:rPr>
-                <w:rFonts w:ascii="Times New Roman" w:hAnsi="Times New Roman" w:cs="Times New Roman"/>
-                <w:sz w:val="24"/>
-                <w:szCs w:val="24"/>
-                <w:lang w:val="en-US"/>
-              </w:rPr>
-              <w:t>dekripsi</w:t>
-            </w:r>
-            <w:proofErr w:type="spellEnd"/>
-            <w:r>
-              <w:rPr>
-                <w:rFonts w:ascii="Times New Roman" w:hAnsi="Times New Roman" w:cs="Times New Roman"/>
-                <w:sz w:val="24"/>
-                <w:szCs w:val="24"/>
-                <w:lang w:val="en-US"/>
-              </w:rPr>
-              <w:t xml:space="preserve"> — </w:t>
-            </w:r>
-            <w:proofErr w:type="spellStart"/>
-            <w:r>
-              <w:rPr>
-                <w:rFonts w:ascii="Times New Roman" w:hAnsi="Times New Roman" w:cs="Times New Roman"/>
-                <w:sz w:val="24"/>
-                <w:szCs w:val="24"/>
-                <w:lang w:val="en-US"/>
-              </w:rPr>
-              <w:t>dari</w:t>
-            </w:r>
-            <w:proofErr w:type="spellEnd"/>
-            <w:r>
-              <w:rPr>
-                <w:rFonts w:ascii="Times New Roman" w:hAnsi="Times New Roman" w:cs="Times New Roman"/>
-                <w:sz w:val="24"/>
-                <w:szCs w:val="24"/>
-                <w:lang w:val="en-US"/>
-              </w:rPr>
-              <w:t xml:space="preserve"> </w:t>
-            </w:r>
-            <w:proofErr w:type="spellStart"/>
-            <w:r>
-              <w:rPr>
-                <w:rFonts w:ascii="Times New Roman" w:hAnsi="Times New Roman" w:cs="Times New Roman"/>
-                <w:sz w:val="24"/>
-                <w:szCs w:val="24"/>
-                <w:lang w:val="en-US"/>
-              </w:rPr>
-              <w:t>kriptografi</w:t>
-            </w:r>
-            <w:proofErr w:type="spellEnd"/>
-            <w:r>
-              <w:rPr>
-                <w:rFonts w:ascii="Times New Roman" w:hAnsi="Times New Roman" w:cs="Times New Roman"/>
-                <w:sz w:val="24"/>
-                <w:szCs w:val="24"/>
-                <w:lang w:val="en-US"/>
-              </w:rPr>
-              <w:t xml:space="preserve"> </w:t>
-            </w:r>
-            <w:proofErr w:type="spellStart"/>
-            <w:r>
-              <w:rPr>
-                <w:rFonts w:ascii="Times New Roman" w:hAnsi="Times New Roman" w:cs="Times New Roman"/>
-                <w:sz w:val="24"/>
-                <w:szCs w:val="24"/>
-                <w:lang w:val="en-US"/>
-              </w:rPr>
-              <w:t>klasik</w:t>
-            </w:r>
-            <w:proofErr w:type="spellEnd"/>
-            <w:r>
-              <w:rPr>
-                <w:rFonts w:ascii="Times New Roman" w:hAnsi="Times New Roman" w:cs="Times New Roman"/>
-                <w:sz w:val="24"/>
-                <w:szCs w:val="24"/>
-                <w:lang w:val="en-US"/>
-              </w:rPr>
-              <w:t xml:space="preserve"> </w:t>
-            </w:r>
-            <w:proofErr w:type="spellStart"/>
-            <w:r>
-              <w:rPr>
-                <w:rFonts w:ascii="Times New Roman" w:hAnsi="Times New Roman" w:cs="Times New Roman"/>
-                <w:sz w:val="24"/>
-                <w:szCs w:val="24"/>
-                <w:lang w:val="en-US"/>
-              </w:rPr>
-              <w:t>sampai</w:t>
-            </w:r>
-            <w:proofErr w:type="spellEnd"/>
-            <w:r>
-              <w:rPr>
-                <w:rFonts w:ascii="Times New Roman" w:hAnsi="Times New Roman" w:cs="Times New Roman"/>
-                <w:sz w:val="24"/>
-                <w:szCs w:val="24"/>
-                <w:lang w:val="en-US"/>
-              </w:rPr>
-              <w:t xml:space="preserve"> </w:t>
-            </w:r>
-            <w:proofErr w:type="spellStart"/>
-            <w:r>
-              <w:rPr>
-                <w:rFonts w:ascii="Times New Roman" w:hAnsi="Times New Roman" w:cs="Times New Roman"/>
-                <w:sz w:val="24"/>
-                <w:szCs w:val="24"/>
-                <w:lang w:val="en-US"/>
-              </w:rPr>
-              <w:t>transformasi</w:t>
-            </w:r>
-            <w:proofErr w:type="spellEnd"/>
-            <w:r>
-              <w:rPr>
-                <w:rFonts w:ascii="Times New Roman" w:hAnsi="Times New Roman" w:cs="Times New Roman"/>
-                <w:sz w:val="24"/>
-                <w:szCs w:val="24"/>
-                <w:lang w:val="en-US"/>
-              </w:rPr>
-              <w:t xml:space="preserve"> data modern. </w:t>
-            </w:r>
-            <w:proofErr w:type="spellStart"/>
-            <w:r>
-              <w:rPr>
-                <w:rFonts w:ascii="Times New Roman" w:hAnsi="Times New Roman" w:cs="Times New Roman"/>
-                <w:sz w:val="24"/>
-                <w:szCs w:val="24"/>
-                <w:lang w:val="en-US"/>
-              </w:rPr>
-              <w:t>Fokus</w:t>
-            </w:r>
-            <w:proofErr w:type="spellEnd"/>
-            <w:r>
-              <w:rPr>
-                <w:rFonts w:ascii="Times New Roman" w:hAnsi="Times New Roman" w:cs="Times New Roman"/>
-                <w:sz w:val="24"/>
-                <w:szCs w:val="24"/>
-                <w:lang w:val="en-US"/>
-              </w:rPr>
-              <w:t xml:space="preserve"> pada </w:t>
-            </w:r>
-            <w:proofErr w:type="spellStart"/>
-            <w:r>
-              <w:rPr>
-                <w:rFonts w:ascii="Times New Roman" w:hAnsi="Times New Roman" w:cs="Times New Roman"/>
-                <w:sz w:val="24"/>
-                <w:szCs w:val="24"/>
-                <w:lang w:val="en-US"/>
-              </w:rPr>
-              <w:t>teknik</w:t>
-            </w:r>
-            <w:proofErr w:type="spellEnd"/>
-            <w:r>
-              <w:rPr>
-                <w:rFonts w:ascii="Times New Roman" w:hAnsi="Times New Roman" w:cs="Times New Roman"/>
-                <w:sz w:val="24"/>
-                <w:szCs w:val="24"/>
-                <w:lang w:val="en-US"/>
-              </w:rPr>
-              <w:t xml:space="preserve"> </w:t>
-            </w:r>
-            <w:proofErr w:type="spellStart"/>
-            <w:r>
-              <w:rPr>
-                <w:rFonts w:ascii="Times New Roman" w:hAnsi="Times New Roman" w:cs="Times New Roman"/>
-                <w:sz w:val="24"/>
-                <w:szCs w:val="24"/>
-                <w:lang w:val="en-US"/>
-              </w:rPr>
-              <w:t>analisis</w:t>
-            </w:r>
-            <w:proofErr w:type="spellEnd"/>
-            <w:r>
-              <w:rPr>
-                <w:rFonts w:ascii="Times New Roman" w:hAnsi="Times New Roman" w:cs="Times New Roman"/>
-                <w:sz w:val="24"/>
-                <w:szCs w:val="24"/>
-                <w:lang w:val="en-US"/>
-              </w:rPr>
-              <w:t xml:space="preserve"> </w:t>
-            </w:r>
-            <w:proofErr w:type="spellStart"/>
-            <w:r>
-              <w:rPr>
-                <w:rFonts w:ascii="Times New Roman" w:hAnsi="Times New Roman" w:cs="Times New Roman"/>
-                <w:sz w:val="24"/>
-                <w:szCs w:val="24"/>
-                <w:lang w:val="en-US"/>
-              </w:rPr>
-              <w:t>pola</w:t>
-            </w:r>
-            <w:proofErr w:type="spellEnd"/>
-            <w:r>
-              <w:rPr>
-                <w:rFonts w:ascii="Times New Roman" w:hAnsi="Times New Roman" w:cs="Times New Roman"/>
-                <w:sz w:val="24"/>
-                <w:szCs w:val="24"/>
-                <w:lang w:val="en-US"/>
-              </w:rPr>
-              <w:t xml:space="preserve"> dan decode.</w:t>
+              <w:t>Soal enkripsi &amp; dekripsi — dari kriptografi klasik sampai transformasi data modern. Fokus pada teknik analisis pola dan decode.</w:t>
             </w:r>
           </w:p>
         </w:tc>
@@ -5051,7 +3374,6 @@
                 <w:lang w:val="en-US"/>
               </w:rPr>
             </w:pPr>
-            <w:proofErr w:type="spellStart"/>
             <w:r>
               <w:rPr>
                 <w:rFonts w:ascii="Times New Roman" w:hAnsi="Times New Roman" w:cs="Times New Roman"/>
@@ -5059,197 +3381,7 @@
                 <w:szCs w:val="24"/>
                 <w:lang w:val="en-US"/>
               </w:rPr>
-              <w:t>Analisis</w:t>
-            </w:r>
-            <w:proofErr w:type="spellEnd"/>
-            <w:r>
-              <w:rPr>
-                <w:rFonts w:ascii="Times New Roman" w:hAnsi="Times New Roman" w:cs="Times New Roman"/>
-                <w:sz w:val="24"/>
-                <w:szCs w:val="24"/>
-                <w:lang w:val="en-US"/>
-              </w:rPr>
-              <w:t xml:space="preserve"> program/biner </w:t>
-            </w:r>
-            <w:proofErr w:type="spellStart"/>
-            <w:r>
-              <w:rPr>
-                <w:rFonts w:ascii="Times New Roman" w:hAnsi="Times New Roman" w:cs="Times New Roman"/>
-                <w:sz w:val="24"/>
-                <w:szCs w:val="24"/>
-                <w:lang w:val="en-US"/>
-              </w:rPr>
-              <w:t>secara</w:t>
-            </w:r>
-            <w:proofErr w:type="spellEnd"/>
-            <w:r>
-              <w:rPr>
-                <w:rFonts w:ascii="Times New Roman" w:hAnsi="Times New Roman" w:cs="Times New Roman"/>
-                <w:sz w:val="24"/>
-                <w:szCs w:val="24"/>
-                <w:lang w:val="en-US"/>
-              </w:rPr>
-              <w:t xml:space="preserve"> statis </w:t>
-            </w:r>
-            <w:proofErr w:type="spellStart"/>
-            <w:r>
-              <w:rPr>
-                <w:rFonts w:ascii="Times New Roman" w:hAnsi="Times New Roman" w:cs="Times New Roman"/>
-                <w:sz w:val="24"/>
-                <w:szCs w:val="24"/>
-                <w:lang w:val="en-US"/>
-              </w:rPr>
-              <w:t>atau</w:t>
-            </w:r>
-            <w:proofErr w:type="spellEnd"/>
-            <w:r>
-              <w:rPr>
-                <w:rFonts w:ascii="Times New Roman" w:hAnsi="Times New Roman" w:cs="Times New Roman"/>
-                <w:sz w:val="24"/>
-                <w:szCs w:val="24"/>
-                <w:lang w:val="en-US"/>
-              </w:rPr>
-              <w:t xml:space="preserve"> </w:t>
-            </w:r>
-            <w:proofErr w:type="spellStart"/>
-            <w:r>
-              <w:rPr>
-                <w:rFonts w:ascii="Times New Roman" w:hAnsi="Times New Roman" w:cs="Times New Roman"/>
-                <w:sz w:val="24"/>
-                <w:szCs w:val="24"/>
-                <w:lang w:val="en-US"/>
-              </w:rPr>
-              <w:t>dinamis</w:t>
-            </w:r>
-            <w:proofErr w:type="spellEnd"/>
-            <w:r>
-              <w:rPr>
-                <w:rFonts w:ascii="Times New Roman" w:hAnsi="Times New Roman" w:cs="Times New Roman"/>
-                <w:sz w:val="24"/>
-                <w:szCs w:val="24"/>
-                <w:lang w:val="en-US"/>
-              </w:rPr>
-              <w:t xml:space="preserve"> </w:t>
-            </w:r>
-            <w:proofErr w:type="spellStart"/>
-            <w:r>
-              <w:rPr>
-                <w:rFonts w:ascii="Times New Roman" w:hAnsi="Times New Roman" w:cs="Times New Roman"/>
-                <w:sz w:val="24"/>
-                <w:szCs w:val="24"/>
-                <w:lang w:val="en-US"/>
-              </w:rPr>
-              <w:t>tanpa</w:t>
-            </w:r>
-            <w:proofErr w:type="spellEnd"/>
-            <w:r>
-              <w:rPr>
-                <w:rFonts w:ascii="Times New Roman" w:hAnsi="Times New Roman" w:cs="Times New Roman"/>
-                <w:sz w:val="24"/>
-                <w:szCs w:val="24"/>
-                <w:lang w:val="en-US"/>
-              </w:rPr>
-              <w:t xml:space="preserve"> </w:t>
-            </w:r>
-            <w:proofErr w:type="spellStart"/>
-            <w:r>
-              <w:rPr>
-                <w:rFonts w:ascii="Times New Roman" w:hAnsi="Times New Roman" w:cs="Times New Roman"/>
-                <w:sz w:val="24"/>
-                <w:szCs w:val="24"/>
-                <w:lang w:val="en-US"/>
-              </w:rPr>
-              <w:t>perlu</w:t>
-            </w:r>
-            <w:proofErr w:type="spellEnd"/>
-            <w:r>
-              <w:rPr>
-                <w:rFonts w:ascii="Times New Roman" w:hAnsi="Times New Roman" w:cs="Times New Roman"/>
-                <w:sz w:val="24"/>
-                <w:szCs w:val="24"/>
-                <w:lang w:val="en-US"/>
-              </w:rPr>
-              <w:t xml:space="preserve"> </w:t>
-            </w:r>
-            <w:proofErr w:type="spellStart"/>
-            <w:r>
-              <w:rPr>
-                <w:rFonts w:ascii="Times New Roman" w:hAnsi="Times New Roman" w:cs="Times New Roman"/>
-                <w:sz w:val="24"/>
-                <w:szCs w:val="24"/>
-                <w:lang w:val="en-US"/>
-              </w:rPr>
-              <w:t>akses</w:t>
-            </w:r>
-            <w:proofErr w:type="spellEnd"/>
-            <w:r>
-              <w:rPr>
-                <w:rFonts w:ascii="Times New Roman" w:hAnsi="Times New Roman" w:cs="Times New Roman"/>
-                <w:sz w:val="24"/>
-                <w:szCs w:val="24"/>
-                <w:lang w:val="en-US"/>
-              </w:rPr>
-              <w:t xml:space="preserve"> server. </w:t>
-            </w:r>
-            <w:proofErr w:type="spellStart"/>
-            <w:r>
-              <w:rPr>
-                <w:rFonts w:ascii="Times New Roman" w:hAnsi="Times New Roman" w:cs="Times New Roman"/>
-                <w:sz w:val="24"/>
-                <w:szCs w:val="24"/>
-                <w:lang w:val="en-US"/>
-              </w:rPr>
-              <w:t>Melatih</w:t>
-            </w:r>
-            <w:proofErr w:type="spellEnd"/>
-            <w:r>
-              <w:rPr>
-                <w:rFonts w:ascii="Times New Roman" w:hAnsi="Times New Roman" w:cs="Times New Roman"/>
-                <w:sz w:val="24"/>
-                <w:szCs w:val="24"/>
-                <w:lang w:val="en-US"/>
-              </w:rPr>
-              <w:t xml:space="preserve"> </w:t>
-            </w:r>
-            <w:proofErr w:type="spellStart"/>
-            <w:r>
-              <w:rPr>
-                <w:rFonts w:ascii="Times New Roman" w:hAnsi="Times New Roman" w:cs="Times New Roman"/>
-                <w:sz w:val="24"/>
-                <w:szCs w:val="24"/>
-                <w:lang w:val="en-US"/>
-              </w:rPr>
-              <w:t>pemahaman</w:t>
-            </w:r>
-            <w:proofErr w:type="spellEnd"/>
-            <w:r>
-              <w:rPr>
-                <w:rFonts w:ascii="Times New Roman" w:hAnsi="Times New Roman" w:cs="Times New Roman"/>
-                <w:sz w:val="24"/>
-                <w:szCs w:val="24"/>
-                <w:lang w:val="en-US"/>
-              </w:rPr>
-              <w:t xml:space="preserve"> assembly, format file, dan </w:t>
-            </w:r>
-            <w:proofErr w:type="spellStart"/>
-            <w:r>
-              <w:rPr>
-                <w:rFonts w:ascii="Times New Roman" w:hAnsi="Times New Roman" w:cs="Times New Roman"/>
-                <w:sz w:val="24"/>
-                <w:szCs w:val="24"/>
-                <w:lang w:val="en-US"/>
-              </w:rPr>
-              <w:t>logika</w:t>
-            </w:r>
-            <w:proofErr w:type="spellEnd"/>
-            <w:r>
-              <w:rPr>
-                <w:rFonts w:ascii="Times New Roman" w:hAnsi="Times New Roman" w:cs="Times New Roman"/>
-                <w:sz w:val="24"/>
-                <w:szCs w:val="24"/>
-                <w:lang w:val="en-US"/>
-              </w:rPr>
-              <w:t xml:space="preserve"> program.</w:t>
+              <w:t>Analisis program/biner secara statis atau dinamis tanpa perlu akses server. Melatih pemahaman assembly, format file, dan logika program.</w:t>
             </w:r>
           </w:p>
         </w:tc>
@@ -5268,7 +3400,6 @@
                 <w:lang w:val="en-US"/>
               </w:rPr>
             </w:pPr>
-            <w:proofErr w:type="spellStart"/>
             <w:r>
               <w:rPr>
                 <w:rFonts w:ascii="Times New Roman" w:hAnsi="Times New Roman" w:cs="Times New Roman"/>
@@ -5276,69 +3407,8 @@
                 <w:szCs w:val="24"/>
                 <w:lang w:val="en-US"/>
               </w:rPr>
-              <w:t>Analisis</w:t>
-            </w:r>
-            <w:proofErr w:type="spellEnd"/>
-            <w:r>
-              <w:rPr>
-                <w:rFonts w:ascii="Times New Roman" w:hAnsi="Times New Roman" w:cs="Times New Roman"/>
-                <w:sz w:val="24"/>
-                <w:szCs w:val="24"/>
-                <w:lang w:val="en-US"/>
-              </w:rPr>
-              <w:t xml:space="preserve"> file .exe</w:t>
-            </w:r>
-            <w:proofErr w:type="gramStart"/>
-            <w:r>
-              <w:rPr>
-                <w:rFonts w:ascii="Times New Roman" w:hAnsi="Times New Roman" w:cs="Times New Roman"/>
-                <w:sz w:val="24"/>
-                <w:szCs w:val="24"/>
-                <w:lang w:val="en-US"/>
-              </w:rPr>
-              <w:t>/.elf</w:t>
-            </w:r>
-            <w:proofErr w:type="gramEnd"/>
-            <w:r>
-              <w:rPr>
-                <w:rFonts w:ascii="Times New Roman" w:hAnsi="Times New Roman" w:cs="Times New Roman"/>
-                <w:sz w:val="24"/>
-                <w:szCs w:val="24"/>
-                <w:lang w:val="en-US"/>
-              </w:rPr>
-              <w:t xml:space="preserve"> (statis), </w:t>
-            </w:r>
-            <w:proofErr w:type="spellStart"/>
-            <w:r>
-              <w:rPr>
-                <w:rFonts w:ascii="Times New Roman" w:hAnsi="Times New Roman" w:cs="Times New Roman"/>
-                <w:sz w:val="24"/>
-                <w:szCs w:val="24"/>
-                <w:lang w:val="en-US"/>
-              </w:rPr>
-              <w:t>dekompilasi</w:t>
-            </w:r>
-            <w:proofErr w:type="spellEnd"/>
-            <w:r>
-              <w:rPr>
-                <w:rFonts w:ascii="Times New Roman" w:hAnsi="Times New Roman" w:cs="Times New Roman"/>
-                <w:sz w:val="24"/>
-                <w:szCs w:val="24"/>
-                <w:lang w:val="en-US"/>
-              </w:rPr>
-              <w:t xml:space="preserve"> </w:t>
-            </w:r>
-            <w:proofErr w:type="spellStart"/>
-            <w:r>
-              <w:rPr>
-                <w:rFonts w:ascii="Times New Roman" w:hAnsi="Times New Roman" w:cs="Times New Roman"/>
-                <w:sz w:val="24"/>
-                <w:szCs w:val="24"/>
-                <w:lang w:val="en-US"/>
-              </w:rPr>
-              <w:t>sederhana</w:t>
-            </w:r>
-            <w:proofErr w:type="spellEnd"/>
+              <w:t>Analisis file .exe/.elf (statis), dekompilasi sederhana</w:t>
+            </w:r>
           </w:p>
         </w:tc>
       </w:tr>
@@ -5358,7 +3428,6 @@
                 <w:lang w:val="en-US"/>
               </w:rPr>
             </w:pPr>
-            <w:proofErr w:type="spellStart"/>
             <w:r>
               <w:rPr>
                 <w:rFonts w:ascii="Times New Roman" w:hAnsi="Times New Roman" w:cs="Times New Roman"/>
@@ -5370,7 +3439,6 @@
               </w:rPr>
               <w:t>Pwn</w:t>
             </w:r>
-            <w:proofErr w:type="spellEnd"/>
           </w:p>
         </w:tc>
         <w:tc>
@@ -5388,7 +3456,6 @@
                 <w:lang w:val="en-US"/>
               </w:rPr>
             </w:pPr>
-            <w:proofErr w:type="spellStart"/>
             <w:r>
               <w:rPr>
                 <w:rFonts w:ascii="Times New Roman" w:hAnsi="Times New Roman" w:cs="Times New Roman"/>
@@ -5396,59 +3463,8 @@
                 <w:szCs w:val="24"/>
                 <w:lang w:val="en-US"/>
               </w:rPr>
-              <w:t>Eksploitasi</w:t>
-            </w:r>
-            <w:proofErr w:type="spellEnd"/>
-            <w:r>
-              <w:rPr>
-                <w:rFonts w:ascii="Times New Roman" w:hAnsi="Times New Roman" w:cs="Times New Roman"/>
-                <w:sz w:val="24"/>
-                <w:szCs w:val="24"/>
-                <w:lang w:val="en-US"/>
-              </w:rPr>
-              <w:t xml:space="preserve"> </w:t>
-            </w:r>
-            <w:proofErr w:type="spellStart"/>
-            <w:r>
-              <w:rPr>
-                <w:rFonts w:ascii="Times New Roman" w:hAnsi="Times New Roman" w:cs="Times New Roman"/>
-                <w:sz w:val="24"/>
-                <w:szCs w:val="24"/>
-                <w:lang w:val="en-US"/>
-              </w:rPr>
-              <w:t>memori</w:t>
-            </w:r>
-            <w:proofErr w:type="spellEnd"/>
-            <w:r>
-              <w:rPr>
-                <w:rFonts w:ascii="Times New Roman" w:hAnsi="Times New Roman" w:cs="Times New Roman"/>
-                <w:sz w:val="24"/>
-                <w:szCs w:val="24"/>
-                <w:lang w:val="en-US"/>
-              </w:rPr>
-              <w:t xml:space="preserve"> dan remote exploitation yang </w:t>
-            </w:r>
-            <w:proofErr w:type="spellStart"/>
-            <w:r>
-              <w:rPr>
-                <w:rFonts w:ascii="Times New Roman" w:hAnsi="Times New Roman" w:cs="Times New Roman"/>
-                <w:sz w:val="24"/>
-                <w:szCs w:val="24"/>
-                <w:lang w:val="en-US"/>
-              </w:rPr>
-              <w:t>biasanya</w:t>
-            </w:r>
-            <w:proofErr w:type="spellEnd"/>
-            <w:r>
-              <w:rPr>
-                <w:rFonts w:ascii="Times New Roman" w:hAnsi="Times New Roman" w:cs="Times New Roman"/>
-                <w:sz w:val="24"/>
-                <w:szCs w:val="24"/>
-                <w:lang w:val="en-US"/>
-              </w:rPr>
-              <w:t xml:space="preserve"> </w:t>
-            </w:r>
-            <w:proofErr w:type="spellStart"/>
+              <w:t xml:space="preserve">Eksploitasi memori dan remote exploitation yang biasanya </w:t>
+            </w:r>
             <w:r>
               <w:rPr>
                 <w:rFonts w:ascii="Times New Roman" w:hAnsi="Times New Roman" w:cs="Times New Roman"/>
@@ -5458,81 +3474,8 @@
                 <w:szCs w:val="24"/>
                 <w:lang w:val="en-US"/>
               </w:rPr>
-              <w:t>membutuhkan</w:t>
-            </w:r>
-            <w:proofErr w:type="spellEnd"/>
-            <w:r>
-              <w:rPr>
-                <w:rFonts w:ascii="Times New Roman" w:hAnsi="Times New Roman" w:cs="Times New Roman"/>
-                <w:b/>
-                <w:bCs/>
-                <w:sz w:val="24"/>
-                <w:szCs w:val="24"/>
-                <w:lang w:val="en-US"/>
-              </w:rPr>
-              <w:t xml:space="preserve"> </w:t>
-            </w:r>
-            <w:proofErr w:type="spellStart"/>
-            <w:r>
-              <w:rPr>
-                <w:rFonts w:ascii="Times New Roman" w:hAnsi="Times New Roman" w:cs="Times New Roman"/>
-                <w:b/>
-                <w:bCs/>
-                <w:sz w:val="24"/>
-                <w:szCs w:val="24"/>
-                <w:lang w:val="en-US"/>
-              </w:rPr>
-              <w:t>akses</w:t>
-            </w:r>
-            <w:proofErr w:type="spellEnd"/>
-            <w:r>
-              <w:rPr>
-                <w:rFonts w:ascii="Times New Roman" w:hAnsi="Times New Roman" w:cs="Times New Roman"/>
-                <w:b/>
-                <w:bCs/>
-                <w:sz w:val="24"/>
-                <w:szCs w:val="24"/>
-                <w:lang w:val="en-US"/>
-              </w:rPr>
-              <w:t xml:space="preserve"> server/target yang </w:t>
-            </w:r>
-            <w:proofErr w:type="spellStart"/>
-            <w:r>
-              <w:rPr>
-                <w:rFonts w:ascii="Times New Roman" w:hAnsi="Times New Roman" w:cs="Times New Roman"/>
-                <w:b/>
-                <w:bCs/>
-                <w:sz w:val="24"/>
-                <w:szCs w:val="24"/>
-                <w:lang w:val="en-US"/>
-              </w:rPr>
-              <w:t>bisa</w:t>
-            </w:r>
-            <w:proofErr w:type="spellEnd"/>
-            <w:r>
-              <w:rPr>
-                <w:rFonts w:ascii="Times New Roman" w:hAnsi="Times New Roman" w:cs="Times New Roman"/>
-                <w:b/>
-                <w:bCs/>
-                <w:sz w:val="24"/>
-                <w:szCs w:val="24"/>
-                <w:lang w:val="en-US"/>
-              </w:rPr>
-              <w:t xml:space="preserve"> </w:t>
-            </w:r>
-            <w:proofErr w:type="spellStart"/>
-            <w:r>
-              <w:rPr>
-                <w:rFonts w:ascii="Times New Roman" w:hAnsi="Times New Roman" w:cs="Times New Roman"/>
-                <w:b/>
-                <w:bCs/>
-                <w:sz w:val="24"/>
-                <w:szCs w:val="24"/>
-                <w:lang w:val="en-US"/>
-              </w:rPr>
-              <w:t>dieksploitasi</w:t>
-            </w:r>
-            <w:proofErr w:type="spellEnd"/>
+              <w:t>membutuhkan akses server/target yang bisa dieksploitasi</w:t>
+            </w:r>
             <w:r>
               <w:rPr>
                 <w:rFonts w:ascii="Times New Roman" w:hAnsi="Times New Roman" w:cs="Times New Roman"/>
@@ -5568,151 +3511,7 @@
                 <w:szCs w:val="24"/>
                 <w:lang w:val="en-US"/>
               </w:rPr>
-              <w:t>(</w:t>
-            </w:r>
-            <w:proofErr w:type="spellStart"/>
-            <w:r>
-              <w:rPr>
-                <w:rFonts w:ascii="Times New Roman" w:hAnsi="Times New Roman" w:cs="Times New Roman"/>
-                <w:i/>
-                <w:iCs/>
-                <w:sz w:val="24"/>
-                <w:szCs w:val="24"/>
-                <w:lang w:val="en-US"/>
-              </w:rPr>
-              <w:t>Kategori</w:t>
-            </w:r>
-            <w:proofErr w:type="spellEnd"/>
-            <w:r>
-              <w:rPr>
-                <w:rFonts w:ascii="Times New Roman" w:hAnsi="Times New Roman" w:cs="Times New Roman"/>
-                <w:i/>
-                <w:iCs/>
-                <w:sz w:val="24"/>
-                <w:szCs w:val="24"/>
-                <w:lang w:val="en-US"/>
-              </w:rPr>
-              <w:t xml:space="preserve"> </w:t>
-            </w:r>
-            <w:proofErr w:type="spellStart"/>
-            <w:r>
-              <w:rPr>
-                <w:rFonts w:ascii="Times New Roman" w:hAnsi="Times New Roman" w:cs="Times New Roman"/>
-                <w:i/>
-                <w:iCs/>
-                <w:sz w:val="24"/>
-                <w:szCs w:val="24"/>
-                <w:lang w:val="en-US"/>
-              </w:rPr>
-              <w:t>Pwn</w:t>
-            </w:r>
-            <w:proofErr w:type="spellEnd"/>
-            <w:r>
-              <w:rPr>
-                <w:rFonts w:ascii="Times New Roman" w:hAnsi="Times New Roman" w:cs="Times New Roman"/>
-                <w:i/>
-                <w:iCs/>
-                <w:sz w:val="24"/>
-                <w:szCs w:val="24"/>
-                <w:lang w:val="en-US"/>
-              </w:rPr>
-              <w:t xml:space="preserve"> </w:t>
-            </w:r>
-            <w:proofErr w:type="spellStart"/>
-            <w:r>
-              <w:rPr>
-                <w:rFonts w:ascii="Times New Roman" w:hAnsi="Times New Roman" w:cs="Times New Roman"/>
-                <w:i/>
-                <w:iCs/>
-                <w:sz w:val="24"/>
-                <w:szCs w:val="24"/>
-                <w:lang w:val="en-US"/>
-              </w:rPr>
-              <w:t>biasanya</w:t>
-            </w:r>
-            <w:proofErr w:type="spellEnd"/>
-            <w:r>
-              <w:rPr>
-                <w:rFonts w:ascii="Times New Roman" w:hAnsi="Times New Roman" w:cs="Times New Roman"/>
-                <w:i/>
-                <w:iCs/>
-                <w:sz w:val="24"/>
-                <w:szCs w:val="24"/>
-                <w:lang w:val="en-US"/>
-              </w:rPr>
-              <w:t xml:space="preserve"> </w:t>
-            </w:r>
-            <w:proofErr w:type="spellStart"/>
-            <w:r>
-              <w:rPr>
-                <w:rFonts w:ascii="Times New Roman" w:hAnsi="Times New Roman" w:cs="Times New Roman"/>
-                <w:i/>
-                <w:iCs/>
-                <w:sz w:val="24"/>
-                <w:szCs w:val="24"/>
-                <w:lang w:val="en-US"/>
-              </w:rPr>
-              <w:t>butuh</w:t>
-            </w:r>
-            <w:proofErr w:type="spellEnd"/>
-            <w:r>
-              <w:rPr>
-                <w:rFonts w:ascii="Times New Roman" w:hAnsi="Times New Roman" w:cs="Times New Roman"/>
-                <w:i/>
-                <w:iCs/>
-                <w:sz w:val="24"/>
-                <w:szCs w:val="24"/>
-                <w:lang w:val="en-US"/>
-              </w:rPr>
-              <w:t xml:space="preserve"> </w:t>
-            </w:r>
-            <w:proofErr w:type="spellStart"/>
-            <w:r>
-              <w:rPr>
-                <w:rFonts w:ascii="Times New Roman" w:hAnsi="Times New Roman" w:cs="Times New Roman"/>
-                <w:i/>
-                <w:iCs/>
-                <w:sz w:val="24"/>
-                <w:szCs w:val="24"/>
-                <w:lang w:val="en-US"/>
-              </w:rPr>
-              <w:t>layanan</w:t>
-            </w:r>
-            <w:proofErr w:type="spellEnd"/>
-            <w:r>
-              <w:rPr>
-                <w:rFonts w:ascii="Times New Roman" w:hAnsi="Times New Roman" w:cs="Times New Roman"/>
-                <w:i/>
-                <w:iCs/>
-                <w:sz w:val="24"/>
-                <w:szCs w:val="24"/>
-                <w:lang w:val="en-US"/>
-              </w:rPr>
-              <w:t xml:space="preserve">/target </w:t>
-            </w:r>
-            <w:proofErr w:type="spellStart"/>
-            <w:r>
-              <w:rPr>
-                <w:rFonts w:ascii="Times New Roman" w:hAnsi="Times New Roman" w:cs="Times New Roman"/>
-                <w:i/>
-                <w:iCs/>
-                <w:sz w:val="24"/>
-                <w:szCs w:val="24"/>
-                <w:lang w:val="en-US"/>
-              </w:rPr>
-              <w:t>berjalan</w:t>
-            </w:r>
-            <w:proofErr w:type="spellEnd"/>
-            <w:r>
-              <w:rPr>
-                <w:rFonts w:ascii="Times New Roman" w:hAnsi="Times New Roman" w:cs="Times New Roman"/>
-                <w:i/>
-                <w:iCs/>
-                <w:sz w:val="24"/>
-                <w:szCs w:val="24"/>
-                <w:lang w:val="en-US"/>
-              </w:rPr>
-              <w:t>)</w:t>
+              <w:t>(Kategori Pwn biasanya butuh layanan/target berjalan)</w:t>
             </w:r>
           </w:p>
         </w:tc>
@@ -5761,7 +3560,6 @@
                 <w:lang w:val="en-US"/>
               </w:rPr>
             </w:pPr>
-            <w:proofErr w:type="gramStart"/>
             <w:r>
               <w:rPr>
                 <w:rFonts w:ascii="Times New Roman" w:hAnsi="Times New Roman" w:cs="Times New Roman"/>
@@ -5769,197 +3567,7 @@
                 <w:szCs w:val="24"/>
                 <w:lang w:val="en-US"/>
               </w:rPr>
-              <w:t>Open Source</w:t>
-            </w:r>
-            <w:proofErr w:type="gramEnd"/>
-            <w:r>
-              <w:rPr>
-                <w:rFonts w:ascii="Times New Roman" w:hAnsi="Times New Roman" w:cs="Times New Roman"/>
-                <w:sz w:val="24"/>
-                <w:szCs w:val="24"/>
-                <w:lang w:val="en-US"/>
-              </w:rPr>
-              <w:t xml:space="preserve"> Intelligence — </w:t>
-            </w:r>
-            <w:proofErr w:type="spellStart"/>
-            <w:r>
-              <w:rPr>
-                <w:rFonts w:ascii="Times New Roman" w:hAnsi="Times New Roman" w:cs="Times New Roman"/>
-                <w:sz w:val="24"/>
-                <w:szCs w:val="24"/>
-                <w:lang w:val="en-US"/>
-              </w:rPr>
-              <w:t>cari</w:t>
-            </w:r>
-            <w:proofErr w:type="spellEnd"/>
-            <w:r>
-              <w:rPr>
-                <w:rFonts w:ascii="Times New Roman" w:hAnsi="Times New Roman" w:cs="Times New Roman"/>
-                <w:sz w:val="24"/>
-                <w:szCs w:val="24"/>
-                <w:lang w:val="en-US"/>
-              </w:rPr>
-              <w:t xml:space="preserve"> </w:t>
-            </w:r>
-            <w:proofErr w:type="spellStart"/>
-            <w:r>
-              <w:rPr>
-                <w:rFonts w:ascii="Times New Roman" w:hAnsi="Times New Roman" w:cs="Times New Roman"/>
-                <w:sz w:val="24"/>
-                <w:szCs w:val="24"/>
-                <w:lang w:val="en-US"/>
-              </w:rPr>
-              <w:t>informasi</w:t>
-            </w:r>
-            <w:proofErr w:type="spellEnd"/>
-            <w:r>
-              <w:rPr>
-                <w:rFonts w:ascii="Times New Roman" w:hAnsi="Times New Roman" w:cs="Times New Roman"/>
-                <w:sz w:val="24"/>
-                <w:szCs w:val="24"/>
-                <w:lang w:val="en-US"/>
-              </w:rPr>
-              <w:t xml:space="preserve"> </w:t>
-            </w:r>
-            <w:proofErr w:type="spellStart"/>
-            <w:r>
-              <w:rPr>
-                <w:rFonts w:ascii="Times New Roman" w:hAnsi="Times New Roman" w:cs="Times New Roman"/>
-                <w:sz w:val="24"/>
-                <w:szCs w:val="24"/>
-                <w:lang w:val="en-US"/>
-              </w:rPr>
-              <w:t>dari</w:t>
-            </w:r>
-            <w:proofErr w:type="spellEnd"/>
-            <w:r>
-              <w:rPr>
-                <w:rFonts w:ascii="Times New Roman" w:hAnsi="Times New Roman" w:cs="Times New Roman"/>
-                <w:sz w:val="24"/>
-                <w:szCs w:val="24"/>
-                <w:lang w:val="en-US"/>
-              </w:rPr>
-              <w:t xml:space="preserve"> </w:t>
-            </w:r>
-            <w:proofErr w:type="spellStart"/>
-            <w:r>
-              <w:rPr>
-                <w:rFonts w:ascii="Times New Roman" w:hAnsi="Times New Roman" w:cs="Times New Roman"/>
-                <w:sz w:val="24"/>
-                <w:szCs w:val="24"/>
-                <w:lang w:val="en-US"/>
-              </w:rPr>
-              <w:t>sumber</w:t>
-            </w:r>
-            <w:proofErr w:type="spellEnd"/>
-            <w:r>
-              <w:rPr>
-                <w:rFonts w:ascii="Times New Roman" w:hAnsi="Times New Roman" w:cs="Times New Roman"/>
-                <w:sz w:val="24"/>
-                <w:szCs w:val="24"/>
-                <w:lang w:val="en-US"/>
-              </w:rPr>
-              <w:t xml:space="preserve"> </w:t>
-            </w:r>
-            <w:proofErr w:type="spellStart"/>
-            <w:r>
-              <w:rPr>
-                <w:rFonts w:ascii="Times New Roman" w:hAnsi="Times New Roman" w:cs="Times New Roman"/>
-                <w:sz w:val="24"/>
-                <w:szCs w:val="24"/>
-                <w:lang w:val="en-US"/>
-              </w:rPr>
-              <w:t>publik</w:t>
-            </w:r>
-            <w:proofErr w:type="spellEnd"/>
-            <w:r>
-              <w:rPr>
-                <w:rFonts w:ascii="Times New Roman" w:hAnsi="Times New Roman" w:cs="Times New Roman"/>
-                <w:sz w:val="24"/>
-                <w:szCs w:val="24"/>
-                <w:lang w:val="en-US"/>
-              </w:rPr>
-              <w:t xml:space="preserve"> (web, media </w:t>
-            </w:r>
-            <w:proofErr w:type="spellStart"/>
-            <w:r>
-              <w:rPr>
-                <w:rFonts w:ascii="Times New Roman" w:hAnsi="Times New Roman" w:cs="Times New Roman"/>
-                <w:sz w:val="24"/>
-                <w:szCs w:val="24"/>
-                <w:lang w:val="en-US"/>
-              </w:rPr>
-              <w:t>sosial</w:t>
-            </w:r>
-            <w:proofErr w:type="spellEnd"/>
-            <w:r>
-              <w:rPr>
-                <w:rFonts w:ascii="Times New Roman" w:hAnsi="Times New Roman" w:cs="Times New Roman"/>
-                <w:sz w:val="24"/>
-                <w:szCs w:val="24"/>
-                <w:lang w:val="en-US"/>
-              </w:rPr>
-              <w:t xml:space="preserve">, DNS, </w:t>
-            </w:r>
-            <w:proofErr w:type="spellStart"/>
-            <w:r>
-              <w:rPr>
-                <w:rFonts w:ascii="Times New Roman" w:hAnsi="Times New Roman" w:cs="Times New Roman"/>
-                <w:sz w:val="24"/>
-                <w:szCs w:val="24"/>
-                <w:lang w:val="en-US"/>
-              </w:rPr>
-              <w:t>dsb</w:t>
-            </w:r>
-            <w:proofErr w:type="spellEnd"/>
-            <w:r>
-              <w:rPr>
-                <w:rFonts w:ascii="Times New Roman" w:hAnsi="Times New Roman" w:cs="Times New Roman"/>
-                <w:sz w:val="24"/>
-                <w:szCs w:val="24"/>
-                <w:lang w:val="en-US"/>
-              </w:rPr>
-              <w:t xml:space="preserve">.) </w:t>
-            </w:r>
-            <w:proofErr w:type="spellStart"/>
-            <w:r>
-              <w:rPr>
-                <w:rFonts w:ascii="Times New Roman" w:hAnsi="Times New Roman" w:cs="Times New Roman"/>
-                <w:sz w:val="24"/>
-                <w:szCs w:val="24"/>
-                <w:lang w:val="en-US"/>
-              </w:rPr>
-              <w:t>untuk</w:t>
-            </w:r>
-            <w:proofErr w:type="spellEnd"/>
-            <w:r>
-              <w:rPr>
-                <w:rFonts w:ascii="Times New Roman" w:hAnsi="Times New Roman" w:cs="Times New Roman"/>
-                <w:sz w:val="24"/>
-                <w:szCs w:val="24"/>
-                <w:lang w:val="en-US"/>
-              </w:rPr>
-              <w:t xml:space="preserve"> </w:t>
-            </w:r>
-            <w:proofErr w:type="spellStart"/>
-            <w:r>
-              <w:rPr>
-                <w:rFonts w:ascii="Times New Roman" w:hAnsi="Times New Roman" w:cs="Times New Roman"/>
-                <w:sz w:val="24"/>
-                <w:szCs w:val="24"/>
-                <w:lang w:val="en-US"/>
-              </w:rPr>
-              <w:t>menemukan</w:t>
-            </w:r>
-            <w:proofErr w:type="spellEnd"/>
-            <w:r>
-              <w:rPr>
-                <w:rFonts w:ascii="Times New Roman" w:hAnsi="Times New Roman" w:cs="Times New Roman"/>
-                <w:sz w:val="24"/>
-                <w:szCs w:val="24"/>
-                <w:lang w:val="en-US"/>
-              </w:rPr>
-              <w:t xml:space="preserve"> clue/flag.</w:t>
+              <w:t>Open Source Intelligence — cari informasi dari sumber publik (web, media sosial, DNS, dsb.) untuk menemukan clue/flag.</w:t>
             </w:r>
           </w:p>
         </w:tc>
@@ -5978,7 +3586,6 @@
                 <w:lang w:val="en-US"/>
               </w:rPr>
             </w:pPr>
-            <w:proofErr w:type="spellStart"/>
             <w:r>
               <w:rPr>
                 <w:rFonts w:ascii="Times New Roman" w:hAnsi="Times New Roman" w:cs="Times New Roman"/>
@@ -5986,89 +3593,8 @@
                 <w:szCs w:val="24"/>
                 <w:lang w:val="en-US"/>
               </w:rPr>
-              <w:t>Penelusuran</w:t>
-            </w:r>
-            <w:proofErr w:type="spellEnd"/>
-            <w:r>
-              <w:rPr>
-                <w:rFonts w:ascii="Times New Roman" w:hAnsi="Times New Roman" w:cs="Times New Roman"/>
-                <w:sz w:val="24"/>
-                <w:szCs w:val="24"/>
-                <w:lang w:val="en-US"/>
-              </w:rPr>
-              <w:t xml:space="preserve"> web, </w:t>
-            </w:r>
-            <w:proofErr w:type="spellStart"/>
-            <w:r>
-              <w:rPr>
-                <w:rFonts w:ascii="Times New Roman" w:hAnsi="Times New Roman" w:cs="Times New Roman"/>
-                <w:sz w:val="24"/>
-                <w:szCs w:val="24"/>
-                <w:lang w:val="en-US"/>
-              </w:rPr>
-              <w:t>analisis</w:t>
-            </w:r>
-            <w:proofErr w:type="spellEnd"/>
-            <w:r>
-              <w:rPr>
-                <w:rFonts w:ascii="Times New Roman" w:hAnsi="Times New Roman" w:cs="Times New Roman"/>
-                <w:sz w:val="24"/>
-                <w:szCs w:val="24"/>
-                <w:lang w:val="en-US"/>
-              </w:rPr>
-              <w:t xml:space="preserve"> metadata </w:t>
-            </w:r>
-            <w:proofErr w:type="spellStart"/>
-            <w:r>
-              <w:rPr>
-                <w:rFonts w:ascii="Times New Roman" w:hAnsi="Times New Roman" w:cs="Times New Roman"/>
-                <w:sz w:val="24"/>
-                <w:szCs w:val="24"/>
-                <w:lang w:val="en-US"/>
-              </w:rPr>
-              <w:t>publik</w:t>
-            </w:r>
-            <w:proofErr w:type="spellEnd"/>
-            <w:r>
-              <w:rPr>
-                <w:rFonts w:ascii="Times New Roman" w:hAnsi="Times New Roman" w:cs="Times New Roman"/>
-                <w:sz w:val="24"/>
-                <w:szCs w:val="24"/>
-                <w:lang w:val="en-US"/>
-              </w:rPr>
-              <w:t xml:space="preserve">, </w:t>
-            </w:r>
-            <w:proofErr w:type="spellStart"/>
-            <w:r>
-              <w:rPr>
-                <w:rFonts w:ascii="Times New Roman" w:hAnsi="Times New Roman" w:cs="Times New Roman"/>
-                <w:sz w:val="24"/>
-                <w:szCs w:val="24"/>
-                <w:lang w:val="en-US"/>
-              </w:rPr>
-              <w:t>investigasi</w:t>
-            </w:r>
-            <w:proofErr w:type="spellEnd"/>
-            <w:r>
-              <w:rPr>
-                <w:rFonts w:ascii="Times New Roman" w:hAnsi="Times New Roman" w:cs="Times New Roman"/>
-                <w:sz w:val="24"/>
-                <w:szCs w:val="24"/>
-                <w:lang w:val="en-US"/>
-              </w:rPr>
-              <w:t xml:space="preserve"> </w:t>
-            </w:r>
-            <w:proofErr w:type="spellStart"/>
-            <w:r>
-              <w:rPr>
-                <w:rFonts w:ascii="Times New Roman" w:hAnsi="Times New Roman" w:cs="Times New Roman"/>
-                <w:sz w:val="24"/>
-                <w:szCs w:val="24"/>
-                <w:lang w:val="en-US"/>
-              </w:rPr>
-              <w:t>akun</w:t>
-            </w:r>
-            <w:proofErr w:type="spellEnd"/>
+              <w:t>Penelusuran web, analisis metadata publik, investigasi akun</w:t>
+            </w:r>
           </w:p>
         </w:tc>
       </w:tr>
@@ -6259,54 +3785,17 @@
         </w:rPr>
         <w:t xml:space="preserve">Buka </w:t>
       </w:r>
-      <w:r>
-        <w:rPr>
-          <w:rFonts w:ascii="Times New Roman" w:hAnsi="Times New Roman" w:cs="Times New Roman"/>
-          <w:sz w:val="24"/>
-          <w:szCs w:val="24"/>
-        </w:rPr>
-        <w:fldChar w:fldCharType="begin"/>
-      </w:r>
-      <w:r>
-        <w:rPr>
-          <w:rFonts w:ascii="Times New Roman" w:hAnsi="Times New Roman" w:cs="Times New Roman"/>
-          <w:sz w:val="24"/>
-          <w:szCs w:val="24"/>
-        </w:rPr>
-        <w:instrText>HYPERLINK "https://ctf.ariaf.my.id/" \t "_new" \h</w:instrText>
-      </w:r>
-      <w:r>
-        <w:rPr>
-          <w:rFonts w:ascii="Times New Roman" w:hAnsi="Times New Roman" w:cs="Times New Roman"/>
-          <w:sz w:val="24"/>
-          <w:szCs w:val="24"/>
-        </w:rPr>
-      </w:r>
-      <w:r>
-        <w:rPr>
-          <w:rFonts w:ascii="Times New Roman" w:hAnsi="Times New Roman" w:cs="Times New Roman"/>
-          <w:sz w:val="24"/>
-          <w:szCs w:val="24"/>
-        </w:rPr>
-        <w:fldChar w:fldCharType="separate"/>
-      </w:r>
-      <w:r>
-        <w:rPr>
-          <w:rStyle w:val="Hyperlink"/>
-          <w:rFonts w:ascii="Times New Roman" w:hAnsi="Times New Roman" w:cs="Times New Roman"/>
-          <w:sz w:val="24"/>
-          <w:szCs w:val="24"/>
-        </w:rPr>
-        <w:t>https://</w:t>
-      </w:r>
-      <w:r>
-        <w:rPr>
-          <w:rFonts w:ascii="Times New Roman" w:hAnsi="Times New Roman" w:cs="Times New Roman"/>
-          <w:sz w:val="24"/>
-          <w:szCs w:val="24"/>
-        </w:rPr>
-        <w:fldChar w:fldCharType="end"/>
-      </w:r>
+      <w:hyperlink r:id="rId12" w:tgtFrame="_new">
+        <w:r>
+          <w:rPr>
+            <w:rStyle w:val="Hyperlink"/>
+            <w:rFonts w:ascii="Times New Roman" w:hAnsi="Times New Roman" w:cs="Times New Roman"/>
+            <w:sz w:val="24"/>
+            <w:szCs w:val="24"/>
+          </w:rPr>
+          <w:t>https://</w:t>
+        </w:r>
+      </w:hyperlink>
       <w:r>
         <w:rPr>
           <w:rStyle w:val="Hyperlink"/>
@@ -6429,67 +3918,7 @@
           <w:szCs w:val="24"/>
           <w:lang w:val="en-US"/>
         </w:rPr>
-        <w:t>Username (</w:t>
-      </w:r>
-      <w:proofErr w:type="spellStart"/>
-      <w:r>
-        <w:rPr>
-          <w:rFonts w:ascii="Times New Roman" w:eastAsia="Times New Roman" w:hAnsi="Times New Roman" w:cs="Times New Roman"/>
-          <w:sz w:val="24"/>
-          <w:szCs w:val="24"/>
-          <w:lang w:val="en-US"/>
-        </w:rPr>
-        <w:t>bebas</w:t>
-      </w:r>
-      <w:proofErr w:type="spellEnd"/>
-      <w:r>
-        <w:rPr>
-          <w:rFonts w:ascii="Times New Roman" w:eastAsia="Times New Roman" w:hAnsi="Times New Roman" w:cs="Times New Roman"/>
-          <w:sz w:val="24"/>
-          <w:szCs w:val="24"/>
-          <w:lang w:val="en-US"/>
-        </w:rPr>
-        <w:t xml:space="preserve"> </w:t>
-      </w:r>
-      <w:proofErr w:type="spellStart"/>
-      <w:r>
-        <w:rPr>
-          <w:rFonts w:ascii="Times New Roman" w:eastAsia="Times New Roman" w:hAnsi="Times New Roman" w:cs="Times New Roman"/>
-          <w:sz w:val="24"/>
-          <w:szCs w:val="24"/>
-          <w:lang w:val="en-US"/>
-        </w:rPr>
-        <w:t>tapi</w:t>
-      </w:r>
-      <w:proofErr w:type="spellEnd"/>
-      <w:r>
-        <w:rPr>
-          <w:rFonts w:ascii="Times New Roman" w:eastAsia="Times New Roman" w:hAnsi="Times New Roman" w:cs="Times New Roman"/>
-          <w:sz w:val="24"/>
-          <w:szCs w:val="24"/>
-          <w:lang w:val="en-US"/>
-        </w:rPr>
-        <w:t xml:space="preserve"> </w:t>
-      </w:r>
-      <w:proofErr w:type="spellStart"/>
-      <w:r>
-        <w:rPr>
-          <w:rFonts w:ascii="Times New Roman" w:eastAsia="Times New Roman" w:hAnsi="Times New Roman" w:cs="Times New Roman"/>
-          <w:sz w:val="24"/>
-          <w:szCs w:val="24"/>
-          <w:lang w:val="en-US"/>
-        </w:rPr>
-        <w:t>unik</w:t>
-      </w:r>
-      <w:proofErr w:type="spellEnd"/>
-      <w:r>
-        <w:rPr>
-          <w:rFonts w:ascii="Times New Roman" w:eastAsia="Times New Roman" w:hAnsi="Times New Roman" w:cs="Times New Roman"/>
-          <w:sz w:val="24"/>
-          <w:szCs w:val="24"/>
-          <w:lang w:val="en-US"/>
-        </w:rPr>
-        <w:t>)</w:t>
+        <w:t>Username (bebas tapi unik)</w:t>
       </w:r>
     </w:p>
     <w:p>
@@ -6654,7 +4083,7 @@
                     </pic:cNvPicPr>
                   </pic:nvPicPr>
                   <pic:blipFill>
-                    <a:blip r:embed="rId10"/>
+                    <a:blip r:embed="rId13"/>
                     <a:stretch>
                       <a:fillRect/>
                     </a:stretch>
@@ -6754,7 +4183,7 @@
                     </pic:cNvPicPr>
                   </pic:nvPicPr>
                   <pic:blipFill>
-                    <a:blip r:embed="rId11"/>
+                    <a:blip r:embed="rId14"/>
                     <a:stretch>
                       <a:fillRect/>
                     </a:stretch>
@@ -7258,7 +4687,7 @@
                     </pic:cNvPicPr>
                   </pic:nvPicPr>
                   <pic:blipFill>
-                    <a:blip r:embed="rId12"/>
+                    <a:blip r:embed="rId15"/>
                     <a:stretch>
                       <a:fillRect/>
                     </a:stretch>
@@ -7458,7 +4887,6 @@
           <w:lang w:val="en-US"/>
         </w:rPr>
       </w:pPr>
-      <w:proofErr w:type="spellStart"/>
       <w:r>
         <w:rPr>
           <w:rFonts w:ascii="Times New Roman" w:eastAsia="Times New Roman" w:hAnsi="Times New Roman" w:cs="Times New Roman"/>
@@ -7466,60 +4894,8 @@
           <w:szCs w:val="24"/>
           <w:lang w:val="en-US"/>
         </w:rPr>
-        <w:t>Setelah</w:t>
-      </w:r>
-      <w:proofErr w:type="spellEnd"/>
-      <w:r>
-        <w:rPr>
-          <w:rFonts w:ascii="Times New Roman" w:eastAsia="Times New Roman" w:hAnsi="Times New Roman" w:cs="Times New Roman"/>
-          <w:sz w:val="24"/>
-          <w:szCs w:val="24"/>
-          <w:lang w:val="en-US"/>
-        </w:rPr>
-        <w:t xml:space="preserve"> di-decode, </w:t>
-      </w:r>
-      <w:proofErr w:type="spellStart"/>
-      <w:r>
-        <w:rPr>
-          <w:rFonts w:ascii="Times New Roman" w:eastAsia="Times New Roman" w:hAnsi="Times New Roman" w:cs="Times New Roman"/>
-          <w:sz w:val="24"/>
-          <w:szCs w:val="24"/>
-          <w:lang w:val="en-US"/>
-        </w:rPr>
-        <w:t>diperoleh</w:t>
-      </w:r>
-      <w:proofErr w:type="spellEnd"/>
-      <w:r>
-        <w:rPr>
-          <w:rFonts w:ascii="Times New Roman" w:eastAsia="Times New Roman" w:hAnsi="Times New Roman" w:cs="Times New Roman"/>
-          <w:sz w:val="24"/>
-          <w:szCs w:val="24"/>
-          <w:lang w:val="en-US"/>
-        </w:rPr>
-        <w:t xml:space="preserve"> </w:t>
-      </w:r>
-      <w:proofErr w:type="spellStart"/>
-      <w:proofErr w:type="gramStart"/>
-      <w:r>
-        <w:rPr>
-          <w:rFonts w:ascii="Times New Roman" w:eastAsia="Times New Roman" w:hAnsi="Times New Roman" w:cs="Times New Roman"/>
-          <w:sz w:val="24"/>
-          <w:szCs w:val="24"/>
-          <w:lang w:val="en-US"/>
-        </w:rPr>
-        <w:t>hasil</w:t>
-      </w:r>
-      <w:proofErr w:type="spellEnd"/>
-      <w:r>
-        <w:rPr>
-          <w:rFonts w:ascii="Times New Roman" w:eastAsia="Times New Roman" w:hAnsi="Times New Roman" w:cs="Times New Roman"/>
-          <w:sz w:val="24"/>
-          <w:szCs w:val="24"/>
-          <w:lang w:val="en-US"/>
-        </w:rPr>
-        <w:t xml:space="preserve"> :</w:t>
-      </w:r>
-      <w:proofErr w:type="gramEnd"/>
+        <w:t>Setelah di-decode, diperoleh hasil :</w:t>
+      </w:r>
     </w:p>
     <w:p>
       <w:pPr>
@@ -7541,20 +4917,8 @@
           <w:szCs w:val="24"/>
           <w:lang w:val="en-US"/>
         </w:rPr>
-        <w:t>W2</w:t>
-      </w:r>
-      <w:proofErr w:type="gramStart"/>
-      <w:r>
-        <w:rPr>
-          <w:rFonts w:ascii="Times New Roman" w:eastAsia="Times New Roman" w:hAnsi="Times New Roman" w:cs="Times New Roman"/>
-          <w:color w:val="FF0000"/>
-          <w:sz w:val="24"/>
-          <w:szCs w:val="24"/>
-          <w:lang w:val="en-US"/>
-        </w:rPr>
-        <w:t>G{</w:t>
-      </w:r>
-      <w:proofErr w:type="gramEnd"/>
+        <w:t>W2G{</w:t>
+      </w:r>
       <w:r>
         <w:rPr>
           <w:rFonts w:ascii="Times New Roman" w:eastAsia="Times New Roman" w:hAnsi="Times New Roman" w:cs="Times New Roman"/>
@@ -7617,70 +4981,8 @@
           <w:szCs w:val="24"/>
           <w:lang w:val="en-US"/>
         </w:rPr>
-        <w:t xml:space="preserve">Flag </w:t>
-      </w:r>
-      <w:proofErr w:type="spellStart"/>
-      <w:r>
-        <w:rPr>
-          <w:rFonts w:ascii="Times New Roman" w:eastAsia="Times New Roman" w:hAnsi="Times New Roman" w:cs="Times New Roman"/>
-          <w:sz w:val="24"/>
-          <w:szCs w:val="24"/>
-          <w:lang w:val="en-US"/>
-        </w:rPr>
-        <w:t>dari</w:t>
-      </w:r>
-      <w:proofErr w:type="spellEnd"/>
-      <w:r>
-        <w:rPr>
-          <w:rFonts w:ascii="Times New Roman" w:eastAsia="Times New Roman" w:hAnsi="Times New Roman" w:cs="Times New Roman"/>
-          <w:sz w:val="24"/>
-          <w:szCs w:val="24"/>
-          <w:lang w:val="en-US"/>
-        </w:rPr>
-        <w:t xml:space="preserve"> challenge </w:t>
-      </w:r>
-      <w:proofErr w:type="spellStart"/>
-      <w:r>
-        <w:rPr>
-          <w:rFonts w:ascii="Times New Roman" w:eastAsia="Times New Roman" w:hAnsi="Times New Roman" w:cs="Times New Roman"/>
-          <w:sz w:val="24"/>
-          <w:szCs w:val="24"/>
-          <w:lang w:val="en-US"/>
-        </w:rPr>
-        <w:t>ini</w:t>
-      </w:r>
-      <w:proofErr w:type="spellEnd"/>
-      <w:r>
-        <w:rPr>
-          <w:rFonts w:ascii="Times New Roman" w:eastAsia="Times New Roman" w:hAnsi="Times New Roman" w:cs="Times New Roman"/>
-          <w:sz w:val="24"/>
-          <w:szCs w:val="24"/>
-          <w:lang w:val="en-US"/>
-        </w:rPr>
-        <w:t xml:space="preserve"> </w:t>
-      </w:r>
-      <w:proofErr w:type="spellStart"/>
-      <w:proofErr w:type="gramStart"/>
-      <w:r>
-        <w:rPr>
-          <w:rFonts w:ascii="Times New Roman" w:eastAsia="Times New Roman" w:hAnsi="Times New Roman" w:cs="Times New Roman"/>
-          <w:sz w:val="24"/>
-          <w:szCs w:val="24"/>
-          <w:lang w:val="en-US"/>
-        </w:rPr>
-        <w:t>adalah</w:t>
-      </w:r>
-      <w:proofErr w:type="spellEnd"/>
-      <w:r>
-        <w:rPr>
-          <w:rFonts w:ascii="Times New Roman" w:eastAsia="Times New Roman" w:hAnsi="Times New Roman" w:cs="Times New Roman"/>
-          <w:sz w:val="24"/>
-          <w:szCs w:val="24"/>
-          <w:lang w:val="en-US"/>
-        </w:rPr>
-        <w:t xml:space="preserve"> :</w:t>
-      </w:r>
-      <w:proofErr w:type="gramEnd"/>
+        <w:t>Flag dari challenge ini adalah :</w:t>
+      </w:r>
     </w:p>
     <w:p>
       <w:pPr>
@@ -7701,20 +5003,8 @@
           <w:szCs w:val="24"/>
           <w:lang w:val="en-US"/>
         </w:rPr>
-        <w:t>W2</w:t>
-      </w:r>
-      <w:proofErr w:type="gramStart"/>
-      <w:r>
-        <w:rPr>
-          <w:rFonts w:ascii="Times New Roman" w:eastAsia="Times New Roman" w:hAnsi="Times New Roman" w:cs="Times New Roman"/>
-          <w:color w:val="FF0000"/>
-          <w:sz w:val="24"/>
-          <w:szCs w:val="24"/>
-          <w:lang w:val="en-US"/>
-        </w:rPr>
-        <w:t>G{</w:t>
-      </w:r>
-      <w:proofErr w:type="gramEnd"/>
+        <w:t>W2G{</w:t>
+      </w:r>
       <w:r>
         <w:rPr>
           <w:rFonts w:ascii="Times New Roman" w:eastAsia="Times New Roman" w:hAnsi="Times New Roman" w:cs="Times New Roman"/>
@@ -7773,7 +5063,7 @@
                     </pic:cNvPicPr>
                   </pic:nvPicPr>
                   <pic:blipFill>
-                    <a:blip r:embed="rId13">
+                    <a:blip r:embed="rId16">
                       <a:extLst>
                         <a:ext uri="{28A0092B-C50C-407E-A947-70E740481C1C}">
                           <a14:useLocalDpi xmlns:a14="http://schemas.microsoft.com/office/drawing/2010/main" val="0"/>
@@ -7835,7 +5125,7 @@
                     </pic:cNvPicPr>
                   </pic:nvPicPr>
                   <pic:blipFill>
-                    <a:blip r:embed="rId14">
+                    <a:blip r:embed="rId17">
                       <a:extLst>
                         <a:ext uri="{28A0092B-C50C-407E-A947-70E740481C1C}">
                           <a14:useLocalDpi xmlns:a14="http://schemas.microsoft.com/office/drawing/2010/main" val="0"/>
@@ -7923,7 +5213,7 @@
                     <pic:cNvPicPr/>
                   </pic:nvPicPr>
                   <pic:blipFill>
-                    <a:blip r:embed="rId15">
+                    <a:blip r:embed="rId18">
                       <a:extLst>
                         <a:ext uri="{28A0092B-C50C-407E-A947-70E740481C1C}">
                           <a14:useLocalDpi xmlns:a14="http://schemas.microsoft.com/office/drawing/2010/main" val="0"/>
@@ -8004,7 +5294,7 @@
                     </pic:cNvPicPr>
                   </pic:nvPicPr>
                   <pic:blipFill>
-                    <a:blip r:embed="rId16"/>
+                    <a:blip r:embed="rId19"/>
                     <a:stretch>
                       <a:fillRect/>
                     </a:stretch>
@@ -8264,7 +5554,7 @@
                     </pic:cNvPicPr>
                   </pic:nvPicPr>
                   <pic:blipFill>
-                    <a:blip r:embed="rId17"/>
+                    <a:blip r:embed="rId20"/>
                     <a:stretch>
                       <a:fillRect/>
                     </a:stretch>
@@ -8401,7 +5691,7 @@
           <w:szCs w:val="24"/>
         </w:rPr>
         <w:drawing>
-          <wp:inline distT="0" distB="0" distL="0" distR="0" wp14:anchorId="073D8677" wp14:editId="27B723FD">
+          <wp:inline distT="0" distB="0" distL="0" distR="0" wp14:anchorId="073D8677" wp14:editId="15F5CCF1">
             <wp:extent cx="5733415" cy="1840429"/>
             <wp:effectExtent l="0" t="0" r="635" b="7620"/>
             <wp:docPr id="9" name="Picture 59"/>
@@ -8418,7 +5708,7 @@
                     </pic:cNvPicPr>
                   </pic:nvPicPr>
                   <pic:blipFill>
-                    <a:blip r:embed="rId18" cstate="print">
+                    <a:blip r:embed="rId21" cstate="print">
                       <a:extLst>
                         <a:ext uri="{28A0092B-C50C-407E-A947-70E740481C1C}">
                           <a14:useLocalDpi xmlns:a14="http://schemas.microsoft.com/office/drawing/2010/main" val="0"/>
@@ -8498,7 +5788,7 @@
                     <pic:cNvPicPr/>
                   </pic:nvPicPr>
                   <pic:blipFill>
-                    <a:blip r:embed="rId19"/>
+                    <a:blip r:embed="rId22"/>
                     <a:stretch>
                       <a:fillRect/>
                     </a:stretch>
@@ -8786,7 +6076,7 @@
                     <pic:cNvPicPr/>
                   </pic:nvPicPr>
                   <pic:blipFill>
-                    <a:blip r:embed="rId20">
+                    <a:blip r:embed="rId23">
                       <a:extLst>
                         <a:ext uri="{28A0092B-C50C-407E-A947-70E740481C1C}">
                           <a14:useLocalDpi xmlns:a14="http://schemas.microsoft.com/office/drawing/2010/main" val="0"/>
@@ -8980,39 +6270,8 @@
           <w:szCs w:val="24"/>
           <w:lang w:val="en-ID" w:eastAsia="en-ID"/>
         </w:rPr>
-        <w:t xml:space="preserve">Cara </w:t>
-      </w:r>
-      <w:proofErr w:type="spellStart"/>
-      <w:r>
-        <w:rPr>
-          <w:rFonts w:ascii="Times New Roman" w:eastAsia="Times New Roman" w:hAnsi="Times New Roman" w:cs="Times New Roman"/>
-          <w:sz w:val="24"/>
-          <w:szCs w:val="24"/>
-          <w:lang w:val="en-ID" w:eastAsia="en-ID"/>
-        </w:rPr>
-        <w:t>kerja</w:t>
-      </w:r>
-      <w:proofErr w:type="spellEnd"/>
-      <w:r>
-        <w:rPr>
-          <w:rFonts w:ascii="Times New Roman" w:eastAsia="Times New Roman" w:hAnsi="Times New Roman" w:cs="Times New Roman"/>
-          <w:sz w:val="24"/>
-          <w:szCs w:val="24"/>
-          <w:lang w:val="en-ID" w:eastAsia="en-ID"/>
-        </w:rPr>
-        <w:t xml:space="preserve"> </w:t>
-      </w:r>
-      <w:proofErr w:type="gramStart"/>
-      <w:r>
-        <w:rPr>
-          <w:rFonts w:ascii="Times New Roman" w:eastAsia="Times New Roman" w:hAnsi="Times New Roman" w:cs="Times New Roman"/>
-          <w:sz w:val="24"/>
-          <w:szCs w:val="24"/>
-          <w:lang w:val="en-ID" w:eastAsia="en-ID"/>
-        </w:rPr>
-        <w:t>tr :</w:t>
-      </w:r>
-      <w:proofErr w:type="gramEnd"/>
+        <w:t>Cara kerja tr :</w:t>
+      </w:r>
     </w:p>
     <w:p>
       <w:pPr>
@@ -9033,9 +6292,8 @@
           <w:szCs w:val="24"/>
           <w:lang w:val="en-ID" w:eastAsia="en-ID"/>
         </w:rPr>
-        <w:t xml:space="preserve">Tr (translate) </w:t>
-      </w:r>
-      <w:proofErr w:type="spellStart"/>
+        <w:t>Tr (translate) itu command linux bu</w:t>
+      </w:r>
       <w:r>
         <w:rPr>
           <w:rFonts w:ascii="Times New Roman" w:eastAsia="Times New Roman" w:hAnsi="Times New Roman" w:cs="Times New Roman"/>
@@ -9043,9 +6301,8 @@
           <w:szCs w:val="24"/>
           <w:lang w:val="en-ID" w:eastAsia="en-ID"/>
         </w:rPr>
-        <w:t>itu</w:t>
-      </w:r>
-      <w:proofErr w:type="spellEnd"/>
+        <w:t>a</w:t>
+      </w:r>
       <w:r>
         <w:rPr>
           <w:rFonts w:ascii="Times New Roman" w:eastAsia="Times New Roman" w:hAnsi="Times New Roman" w:cs="Times New Roman"/>
@@ -9053,225 +6310,7 @@
           <w:szCs w:val="24"/>
           <w:lang w:val="en-ID" w:eastAsia="en-ID"/>
         </w:rPr>
-        <w:t xml:space="preserve"> command </w:t>
-      </w:r>
-      <w:proofErr w:type="spellStart"/>
-      <w:r>
-        <w:rPr>
-          <w:rFonts w:ascii="Times New Roman" w:eastAsia="Times New Roman" w:hAnsi="Times New Roman" w:cs="Times New Roman"/>
-          <w:sz w:val="24"/>
-          <w:szCs w:val="24"/>
-          <w:lang w:val="en-ID" w:eastAsia="en-ID"/>
-        </w:rPr>
-        <w:t>linux</w:t>
-      </w:r>
-      <w:proofErr w:type="spellEnd"/>
-      <w:r>
-        <w:rPr>
-          <w:rFonts w:ascii="Times New Roman" w:eastAsia="Times New Roman" w:hAnsi="Times New Roman" w:cs="Times New Roman"/>
-          <w:sz w:val="24"/>
-          <w:szCs w:val="24"/>
-          <w:lang w:val="en-ID" w:eastAsia="en-ID"/>
-        </w:rPr>
-        <w:t xml:space="preserve"> bu</w:t>
-      </w:r>
-      <w:r>
-        <w:rPr>
-          <w:rFonts w:ascii="Times New Roman" w:eastAsia="Times New Roman" w:hAnsi="Times New Roman" w:cs="Times New Roman"/>
-          <w:sz w:val="24"/>
-          <w:szCs w:val="24"/>
-          <w:lang w:val="en-ID" w:eastAsia="en-ID"/>
-        </w:rPr>
-        <w:t>a</w:t>
-      </w:r>
-      <w:r>
-        <w:rPr>
-          <w:rFonts w:ascii="Times New Roman" w:eastAsia="Times New Roman" w:hAnsi="Times New Roman" w:cs="Times New Roman"/>
-          <w:sz w:val="24"/>
-          <w:szCs w:val="24"/>
-          <w:lang w:val="en-ID" w:eastAsia="en-ID"/>
-        </w:rPr>
-        <w:t xml:space="preserve">t </w:t>
-      </w:r>
-      <w:proofErr w:type="spellStart"/>
-      <w:r>
-        <w:rPr>
-          <w:rFonts w:ascii="Times New Roman" w:eastAsia="Times New Roman" w:hAnsi="Times New Roman" w:cs="Times New Roman"/>
-          <w:sz w:val="24"/>
-          <w:szCs w:val="24"/>
-          <w:lang w:val="en-ID" w:eastAsia="en-ID"/>
-        </w:rPr>
-        <w:t>mengganti</w:t>
-      </w:r>
-      <w:proofErr w:type="spellEnd"/>
-      <w:r>
-        <w:rPr>
-          <w:rFonts w:ascii="Times New Roman" w:eastAsia="Times New Roman" w:hAnsi="Times New Roman" w:cs="Times New Roman"/>
-          <w:sz w:val="24"/>
-          <w:szCs w:val="24"/>
-          <w:lang w:val="en-ID" w:eastAsia="en-ID"/>
-        </w:rPr>
-        <w:t xml:space="preserve"> </w:t>
-      </w:r>
-      <w:proofErr w:type="spellStart"/>
-      <w:r>
-        <w:rPr>
-          <w:rFonts w:ascii="Times New Roman" w:eastAsia="Times New Roman" w:hAnsi="Times New Roman" w:cs="Times New Roman"/>
-          <w:sz w:val="24"/>
-          <w:szCs w:val="24"/>
-          <w:lang w:val="en-ID" w:eastAsia="en-ID"/>
-        </w:rPr>
-        <w:t>karakter</w:t>
-      </w:r>
-      <w:proofErr w:type="spellEnd"/>
-      <w:r>
-        <w:rPr>
-          <w:rFonts w:ascii="Times New Roman" w:eastAsia="Times New Roman" w:hAnsi="Times New Roman" w:cs="Times New Roman"/>
-          <w:sz w:val="24"/>
-          <w:szCs w:val="24"/>
-          <w:lang w:val="en-ID" w:eastAsia="en-ID"/>
-        </w:rPr>
-        <w:t xml:space="preserve"> </w:t>
-      </w:r>
-      <w:proofErr w:type="spellStart"/>
-      <w:r>
-        <w:rPr>
-          <w:rFonts w:ascii="Times New Roman" w:eastAsia="Times New Roman" w:hAnsi="Times New Roman" w:cs="Times New Roman"/>
-          <w:sz w:val="24"/>
-          <w:szCs w:val="24"/>
-          <w:lang w:val="en-ID" w:eastAsia="en-ID"/>
-        </w:rPr>
-        <w:t>satu</w:t>
-      </w:r>
-      <w:proofErr w:type="spellEnd"/>
-      <w:r>
-        <w:rPr>
-          <w:rFonts w:ascii="Times New Roman" w:eastAsia="Times New Roman" w:hAnsi="Times New Roman" w:cs="Times New Roman"/>
-          <w:sz w:val="24"/>
-          <w:szCs w:val="24"/>
-          <w:lang w:val="en-ID" w:eastAsia="en-ID"/>
-        </w:rPr>
-        <w:t xml:space="preserve"> per </w:t>
-      </w:r>
-      <w:proofErr w:type="spellStart"/>
-      <w:r>
-        <w:rPr>
-          <w:rFonts w:ascii="Times New Roman" w:eastAsia="Times New Roman" w:hAnsi="Times New Roman" w:cs="Times New Roman"/>
-          <w:sz w:val="24"/>
-          <w:szCs w:val="24"/>
-          <w:lang w:val="en-ID" w:eastAsia="en-ID"/>
-        </w:rPr>
-        <w:t>satu</w:t>
-      </w:r>
-      <w:proofErr w:type="spellEnd"/>
-      <w:r>
-        <w:rPr>
-          <w:rFonts w:ascii="Times New Roman" w:eastAsia="Times New Roman" w:hAnsi="Times New Roman" w:cs="Times New Roman"/>
-          <w:sz w:val="24"/>
-          <w:szCs w:val="24"/>
-          <w:lang w:val="en-ID" w:eastAsia="en-ID"/>
-        </w:rPr>
-        <w:t xml:space="preserve"> </w:t>
-      </w:r>
-      <w:proofErr w:type="spellStart"/>
-      <w:r>
-        <w:rPr>
-          <w:rFonts w:ascii="Times New Roman" w:eastAsia="Times New Roman" w:hAnsi="Times New Roman" w:cs="Times New Roman"/>
-          <w:sz w:val="24"/>
-          <w:szCs w:val="24"/>
-          <w:lang w:val="en-ID" w:eastAsia="en-ID"/>
-        </w:rPr>
-        <w:t>berdasarkan</w:t>
-      </w:r>
-      <w:proofErr w:type="spellEnd"/>
-      <w:r>
-        <w:rPr>
-          <w:rFonts w:ascii="Times New Roman" w:eastAsia="Times New Roman" w:hAnsi="Times New Roman" w:cs="Times New Roman"/>
-          <w:sz w:val="24"/>
-          <w:szCs w:val="24"/>
-          <w:lang w:val="en-ID" w:eastAsia="en-ID"/>
-        </w:rPr>
-        <w:t xml:space="preserve"> </w:t>
-      </w:r>
-      <w:proofErr w:type="spellStart"/>
-      <w:r>
-        <w:rPr>
-          <w:rFonts w:ascii="Times New Roman" w:eastAsia="Times New Roman" w:hAnsi="Times New Roman" w:cs="Times New Roman"/>
-          <w:sz w:val="24"/>
-          <w:szCs w:val="24"/>
-          <w:lang w:val="en-ID" w:eastAsia="en-ID"/>
-        </w:rPr>
-        <w:t>posisi</w:t>
-      </w:r>
-      <w:proofErr w:type="spellEnd"/>
-      <w:r>
-        <w:rPr>
-          <w:rFonts w:ascii="Times New Roman" w:eastAsia="Times New Roman" w:hAnsi="Times New Roman" w:cs="Times New Roman"/>
-          <w:sz w:val="24"/>
-          <w:szCs w:val="24"/>
-          <w:lang w:val="en-ID" w:eastAsia="en-ID"/>
-        </w:rPr>
-        <w:t xml:space="preserve"> </w:t>
-      </w:r>
-      <w:proofErr w:type="spellStart"/>
-      <w:r>
-        <w:rPr>
-          <w:rFonts w:ascii="Times New Roman" w:eastAsia="Times New Roman" w:hAnsi="Times New Roman" w:cs="Times New Roman"/>
-          <w:sz w:val="24"/>
-          <w:szCs w:val="24"/>
-          <w:lang w:val="en-ID" w:eastAsia="en-ID"/>
-        </w:rPr>
-        <w:t>urutan</w:t>
-      </w:r>
-      <w:proofErr w:type="spellEnd"/>
-      <w:r>
-        <w:rPr>
-          <w:rFonts w:ascii="Times New Roman" w:eastAsia="Times New Roman" w:hAnsi="Times New Roman" w:cs="Times New Roman"/>
-          <w:sz w:val="24"/>
-          <w:szCs w:val="24"/>
-          <w:lang w:val="en-ID" w:eastAsia="en-ID"/>
-        </w:rPr>
-        <w:t xml:space="preserve"> </w:t>
-      </w:r>
-      <w:proofErr w:type="spellStart"/>
-      <w:r>
-        <w:rPr>
-          <w:rFonts w:ascii="Times New Roman" w:eastAsia="Times New Roman" w:hAnsi="Times New Roman" w:cs="Times New Roman"/>
-          <w:sz w:val="24"/>
-          <w:szCs w:val="24"/>
-          <w:lang w:val="en-ID" w:eastAsia="en-ID"/>
-        </w:rPr>
-        <w:t>dari</w:t>
-      </w:r>
-      <w:proofErr w:type="spellEnd"/>
-      <w:r>
-        <w:rPr>
-          <w:rFonts w:ascii="Times New Roman" w:eastAsia="Times New Roman" w:hAnsi="Times New Roman" w:cs="Times New Roman"/>
-          <w:sz w:val="24"/>
-          <w:szCs w:val="24"/>
-          <w:lang w:val="en-ID" w:eastAsia="en-ID"/>
-        </w:rPr>
-        <w:t xml:space="preserve"> dua strings yang </w:t>
-      </w:r>
-      <w:proofErr w:type="spellStart"/>
-      <w:r>
-        <w:rPr>
-          <w:rFonts w:ascii="Times New Roman" w:eastAsia="Times New Roman" w:hAnsi="Times New Roman" w:cs="Times New Roman"/>
-          <w:sz w:val="24"/>
-          <w:szCs w:val="24"/>
-          <w:lang w:val="en-ID" w:eastAsia="en-ID"/>
-        </w:rPr>
-        <w:t>dikasih</w:t>
-      </w:r>
-      <w:proofErr w:type="spellEnd"/>
-      <w:r>
-        <w:rPr>
-          <w:rFonts w:ascii="Times New Roman" w:eastAsia="Times New Roman" w:hAnsi="Times New Roman" w:cs="Times New Roman"/>
-          <w:sz w:val="24"/>
-          <w:szCs w:val="24"/>
-          <w:lang w:val="en-ID" w:eastAsia="en-ID"/>
-        </w:rPr>
-        <w:t>.</w:t>
+        <w:t>t mengganti karakter satu per satu berdasarkan posisi urutan dari dua strings yang dikasih.</w:t>
       </w:r>
     </w:p>
     <w:p>
@@ -9351,9 +6390,8 @@
           <w:szCs w:val="24"/>
           <w:lang w:val="en-ID" w:eastAsia="en-ID"/>
         </w:rPr>
-        <w:t xml:space="preserve">tring </w:t>
-      </w:r>
-      <w:proofErr w:type="spellStart"/>
+        <w:t xml:space="preserve">tring pertama (‘A-Za-z’)= karakter asal </w:t>
+      </w:r>
       <w:r>
         <w:rPr>
           <w:rFonts w:ascii="Times New Roman" w:eastAsia="Times New Roman" w:hAnsi="Times New Roman" w:cs="Times New Roman"/>
@@ -9361,89 +6399,8 @@
           <w:szCs w:val="24"/>
           <w:lang w:val="en-ID" w:eastAsia="en-ID"/>
         </w:rPr>
-        <w:t>pertama</w:t>
-      </w:r>
-      <w:proofErr w:type="spellEnd"/>
-      <w:r>
-        <w:rPr>
-          <w:rFonts w:ascii="Times New Roman" w:eastAsia="Times New Roman" w:hAnsi="Times New Roman" w:cs="Times New Roman"/>
-          <w:sz w:val="24"/>
-          <w:szCs w:val="24"/>
-          <w:lang w:val="en-ID" w:eastAsia="en-ID"/>
-        </w:rPr>
-        <w:t xml:space="preserve"> (‘A-Za-z</w:t>
-      </w:r>
-      <w:proofErr w:type="gramStart"/>
-      <w:r>
-        <w:rPr>
-          <w:rFonts w:ascii="Times New Roman" w:eastAsia="Times New Roman" w:hAnsi="Times New Roman" w:cs="Times New Roman"/>
-          <w:sz w:val="24"/>
-          <w:szCs w:val="24"/>
-          <w:lang w:val="en-ID" w:eastAsia="en-ID"/>
-        </w:rPr>
-        <w:t>’)=</w:t>
-      </w:r>
-      <w:proofErr w:type="gramEnd"/>
-      <w:r>
-        <w:rPr>
-          <w:rFonts w:ascii="Times New Roman" w:eastAsia="Times New Roman" w:hAnsi="Times New Roman" w:cs="Times New Roman"/>
-          <w:sz w:val="24"/>
-          <w:szCs w:val="24"/>
-          <w:lang w:val="en-ID" w:eastAsia="en-ID"/>
-        </w:rPr>
-        <w:t xml:space="preserve"> </w:t>
-      </w:r>
-      <w:proofErr w:type="spellStart"/>
-      <w:r>
-        <w:rPr>
-          <w:rFonts w:ascii="Times New Roman" w:eastAsia="Times New Roman" w:hAnsi="Times New Roman" w:cs="Times New Roman"/>
-          <w:sz w:val="24"/>
-          <w:szCs w:val="24"/>
-          <w:lang w:val="en-ID" w:eastAsia="en-ID"/>
-        </w:rPr>
-        <w:t>karakter</w:t>
-      </w:r>
-      <w:proofErr w:type="spellEnd"/>
-      <w:r>
-        <w:rPr>
-          <w:rFonts w:ascii="Times New Roman" w:eastAsia="Times New Roman" w:hAnsi="Times New Roman" w:cs="Times New Roman"/>
-          <w:sz w:val="24"/>
-          <w:szCs w:val="24"/>
-          <w:lang w:val="en-ID" w:eastAsia="en-ID"/>
-        </w:rPr>
-        <w:t xml:space="preserve"> </w:t>
-      </w:r>
-      <w:proofErr w:type="spellStart"/>
-      <w:proofErr w:type="gramStart"/>
-      <w:r>
-        <w:rPr>
-          <w:rFonts w:ascii="Times New Roman" w:eastAsia="Times New Roman" w:hAnsi="Times New Roman" w:cs="Times New Roman"/>
-          <w:sz w:val="24"/>
-          <w:szCs w:val="24"/>
-          <w:lang w:val="en-ID" w:eastAsia="en-ID"/>
-        </w:rPr>
-        <w:t>asal</w:t>
-      </w:r>
-      <w:proofErr w:type="spellEnd"/>
-      <w:r>
-        <w:rPr>
-          <w:rFonts w:ascii="Times New Roman" w:eastAsia="Times New Roman" w:hAnsi="Times New Roman" w:cs="Times New Roman"/>
-          <w:sz w:val="24"/>
-          <w:szCs w:val="24"/>
-          <w:lang w:val="en-ID" w:eastAsia="en-ID"/>
-        </w:rPr>
-        <w:t xml:space="preserve"> </w:t>
-      </w:r>
-      <w:r>
-        <w:rPr>
-          <w:rFonts w:ascii="Times New Roman" w:eastAsia="Times New Roman" w:hAnsi="Times New Roman" w:cs="Times New Roman"/>
-          <w:sz w:val="24"/>
-          <w:szCs w:val="24"/>
-          <w:lang w:val="en-ID" w:eastAsia="en-ID"/>
-        </w:rPr>
         <w:t>:</w:t>
       </w:r>
-      <w:proofErr w:type="gramEnd"/>
     </w:p>
     <w:p>
       <w:pPr>
@@ -9513,101 +6470,8 @@
           <w:szCs w:val="24"/>
           <w:lang w:val="en-ID" w:eastAsia="en-ID"/>
         </w:rPr>
-        <w:t xml:space="preserve">String </w:t>
-      </w:r>
-      <w:proofErr w:type="spellStart"/>
-      <w:proofErr w:type="gramStart"/>
-      <w:r>
-        <w:rPr>
-          <w:rFonts w:ascii="Times New Roman" w:eastAsia="Times New Roman" w:hAnsi="Times New Roman" w:cs="Times New Roman"/>
-          <w:sz w:val="24"/>
-          <w:szCs w:val="24"/>
-          <w:lang w:val="en-ID" w:eastAsia="en-ID"/>
-        </w:rPr>
-        <w:t>kedua</w:t>
-      </w:r>
-      <w:proofErr w:type="spellEnd"/>
-      <w:r>
-        <w:rPr>
-          <w:rFonts w:ascii="Times New Roman" w:eastAsia="Times New Roman" w:hAnsi="Times New Roman" w:cs="Times New Roman"/>
-          <w:sz w:val="24"/>
-          <w:szCs w:val="24"/>
-          <w:lang w:val="en-ID" w:eastAsia="en-ID"/>
-        </w:rPr>
-        <w:t xml:space="preserve">  (</w:t>
-      </w:r>
-      <w:proofErr w:type="gramEnd"/>
-      <w:r>
-        <w:rPr>
-          <w:rFonts w:ascii="Times New Roman" w:eastAsia="Times New Roman" w:hAnsi="Times New Roman" w:cs="Times New Roman"/>
-          <w:sz w:val="24"/>
-          <w:szCs w:val="24"/>
-          <w:lang w:val="en-ID" w:eastAsia="en-ID"/>
-        </w:rPr>
-        <w:t>‘N-ZA-Mn-za-m</w:t>
-      </w:r>
-      <w:proofErr w:type="gramStart"/>
-      <w:r>
-        <w:rPr>
-          <w:rFonts w:ascii="Times New Roman" w:eastAsia="Times New Roman" w:hAnsi="Times New Roman" w:cs="Times New Roman"/>
-          <w:sz w:val="24"/>
-          <w:szCs w:val="24"/>
-          <w:lang w:val="en-ID" w:eastAsia="en-ID"/>
-        </w:rPr>
-        <w:t>’)=</w:t>
-      </w:r>
-      <w:proofErr w:type="gramEnd"/>
-      <w:r>
-        <w:rPr>
-          <w:rFonts w:ascii="Times New Roman" w:eastAsia="Times New Roman" w:hAnsi="Times New Roman" w:cs="Times New Roman"/>
-          <w:sz w:val="24"/>
-          <w:szCs w:val="24"/>
-          <w:lang w:val="en-ID" w:eastAsia="en-ID"/>
-        </w:rPr>
-        <w:t xml:space="preserve"> </w:t>
-      </w:r>
-      <w:proofErr w:type="spellStart"/>
-      <w:r>
-        <w:rPr>
-          <w:rFonts w:ascii="Times New Roman" w:eastAsia="Times New Roman" w:hAnsi="Times New Roman" w:cs="Times New Roman"/>
-          <w:sz w:val="24"/>
-          <w:szCs w:val="24"/>
-          <w:lang w:val="en-ID" w:eastAsia="en-ID"/>
-        </w:rPr>
-        <w:t>karakter</w:t>
-      </w:r>
-      <w:proofErr w:type="spellEnd"/>
-      <w:r>
-        <w:rPr>
-          <w:rFonts w:ascii="Times New Roman" w:eastAsia="Times New Roman" w:hAnsi="Times New Roman" w:cs="Times New Roman"/>
-          <w:sz w:val="24"/>
-          <w:szCs w:val="24"/>
-          <w:lang w:val="en-ID" w:eastAsia="en-ID"/>
-        </w:rPr>
-        <w:t xml:space="preserve"> </w:t>
-      </w:r>
-      <w:proofErr w:type="spellStart"/>
-      <w:proofErr w:type="gramStart"/>
-      <w:r>
-        <w:rPr>
-          <w:rFonts w:ascii="Times New Roman" w:eastAsia="Times New Roman" w:hAnsi="Times New Roman" w:cs="Times New Roman"/>
-          <w:sz w:val="24"/>
-          <w:szCs w:val="24"/>
-          <w:lang w:val="en-ID" w:eastAsia="en-ID"/>
-        </w:rPr>
-        <w:t>tujuan</w:t>
-      </w:r>
-      <w:proofErr w:type="spellEnd"/>
-      <w:r>
-        <w:rPr>
-          <w:rFonts w:ascii="Times New Roman" w:eastAsia="Times New Roman" w:hAnsi="Times New Roman" w:cs="Times New Roman"/>
-          <w:sz w:val="24"/>
-          <w:szCs w:val="24"/>
-          <w:lang w:val="en-ID" w:eastAsia="en-ID"/>
-        </w:rPr>
-        <w:t xml:space="preserve"> :</w:t>
-      </w:r>
-      <w:proofErr w:type="gramEnd"/>
+        <w:t>String kedua  (‘N-ZA-Mn-za-m’)= karakter tujuan :</w:t>
+      </w:r>
     </w:p>
     <w:p>
       <w:pPr>
@@ -9828,19 +6692,20 @@
           <w:szCs w:val="24"/>
           <w:lang w:val="en-ID"/>
         </w:rPr>
-        <w:t xml:space="preserve">N-Z → </w:t>
-      </w:r>
-      <w:proofErr w:type="spellStart"/>
-      <w:r>
+        <w:t>N-Z → mulai dari N sampai Z (13 huruf: N O P Q R S T U V W X Y Z)</w:t>
+      </w:r>
+    </w:p>
+    <w:p>
+      <w:pPr>
+        <w:pStyle w:val="ListParagraph"/>
+        <w:jc w:val="center"/>
         <w:rPr>
           <w:rFonts w:ascii="Times New Roman" w:hAnsi="Times New Roman" w:cs="Times New Roman"/>
           <w:sz w:val="24"/>
           <w:szCs w:val="24"/>
           <w:lang w:val="en-ID"/>
         </w:rPr>
-        <w:t>mulai</w:t>
-      </w:r>
-      <w:proofErr w:type="spellEnd"/>
+      </w:pPr>
       <w:r>
         <w:rPr>
           <w:rFonts w:ascii="Times New Roman" w:hAnsi="Times New Roman" w:cs="Times New Roman"/>
@@ -9848,29 +6713,31 @@
           <w:szCs w:val="24"/>
           <w:lang w:val="en-ID"/>
         </w:rPr>
-        <w:t xml:space="preserve"> </w:t>
-      </w:r>
-      <w:proofErr w:type="spellStart"/>
-      <w:r>
+        <w:t>A-M → lanjut dari A sampai M (13 huruf: A B C D E F G H I J K L M)</w:t>
+      </w:r>
+    </w:p>
+    <w:p>
+      <w:pPr>
+        <w:pStyle w:val="ListParagraph"/>
+        <w:jc w:val="center"/>
         <w:rPr>
           <w:rFonts w:ascii="Times New Roman" w:hAnsi="Times New Roman" w:cs="Times New Roman"/>
           <w:sz w:val="24"/>
           <w:szCs w:val="24"/>
           <w:lang w:val="en-ID"/>
         </w:rPr>
-        <w:t>dari</w:t>
-      </w:r>
-      <w:proofErr w:type="spellEnd"/>
-      <w:r>
+      </w:pPr>
+    </w:p>
+    <w:p>
+      <w:pPr>
+        <w:pStyle w:val="ListParagraph"/>
         <w:rPr>
           <w:rFonts w:ascii="Times New Roman" w:hAnsi="Times New Roman" w:cs="Times New Roman"/>
           <w:sz w:val="24"/>
           <w:szCs w:val="24"/>
           <w:lang w:val="en-ID"/>
         </w:rPr>
-        <w:t xml:space="preserve"> N </w:t>
-      </w:r>
-      <w:proofErr w:type="spellStart"/>
+      </w:pPr>
       <w:r>
         <w:rPr>
           <w:rFonts w:ascii="Times New Roman" w:hAnsi="Times New Roman" w:cs="Times New Roman"/>
@@ -9878,330 +6745,7 @@
           <w:szCs w:val="24"/>
           <w:lang w:val="en-ID"/>
         </w:rPr>
-        <w:t>sampai</w:t>
-      </w:r>
-      <w:proofErr w:type="spellEnd"/>
-      <w:r>
-        <w:rPr>
-          <w:rFonts w:ascii="Times New Roman" w:hAnsi="Times New Roman" w:cs="Times New Roman"/>
-          <w:sz w:val="24"/>
-          <w:szCs w:val="24"/>
-          <w:lang w:val="en-ID"/>
-        </w:rPr>
-        <w:t xml:space="preserve"> Z (13 </w:t>
-      </w:r>
-      <w:proofErr w:type="spellStart"/>
-      <w:r>
-        <w:rPr>
-          <w:rFonts w:ascii="Times New Roman" w:hAnsi="Times New Roman" w:cs="Times New Roman"/>
-          <w:sz w:val="24"/>
-          <w:szCs w:val="24"/>
-          <w:lang w:val="en-ID"/>
-        </w:rPr>
-        <w:t>huruf</w:t>
-      </w:r>
-      <w:proofErr w:type="spellEnd"/>
-      <w:r>
-        <w:rPr>
-          <w:rFonts w:ascii="Times New Roman" w:hAnsi="Times New Roman" w:cs="Times New Roman"/>
-          <w:sz w:val="24"/>
-          <w:szCs w:val="24"/>
-          <w:lang w:val="en-ID"/>
-        </w:rPr>
-        <w:t>: N O P Q R S T U V W X Y Z)</w:t>
-      </w:r>
-    </w:p>
-    <w:p>
-      <w:pPr>
-        <w:pStyle w:val="ListParagraph"/>
-        <w:jc w:val="center"/>
-        <w:rPr>
-          <w:rFonts w:ascii="Times New Roman" w:hAnsi="Times New Roman" w:cs="Times New Roman"/>
-          <w:sz w:val="24"/>
-          <w:szCs w:val="24"/>
-          <w:lang w:val="en-ID"/>
-        </w:rPr>
-      </w:pPr>
-      <w:r>
-        <w:rPr>
-          <w:rFonts w:ascii="Times New Roman" w:hAnsi="Times New Roman" w:cs="Times New Roman"/>
-          <w:sz w:val="24"/>
-          <w:szCs w:val="24"/>
-          <w:lang w:val="en-ID"/>
-        </w:rPr>
-        <w:t xml:space="preserve">A-M → </w:t>
-      </w:r>
-      <w:proofErr w:type="spellStart"/>
-      <w:r>
-        <w:rPr>
-          <w:rFonts w:ascii="Times New Roman" w:hAnsi="Times New Roman" w:cs="Times New Roman"/>
-          <w:sz w:val="24"/>
-          <w:szCs w:val="24"/>
-          <w:lang w:val="en-ID"/>
-        </w:rPr>
-        <w:t>lanjut</w:t>
-      </w:r>
-      <w:proofErr w:type="spellEnd"/>
-      <w:r>
-        <w:rPr>
-          <w:rFonts w:ascii="Times New Roman" w:hAnsi="Times New Roman" w:cs="Times New Roman"/>
-          <w:sz w:val="24"/>
-          <w:szCs w:val="24"/>
-          <w:lang w:val="en-ID"/>
-        </w:rPr>
-        <w:t xml:space="preserve"> </w:t>
-      </w:r>
-      <w:proofErr w:type="spellStart"/>
-      <w:r>
-        <w:rPr>
-          <w:rFonts w:ascii="Times New Roman" w:hAnsi="Times New Roman" w:cs="Times New Roman"/>
-          <w:sz w:val="24"/>
-          <w:szCs w:val="24"/>
-          <w:lang w:val="en-ID"/>
-        </w:rPr>
-        <w:t>dari</w:t>
-      </w:r>
-      <w:proofErr w:type="spellEnd"/>
-      <w:r>
-        <w:rPr>
-          <w:rFonts w:ascii="Times New Roman" w:hAnsi="Times New Roman" w:cs="Times New Roman"/>
-          <w:sz w:val="24"/>
-          <w:szCs w:val="24"/>
-          <w:lang w:val="en-ID"/>
-        </w:rPr>
-        <w:t xml:space="preserve"> A </w:t>
-      </w:r>
-      <w:proofErr w:type="spellStart"/>
-      <w:r>
-        <w:rPr>
-          <w:rFonts w:ascii="Times New Roman" w:hAnsi="Times New Roman" w:cs="Times New Roman"/>
-          <w:sz w:val="24"/>
-          <w:szCs w:val="24"/>
-          <w:lang w:val="en-ID"/>
-        </w:rPr>
-        <w:t>sampai</w:t>
-      </w:r>
-      <w:proofErr w:type="spellEnd"/>
-      <w:r>
-        <w:rPr>
-          <w:rFonts w:ascii="Times New Roman" w:hAnsi="Times New Roman" w:cs="Times New Roman"/>
-          <w:sz w:val="24"/>
-          <w:szCs w:val="24"/>
-          <w:lang w:val="en-ID"/>
-        </w:rPr>
-        <w:t xml:space="preserve"> M (13 </w:t>
-      </w:r>
-      <w:proofErr w:type="spellStart"/>
-      <w:r>
-        <w:rPr>
-          <w:rFonts w:ascii="Times New Roman" w:hAnsi="Times New Roman" w:cs="Times New Roman"/>
-          <w:sz w:val="24"/>
-          <w:szCs w:val="24"/>
-          <w:lang w:val="en-ID"/>
-        </w:rPr>
-        <w:t>huruf</w:t>
-      </w:r>
-      <w:proofErr w:type="spellEnd"/>
-      <w:r>
-        <w:rPr>
-          <w:rFonts w:ascii="Times New Roman" w:hAnsi="Times New Roman" w:cs="Times New Roman"/>
-          <w:sz w:val="24"/>
-          <w:szCs w:val="24"/>
-          <w:lang w:val="en-ID"/>
-        </w:rPr>
-        <w:t>: A B C D E F G H I J K L M)</w:t>
-      </w:r>
-    </w:p>
-    <w:p>
-      <w:pPr>
-        <w:pStyle w:val="ListParagraph"/>
-        <w:jc w:val="center"/>
-        <w:rPr>
-          <w:rFonts w:ascii="Times New Roman" w:hAnsi="Times New Roman" w:cs="Times New Roman"/>
-          <w:sz w:val="24"/>
-          <w:szCs w:val="24"/>
-          <w:lang w:val="en-ID"/>
-        </w:rPr>
-      </w:pPr>
-    </w:p>
-    <w:p>
-      <w:pPr>
-        <w:pStyle w:val="ListParagraph"/>
-        <w:rPr>
-          <w:rFonts w:ascii="Times New Roman" w:hAnsi="Times New Roman" w:cs="Times New Roman"/>
-          <w:sz w:val="24"/>
-          <w:szCs w:val="24"/>
-          <w:lang w:val="en-ID"/>
-        </w:rPr>
-      </w:pPr>
-      <w:r>
-        <w:rPr>
-          <w:rFonts w:ascii="Times New Roman" w:hAnsi="Times New Roman" w:cs="Times New Roman"/>
-          <w:sz w:val="24"/>
-          <w:szCs w:val="24"/>
-          <w:lang w:val="en-ID"/>
-        </w:rPr>
-        <w:t xml:space="preserve">Bagian n-za-m di </w:t>
-      </w:r>
-      <w:proofErr w:type="spellStart"/>
-      <w:r>
-        <w:rPr>
-          <w:rFonts w:ascii="Times New Roman" w:hAnsi="Times New Roman" w:cs="Times New Roman"/>
-          <w:sz w:val="24"/>
-          <w:szCs w:val="24"/>
-          <w:lang w:val="en-ID"/>
-        </w:rPr>
-        <w:t>belakang</w:t>
-      </w:r>
-      <w:proofErr w:type="spellEnd"/>
-      <w:r>
-        <w:rPr>
-          <w:rFonts w:ascii="Times New Roman" w:hAnsi="Times New Roman" w:cs="Times New Roman"/>
-          <w:sz w:val="24"/>
-          <w:szCs w:val="24"/>
-          <w:lang w:val="en-ID"/>
-        </w:rPr>
-        <w:t xml:space="preserve"> </w:t>
-      </w:r>
-      <w:proofErr w:type="spellStart"/>
-      <w:r>
-        <w:rPr>
-          <w:rFonts w:ascii="Times New Roman" w:hAnsi="Times New Roman" w:cs="Times New Roman"/>
-          <w:sz w:val="24"/>
-          <w:szCs w:val="24"/>
-          <w:lang w:val="en-ID"/>
-        </w:rPr>
-        <w:t>itu</w:t>
-      </w:r>
-      <w:proofErr w:type="spellEnd"/>
-      <w:r>
-        <w:rPr>
-          <w:rFonts w:ascii="Times New Roman" w:hAnsi="Times New Roman" w:cs="Times New Roman"/>
-          <w:sz w:val="24"/>
-          <w:szCs w:val="24"/>
-          <w:lang w:val="en-ID"/>
-        </w:rPr>
-        <w:t xml:space="preserve"> </w:t>
-      </w:r>
-      <w:proofErr w:type="spellStart"/>
-      <w:r>
-        <w:rPr>
-          <w:rFonts w:ascii="Times New Roman" w:hAnsi="Times New Roman" w:cs="Times New Roman"/>
-          <w:sz w:val="24"/>
-          <w:szCs w:val="24"/>
-          <w:lang w:val="en-ID"/>
-        </w:rPr>
-        <w:t>versi</w:t>
-      </w:r>
-      <w:proofErr w:type="spellEnd"/>
-      <w:r>
-        <w:rPr>
-          <w:rFonts w:ascii="Times New Roman" w:hAnsi="Times New Roman" w:cs="Times New Roman"/>
-          <w:sz w:val="24"/>
-          <w:szCs w:val="24"/>
-          <w:lang w:val="en-ID"/>
-        </w:rPr>
-        <w:t xml:space="preserve"> </w:t>
-      </w:r>
-      <w:proofErr w:type="spellStart"/>
-      <w:r>
-        <w:rPr>
-          <w:rFonts w:ascii="Times New Roman" w:hAnsi="Times New Roman" w:cs="Times New Roman"/>
-          <w:sz w:val="24"/>
-          <w:szCs w:val="24"/>
-          <w:lang w:val="en-ID"/>
-        </w:rPr>
-        <w:t>huruf</w:t>
-      </w:r>
-      <w:proofErr w:type="spellEnd"/>
-      <w:r>
-        <w:rPr>
-          <w:rFonts w:ascii="Times New Roman" w:hAnsi="Times New Roman" w:cs="Times New Roman"/>
-          <w:sz w:val="24"/>
-          <w:szCs w:val="24"/>
-          <w:lang w:val="en-ID"/>
-        </w:rPr>
-        <w:t xml:space="preserve"> </w:t>
-      </w:r>
-      <w:proofErr w:type="spellStart"/>
-      <w:r>
-        <w:rPr>
-          <w:rFonts w:ascii="Times New Roman" w:hAnsi="Times New Roman" w:cs="Times New Roman"/>
-          <w:sz w:val="24"/>
-          <w:szCs w:val="24"/>
-          <w:lang w:val="en-ID"/>
-        </w:rPr>
-        <w:t>kecilnya</w:t>
-      </w:r>
-      <w:proofErr w:type="spellEnd"/>
-      <w:r>
-        <w:rPr>
-          <w:rFonts w:ascii="Times New Roman" w:hAnsi="Times New Roman" w:cs="Times New Roman"/>
-          <w:sz w:val="24"/>
-          <w:szCs w:val="24"/>
-          <w:lang w:val="en-ID"/>
-        </w:rPr>
-        <w:t xml:space="preserve">, </w:t>
-      </w:r>
-      <w:proofErr w:type="spellStart"/>
-      <w:r>
-        <w:rPr>
-          <w:rFonts w:ascii="Times New Roman" w:hAnsi="Times New Roman" w:cs="Times New Roman"/>
-          <w:sz w:val="24"/>
-          <w:szCs w:val="24"/>
-          <w:lang w:val="en-ID"/>
-        </w:rPr>
-        <w:t>dengan</w:t>
-      </w:r>
-      <w:proofErr w:type="spellEnd"/>
-      <w:r>
-        <w:rPr>
-          <w:rFonts w:ascii="Times New Roman" w:hAnsi="Times New Roman" w:cs="Times New Roman"/>
-          <w:sz w:val="24"/>
-          <w:szCs w:val="24"/>
-          <w:lang w:val="en-ID"/>
-        </w:rPr>
-        <w:t xml:space="preserve"> </w:t>
-      </w:r>
-      <w:proofErr w:type="spellStart"/>
-      <w:r>
-        <w:rPr>
-          <w:rFonts w:ascii="Times New Roman" w:hAnsi="Times New Roman" w:cs="Times New Roman"/>
-          <w:sz w:val="24"/>
-          <w:szCs w:val="24"/>
-          <w:lang w:val="en-ID"/>
-        </w:rPr>
-        <w:t>logika</w:t>
-      </w:r>
-      <w:proofErr w:type="spellEnd"/>
-      <w:r>
-        <w:rPr>
-          <w:rFonts w:ascii="Times New Roman" w:hAnsi="Times New Roman" w:cs="Times New Roman"/>
-          <w:sz w:val="24"/>
-          <w:szCs w:val="24"/>
-          <w:lang w:val="en-ID"/>
-        </w:rPr>
-        <w:t xml:space="preserve"> yang </w:t>
-      </w:r>
-      <w:proofErr w:type="spellStart"/>
-      <w:r>
-        <w:rPr>
-          <w:rFonts w:ascii="Times New Roman" w:hAnsi="Times New Roman" w:cs="Times New Roman"/>
-          <w:sz w:val="24"/>
-          <w:szCs w:val="24"/>
-          <w:lang w:val="en-ID"/>
-        </w:rPr>
-        <w:t>sama</w:t>
-      </w:r>
-      <w:proofErr w:type="spellEnd"/>
-      <w:r>
-        <w:rPr>
-          <w:rFonts w:ascii="Times New Roman" w:hAnsi="Times New Roman" w:cs="Times New Roman"/>
-          <w:sz w:val="24"/>
-          <w:szCs w:val="24"/>
-          <w:lang w:val="en-ID"/>
-        </w:rPr>
-        <w:t>.</w:t>
+        <w:t>Bagian n-za-m di belakang itu versi huruf kecilnya, dengan logika yang sama.</w:t>
       </w:r>
     </w:p>
     <w:p>
@@ -10227,7 +6771,6 @@
           <w:lang w:val="en-ID"/>
         </w:rPr>
       </w:pPr>
-      <w:proofErr w:type="spellStart"/>
       <w:r>
         <w:rPr>
           <w:rFonts w:ascii="Times New Roman" w:hAnsi="Times New Roman" w:cs="Times New Roman"/>
@@ -10238,9 +6781,28 @@
           <w:lang w:val="en-ID"/>
         </w:rPr>
         <w:lastRenderedPageBreak/>
-        <w:t>Kenapa</w:t>
-      </w:r>
-      <w:proofErr w:type="spellEnd"/>
+        <w:t>Kenapa ROT13 "membalikkan dirinya sendiri"?</w:t>
+      </w:r>
+    </w:p>
+    <w:p>
+      <w:pPr>
+        <w:pStyle w:val="ListParagraph"/>
+        <w:rPr>
+          <w:rFonts w:ascii="Times New Roman" w:hAnsi="Times New Roman" w:cs="Times New Roman"/>
+          <w:sz w:val="24"/>
+          <w:szCs w:val="24"/>
+          <w:lang w:val="en-ID"/>
+        </w:rPr>
+      </w:pPr>
+      <w:r>
+        <w:rPr>
+          <w:rFonts w:ascii="Times New Roman" w:hAnsi="Times New Roman" w:cs="Times New Roman"/>
+          <w:sz w:val="24"/>
+          <w:szCs w:val="24"/>
+          <w:lang w:val="en-ID"/>
+        </w:rPr>
+        <w:t xml:space="preserve">Karena alfabet cuma punya 26 huruf, geser 13 dua kali (13+13=26) balik lagi ke posisi awal. Makanya command yang sama (tr 'A-Za-z' 'N-ZA-Mn-za-m') bisa dipakai buat </w:t>
+      </w:r>
       <w:r>
         <w:rPr>
           <w:rFonts w:ascii="Times New Roman" w:hAnsi="Times New Roman" w:cs="Times New Roman"/>
@@ -10250,9 +6812,28 @@
           <w:szCs w:val="24"/>
           <w:lang w:val="en-ID"/>
         </w:rPr>
-        <w:t xml:space="preserve"> ROT13 "</w:t>
-      </w:r>
-      <w:proofErr w:type="spellStart"/>
+        <w:t>encode maupun decode</w:t>
+      </w:r>
+      <w:r>
+        <w:rPr>
+          <w:rFonts w:ascii="Times New Roman" w:hAnsi="Times New Roman" w:cs="Times New Roman"/>
+          <w:sz w:val="24"/>
+          <w:szCs w:val="24"/>
+          <w:lang w:val="en-ID"/>
+        </w:rPr>
+        <w:t xml:space="preserve"> ROT13 — nggak perlu command yang beda.</w:t>
+      </w:r>
+    </w:p>
+    <w:p>
+      <w:pPr>
+        <w:pStyle w:val="ListParagraph"/>
+        <w:rPr>
+          <w:rFonts w:ascii="Times New Roman" w:hAnsi="Times New Roman" w:cs="Times New Roman"/>
+          <w:sz w:val="24"/>
+          <w:szCs w:val="24"/>
+          <w:lang w:val="en-ID"/>
+        </w:rPr>
+      </w:pPr>
       <w:r>
         <w:rPr>
           <w:rFonts w:ascii="Times New Roman" w:hAnsi="Times New Roman" w:cs="Times New Roman"/>
@@ -10262,641 +6843,27 @@
           <w:szCs w:val="24"/>
           <w:lang w:val="en-ID"/>
         </w:rPr>
-        <w:t>membalikkan</w:t>
-      </w:r>
-      <w:proofErr w:type="spellEnd"/>
-      <w:r>
-        <w:rPr>
-          <w:rFonts w:ascii="Times New Roman" w:hAnsi="Times New Roman" w:cs="Times New Roman"/>
-          <w:b/>
-          <w:bCs/>
+        <w:t>Contoh simpel:</w:t>
+      </w:r>
+    </w:p>
+    <w:p>
+      <w:pPr>
+        <w:pStyle w:val="ListParagraph"/>
+        <w:rPr>
+          <w:rFonts w:ascii="Times New Roman" w:hAnsi="Times New Roman" w:cs="Times New Roman"/>
           <w:sz w:val="24"/>
           <w:szCs w:val="24"/>
           <w:lang w:val="en-ID"/>
         </w:rPr>
-        <w:t xml:space="preserve"> </w:t>
-      </w:r>
-      <w:proofErr w:type="spellStart"/>
-      <w:r>
-        <w:rPr>
-          <w:rFonts w:ascii="Times New Roman" w:hAnsi="Times New Roman" w:cs="Times New Roman"/>
-          <w:b/>
-          <w:bCs/>
+      </w:pPr>
+      <w:r>
+        <w:rPr>
+          <w:rFonts w:ascii="Times New Roman" w:hAnsi="Times New Roman" w:cs="Times New Roman"/>
           <w:sz w:val="24"/>
           <w:szCs w:val="24"/>
           <w:lang w:val="en-ID"/>
         </w:rPr>
-        <w:t>dirinya</w:t>
-      </w:r>
-      <w:proofErr w:type="spellEnd"/>
-      <w:r>
-        <w:rPr>
-          <w:rFonts w:ascii="Times New Roman" w:hAnsi="Times New Roman" w:cs="Times New Roman"/>
-          <w:b/>
-          <w:bCs/>
-          <w:sz w:val="24"/>
-          <w:szCs w:val="24"/>
-          <w:lang w:val="en-ID"/>
-        </w:rPr>
-        <w:t xml:space="preserve"> </w:t>
-      </w:r>
-      <w:proofErr w:type="spellStart"/>
-      <w:r>
-        <w:rPr>
-          <w:rFonts w:ascii="Times New Roman" w:hAnsi="Times New Roman" w:cs="Times New Roman"/>
-          <w:b/>
-          <w:bCs/>
-          <w:sz w:val="24"/>
-          <w:szCs w:val="24"/>
-          <w:lang w:val="en-ID"/>
-        </w:rPr>
-        <w:t>sendiri</w:t>
-      </w:r>
-      <w:proofErr w:type="spellEnd"/>
-      <w:r>
-        <w:rPr>
-          <w:rFonts w:ascii="Times New Roman" w:hAnsi="Times New Roman" w:cs="Times New Roman"/>
-          <w:b/>
-          <w:bCs/>
-          <w:sz w:val="24"/>
-          <w:szCs w:val="24"/>
-          <w:lang w:val="en-ID"/>
-        </w:rPr>
-        <w:t>"?</w:t>
-      </w:r>
-    </w:p>
-    <w:p>
-      <w:pPr>
-        <w:pStyle w:val="ListParagraph"/>
-        <w:rPr>
-          <w:rFonts w:ascii="Times New Roman" w:hAnsi="Times New Roman" w:cs="Times New Roman"/>
-          <w:sz w:val="24"/>
-          <w:szCs w:val="24"/>
-          <w:lang w:val="en-ID"/>
-        </w:rPr>
-      </w:pPr>
-      <w:r>
-        <w:rPr>
-          <w:rFonts w:ascii="Times New Roman" w:hAnsi="Times New Roman" w:cs="Times New Roman"/>
-          <w:sz w:val="24"/>
-          <w:szCs w:val="24"/>
-          <w:lang w:val="en-ID"/>
-        </w:rPr>
-        <w:t xml:space="preserve">Karena </w:t>
-      </w:r>
-      <w:proofErr w:type="spellStart"/>
-      <w:r>
-        <w:rPr>
-          <w:rFonts w:ascii="Times New Roman" w:hAnsi="Times New Roman" w:cs="Times New Roman"/>
-          <w:sz w:val="24"/>
-          <w:szCs w:val="24"/>
-          <w:lang w:val="en-ID"/>
-        </w:rPr>
-        <w:t>alfabet</w:t>
-      </w:r>
-      <w:proofErr w:type="spellEnd"/>
-      <w:r>
-        <w:rPr>
-          <w:rFonts w:ascii="Times New Roman" w:hAnsi="Times New Roman" w:cs="Times New Roman"/>
-          <w:sz w:val="24"/>
-          <w:szCs w:val="24"/>
-          <w:lang w:val="en-ID"/>
-        </w:rPr>
-        <w:t xml:space="preserve"> </w:t>
-      </w:r>
-      <w:proofErr w:type="spellStart"/>
-      <w:r>
-        <w:rPr>
-          <w:rFonts w:ascii="Times New Roman" w:hAnsi="Times New Roman" w:cs="Times New Roman"/>
-          <w:sz w:val="24"/>
-          <w:szCs w:val="24"/>
-          <w:lang w:val="en-ID"/>
-        </w:rPr>
-        <w:t>cuma</w:t>
-      </w:r>
-      <w:proofErr w:type="spellEnd"/>
-      <w:r>
-        <w:rPr>
-          <w:rFonts w:ascii="Times New Roman" w:hAnsi="Times New Roman" w:cs="Times New Roman"/>
-          <w:sz w:val="24"/>
-          <w:szCs w:val="24"/>
-          <w:lang w:val="en-ID"/>
-        </w:rPr>
-        <w:t xml:space="preserve"> punya 26 </w:t>
-      </w:r>
-      <w:proofErr w:type="spellStart"/>
-      <w:r>
-        <w:rPr>
-          <w:rFonts w:ascii="Times New Roman" w:hAnsi="Times New Roman" w:cs="Times New Roman"/>
-          <w:sz w:val="24"/>
-          <w:szCs w:val="24"/>
-          <w:lang w:val="en-ID"/>
-        </w:rPr>
-        <w:t>huruf</w:t>
-      </w:r>
-      <w:proofErr w:type="spellEnd"/>
-      <w:r>
-        <w:rPr>
-          <w:rFonts w:ascii="Times New Roman" w:hAnsi="Times New Roman" w:cs="Times New Roman"/>
-          <w:sz w:val="24"/>
-          <w:szCs w:val="24"/>
-          <w:lang w:val="en-ID"/>
-        </w:rPr>
-        <w:t xml:space="preserve">, </w:t>
-      </w:r>
-      <w:proofErr w:type="spellStart"/>
-      <w:r>
-        <w:rPr>
-          <w:rFonts w:ascii="Times New Roman" w:hAnsi="Times New Roman" w:cs="Times New Roman"/>
-          <w:sz w:val="24"/>
-          <w:szCs w:val="24"/>
-          <w:lang w:val="en-ID"/>
-        </w:rPr>
-        <w:t>geser</w:t>
-      </w:r>
-      <w:proofErr w:type="spellEnd"/>
-      <w:r>
-        <w:rPr>
-          <w:rFonts w:ascii="Times New Roman" w:hAnsi="Times New Roman" w:cs="Times New Roman"/>
-          <w:sz w:val="24"/>
-          <w:szCs w:val="24"/>
-          <w:lang w:val="en-ID"/>
-        </w:rPr>
-        <w:t xml:space="preserve"> 13 dua kali (13+13=26) </w:t>
-      </w:r>
-      <w:proofErr w:type="spellStart"/>
-      <w:r>
-        <w:rPr>
-          <w:rFonts w:ascii="Times New Roman" w:hAnsi="Times New Roman" w:cs="Times New Roman"/>
-          <w:sz w:val="24"/>
-          <w:szCs w:val="24"/>
-          <w:lang w:val="en-ID"/>
-        </w:rPr>
-        <w:t>balik</w:t>
-      </w:r>
-      <w:proofErr w:type="spellEnd"/>
-      <w:r>
-        <w:rPr>
-          <w:rFonts w:ascii="Times New Roman" w:hAnsi="Times New Roman" w:cs="Times New Roman"/>
-          <w:sz w:val="24"/>
-          <w:szCs w:val="24"/>
-          <w:lang w:val="en-ID"/>
-        </w:rPr>
-        <w:t xml:space="preserve"> </w:t>
-      </w:r>
-      <w:proofErr w:type="spellStart"/>
-      <w:r>
-        <w:rPr>
-          <w:rFonts w:ascii="Times New Roman" w:hAnsi="Times New Roman" w:cs="Times New Roman"/>
-          <w:sz w:val="24"/>
-          <w:szCs w:val="24"/>
-          <w:lang w:val="en-ID"/>
-        </w:rPr>
-        <w:t>lagi</w:t>
-      </w:r>
-      <w:proofErr w:type="spellEnd"/>
-      <w:r>
-        <w:rPr>
-          <w:rFonts w:ascii="Times New Roman" w:hAnsi="Times New Roman" w:cs="Times New Roman"/>
-          <w:sz w:val="24"/>
-          <w:szCs w:val="24"/>
-          <w:lang w:val="en-ID"/>
-        </w:rPr>
-        <w:t xml:space="preserve"> </w:t>
-      </w:r>
-      <w:proofErr w:type="spellStart"/>
-      <w:r>
-        <w:rPr>
-          <w:rFonts w:ascii="Times New Roman" w:hAnsi="Times New Roman" w:cs="Times New Roman"/>
-          <w:sz w:val="24"/>
-          <w:szCs w:val="24"/>
-          <w:lang w:val="en-ID"/>
-        </w:rPr>
-        <w:t>ke</w:t>
-      </w:r>
-      <w:proofErr w:type="spellEnd"/>
-      <w:r>
-        <w:rPr>
-          <w:rFonts w:ascii="Times New Roman" w:hAnsi="Times New Roman" w:cs="Times New Roman"/>
-          <w:sz w:val="24"/>
-          <w:szCs w:val="24"/>
-          <w:lang w:val="en-ID"/>
-        </w:rPr>
-        <w:t xml:space="preserve"> </w:t>
-      </w:r>
-      <w:proofErr w:type="spellStart"/>
-      <w:r>
-        <w:rPr>
-          <w:rFonts w:ascii="Times New Roman" w:hAnsi="Times New Roman" w:cs="Times New Roman"/>
-          <w:sz w:val="24"/>
-          <w:szCs w:val="24"/>
-          <w:lang w:val="en-ID"/>
-        </w:rPr>
-        <w:t>posisi</w:t>
-      </w:r>
-      <w:proofErr w:type="spellEnd"/>
-      <w:r>
-        <w:rPr>
-          <w:rFonts w:ascii="Times New Roman" w:hAnsi="Times New Roman" w:cs="Times New Roman"/>
-          <w:sz w:val="24"/>
-          <w:szCs w:val="24"/>
-          <w:lang w:val="en-ID"/>
-        </w:rPr>
-        <w:t xml:space="preserve"> </w:t>
-      </w:r>
-      <w:proofErr w:type="spellStart"/>
-      <w:r>
-        <w:rPr>
-          <w:rFonts w:ascii="Times New Roman" w:hAnsi="Times New Roman" w:cs="Times New Roman"/>
-          <w:sz w:val="24"/>
-          <w:szCs w:val="24"/>
-          <w:lang w:val="en-ID"/>
-        </w:rPr>
-        <w:t>awal</w:t>
-      </w:r>
-      <w:proofErr w:type="spellEnd"/>
-      <w:r>
-        <w:rPr>
-          <w:rFonts w:ascii="Times New Roman" w:hAnsi="Times New Roman" w:cs="Times New Roman"/>
-          <w:sz w:val="24"/>
-          <w:szCs w:val="24"/>
-          <w:lang w:val="en-ID"/>
-        </w:rPr>
-        <w:t xml:space="preserve">. </w:t>
-      </w:r>
-      <w:proofErr w:type="spellStart"/>
-      <w:r>
-        <w:rPr>
-          <w:rFonts w:ascii="Times New Roman" w:hAnsi="Times New Roman" w:cs="Times New Roman"/>
-          <w:sz w:val="24"/>
-          <w:szCs w:val="24"/>
-          <w:lang w:val="en-ID"/>
-        </w:rPr>
-        <w:t>Makanya</w:t>
-      </w:r>
-      <w:proofErr w:type="spellEnd"/>
-      <w:r>
-        <w:rPr>
-          <w:rFonts w:ascii="Times New Roman" w:hAnsi="Times New Roman" w:cs="Times New Roman"/>
-          <w:sz w:val="24"/>
-          <w:szCs w:val="24"/>
-          <w:lang w:val="en-ID"/>
-        </w:rPr>
-        <w:t xml:space="preserve"> command yang </w:t>
-      </w:r>
-      <w:proofErr w:type="spellStart"/>
-      <w:r>
-        <w:rPr>
-          <w:rFonts w:ascii="Times New Roman" w:hAnsi="Times New Roman" w:cs="Times New Roman"/>
-          <w:sz w:val="24"/>
-          <w:szCs w:val="24"/>
-          <w:lang w:val="en-ID"/>
-        </w:rPr>
-        <w:t>sama</w:t>
-      </w:r>
-      <w:proofErr w:type="spellEnd"/>
-      <w:r>
-        <w:rPr>
-          <w:rFonts w:ascii="Times New Roman" w:hAnsi="Times New Roman" w:cs="Times New Roman"/>
-          <w:sz w:val="24"/>
-          <w:szCs w:val="24"/>
-          <w:lang w:val="en-ID"/>
-        </w:rPr>
-        <w:t xml:space="preserve"> (tr 'A-Za-z' 'N-ZA-Mn-za-m') </w:t>
-      </w:r>
-      <w:proofErr w:type="spellStart"/>
-      <w:r>
-        <w:rPr>
-          <w:rFonts w:ascii="Times New Roman" w:hAnsi="Times New Roman" w:cs="Times New Roman"/>
-          <w:sz w:val="24"/>
-          <w:szCs w:val="24"/>
-          <w:lang w:val="en-ID"/>
-        </w:rPr>
-        <w:t>bisa</w:t>
-      </w:r>
-      <w:proofErr w:type="spellEnd"/>
-      <w:r>
-        <w:rPr>
-          <w:rFonts w:ascii="Times New Roman" w:hAnsi="Times New Roman" w:cs="Times New Roman"/>
-          <w:sz w:val="24"/>
-          <w:szCs w:val="24"/>
-          <w:lang w:val="en-ID"/>
-        </w:rPr>
-        <w:t xml:space="preserve"> </w:t>
-      </w:r>
-      <w:proofErr w:type="spellStart"/>
-      <w:r>
-        <w:rPr>
-          <w:rFonts w:ascii="Times New Roman" w:hAnsi="Times New Roman" w:cs="Times New Roman"/>
-          <w:sz w:val="24"/>
-          <w:szCs w:val="24"/>
-          <w:lang w:val="en-ID"/>
-        </w:rPr>
-        <w:t>dipakai</w:t>
-      </w:r>
-      <w:proofErr w:type="spellEnd"/>
-      <w:r>
-        <w:rPr>
-          <w:rFonts w:ascii="Times New Roman" w:hAnsi="Times New Roman" w:cs="Times New Roman"/>
-          <w:sz w:val="24"/>
-          <w:szCs w:val="24"/>
-          <w:lang w:val="en-ID"/>
-        </w:rPr>
-        <w:t xml:space="preserve"> buat </w:t>
-      </w:r>
-      <w:r>
-        <w:rPr>
-          <w:rFonts w:ascii="Times New Roman" w:hAnsi="Times New Roman" w:cs="Times New Roman"/>
-          <w:b/>
-          <w:bCs/>
-          <w:sz w:val="24"/>
-          <w:szCs w:val="24"/>
-          <w:lang w:val="en-ID"/>
-        </w:rPr>
-        <w:t xml:space="preserve">encode </w:t>
-      </w:r>
-      <w:proofErr w:type="spellStart"/>
-      <w:r>
-        <w:rPr>
-          <w:rFonts w:ascii="Times New Roman" w:hAnsi="Times New Roman" w:cs="Times New Roman"/>
-          <w:b/>
-          <w:bCs/>
-          <w:sz w:val="24"/>
-          <w:szCs w:val="24"/>
-          <w:lang w:val="en-ID"/>
-        </w:rPr>
-        <w:t>maupun</w:t>
-      </w:r>
-      <w:proofErr w:type="spellEnd"/>
-      <w:r>
-        <w:rPr>
-          <w:rFonts w:ascii="Times New Roman" w:hAnsi="Times New Roman" w:cs="Times New Roman"/>
-          <w:b/>
-          <w:bCs/>
-          <w:sz w:val="24"/>
-          <w:szCs w:val="24"/>
-          <w:lang w:val="en-ID"/>
-        </w:rPr>
-        <w:t xml:space="preserve"> decode</w:t>
-      </w:r>
-      <w:r>
-        <w:rPr>
-          <w:rFonts w:ascii="Times New Roman" w:hAnsi="Times New Roman" w:cs="Times New Roman"/>
-          <w:sz w:val="24"/>
-          <w:szCs w:val="24"/>
-          <w:lang w:val="en-ID"/>
-        </w:rPr>
-        <w:t xml:space="preserve"> ROT13 — </w:t>
-      </w:r>
-      <w:proofErr w:type="spellStart"/>
-      <w:r>
-        <w:rPr>
-          <w:rFonts w:ascii="Times New Roman" w:hAnsi="Times New Roman" w:cs="Times New Roman"/>
-          <w:sz w:val="24"/>
-          <w:szCs w:val="24"/>
-          <w:lang w:val="en-ID"/>
-        </w:rPr>
-        <w:t>nggak</w:t>
-      </w:r>
-      <w:proofErr w:type="spellEnd"/>
-      <w:r>
-        <w:rPr>
-          <w:rFonts w:ascii="Times New Roman" w:hAnsi="Times New Roman" w:cs="Times New Roman"/>
-          <w:sz w:val="24"/>
-          <w:szCs w:val="24"/>
-          <w:lang w:val="en-ID"/>
-        </w:rPr>
-        <w:t xml:space="preserve"> </w:t>
-      </w:r>
-      <w:proofErr w:type="spellStart"/>
-      <w:r>
-        <w:rPr>
-          <w:rFonts w:ascii="Times New Roman" w:hAnsi="Times New Roman" w:cs="Times New Roman"/>
-          <w:sz w:val="24"/>
-          <w:szCs w:val="24"/>
-          <w:lang w:val="en-ID"/>
-        </w:rPr>
-        <w:t>perlu</w:t>
-      </w:r>
-      <w:proofErr w:type="spellEnd"/>
-      <w:r>
-        <w:rPr>
-          <w:rFonts w:ascii="Times New Roman" w:hAnsi="Times New Roman" w:cs="Times New Roman"/>
-          <w:sz w:val="24"/>
-          <w:szCs w:val="24"/>
-          <w:lang w:val="en-ID"/>
-        </w:rPr>
-        <w:t xml:space="preserve"> command yang </w:t>
-      </w:r>
-      <w:proofErr w:type="spellStart"/>
-      <w:r>
-        <w:rPr>
-          <w:rFonts w:ascii="Times New Roman" w:hAnsi="Times New Roman" w:cs="Times New Roman"/>
-          <w:sz w:val="24"/>
-          <w:szCs w:val="24"/>
-          <w:lang w:val="en-ID"/>
-        </w:rPr>
-        <w:t>beda</w:t>
-      </w:r>
-      <w:proofErr w:type="spellEnd"/>
-      <w:r>
-        <w:rPr>
-          <w:rFonts w:ascii="Times New Roman" w:hAnsi="Times New Roman" w:cs="Times New Roman"/>
-          <w:sz w:val="24"/>
-          <w:szCs w:val="24"/>
-          <w:lang w:val="en-ID"/>
-        </w:rPr>
-        <w:t>.</w:t>
-      </w:r>
-    </w:p>
-    <w:p>
-      <w:pPr>
-        <w:pStyle w:val="ListParagraph"/>
-        <w:rPr>
-          <w:rFonts w:ascii="Times New Roman" w:hAnsi="Times New Roman" w:cs="Times New Roman"/>
-          <w:sz w:val="24"/>
-          <w:szCs w:val="24"/>
-          <w:lang w:val="en-ID"/>
-        </w:rPr>
-      </w:pPr>
-      <w:proofErr w:type="spellStart"/>
-      <w:r>
-        <w:rPr>
-          <w:rFonts w:ascii="Times New Roman" w:hAnsi="Times New Roman" w:cs="Times New Roman"/>
-          <w:b/>
-          <w:bCs/>
-          <w:sz w:val="24"/>
-          <w:szCs w:val="24"/>
-          <w:lang w:val="en-ID"/>
-        </w:rPr>
-        <w:t>Contoh</w:t>
-      </w:r>
-      <w:proofErr w:type="spellEnd"/>
-      <w:r>
-        <w:rPr>
-          <w:rFonts w:ascii="Times New Roman" w:hAnsi="Times New Roman" w:cs="Times New Roman"/>
-          <w:b/>
-          <w:bCs/>
-          <w:sz w:val="24"/>
-          <w:szCs w:val="24"/>
-          <w:lang w:val="en-ID"/>
-        </w:rPr>
-        <w:t xml:space="preserve"> </w:t>
-      </w:r>
-      <w:proofErr w:type="spellStart"/>
-      <w:r>
-        <w:rPr>
-          <w:rFonts w:ascii="Times New Roman" w:hAnsi="Times New Roman" w:cs="Times New Roman"/>
-          <w:b/>
-          <w:bCs/>
-          <w:sz w:val="24"/>
-          <w:szCs w:val="24"/>
-          <w:lang w:val="en-ID"/>
-        </w:rPr>
-        <w:t>simpel</w:t>
-      </w:r>
-      <w:proofErr w:type="spellEnd"/>
-      <w:r>
-        <w:rPr>
-          <w:rFonts w:ascii="Times New Roman" w:hAnsi="Times New Roman" w:cs="Times New Roman"/>
-          <w:b/>
-          <w:bCs/>
-          <w:sz w:val="24"/>
-          <w:szCs w:val="24"/>
-          <w:lang w:val="en-ID"/>
-        </w:rPr>
-        <w:t>:</w:t>
-      </w:r>
-    </w:p>
-    <w:p>
-      <w:pPr>
-        <w:pStyle w:val="ListParagraph"/>
-        <w:rPr>
-          <w:rFonts w:ascii="Times New Roman" w:hAnsi="Times New Roman" w:cs="Times New Roman"/>
-          <w:sz w:val="24"/>
-          <w:szCs w:val="24"/>
-          <w:lang w:val="en-ID"/>
-        </w:rPr>
-      </w:pPr>
-      <w:proofErr w:type="spellStart"/>
-      <w:r>
-        <w:rPr>
-          <w:rFonts w:ascii="Times New Roman" w:hAnsi="Times New Roman" w:cs="Times New Roman"/>
-          <w:sz w:val="24"/>
-          <w:szCs w:val="24"/>
-          <w:lang w:val="en-ID"/>
-        </w:rPr>
-        <w:t>Huruf</w:t>
-      </w:r>
-      <w:proofErr w:type="spellEnd"/>
-      <w:r>
-        <w:rPr>
-          <w:rFonts w:ascii="Times New Roman" w:hAnsi="Times New Roman" w:cs="Times New Roman"/>
-          <w:sz w:val="24"/>
-          <w:szCs w:val="24"/>
-          <w:lang w:val="en-ID"/>
-        </w:rPr>
-        <w:t xml:space="preserve"> J (</w:t>
-      </w:r>
-      <w:proofErr w:type="spellStart"/>
-      <w:r>
-        <w:rPr>
-          <w:rFonts w:ascii="Times New Roman" w:hAnsi="Times New Roman" w:cs="Times New Roman"/>
-          <w:sz w:val="24"/>
-          <w:szCs w:val="24"/>
-          <w:lang w:val="en-ID"/>
-        </w:rPr>
-        <w:t>posisi</w:t>
-      </w:r>
-      <w:proofErr w:type="spellEnd"/>
-      <w:r>
-        <w:rPr>
-          <w:rFonts w:ascii="Times New Roman" w:hAnsi="Times New Roman" w:cs="Times New Roman"/>
-          <w:sz w:val="24"/>
-          <w:szCs w:val="24"/>
-          <w:lang w:val="en-ID"/>
-        </w:rPr>
-        <w:t xml:space="preserve"> ke-10 di </w:t>
-      </w:r>
-      <w:proofErr w:type="spellStart"/>
-      <w:r>
-        <w:rPr>
-          <w:rFonts w:ascii="Times New Roman" w:hAnsi="Times New Roman" w:cs="Times New Roman"/>
-          <w:sz w:val="24"/>
-          <w:szCs w:val="24"/>
-          <w:lang w:val="en-ID"/>
-        </w:rPr>
-        <w:t>alfabet</w:t>
-      </w:r>
-      <w:proofErr w:type="spellEnd"/>
-      <w:r>
-        <w:rPr>
-          <w:rFonts w:ascii="Times New Roman" w:hAnsi="Times New Roman" w:cs="Times New Roman"/>
-          <w:sz w:val="24"/>
-          <w:szCs w:val="24"/>
-          <w:lang w:val="en-ID"/>
-        </w:rPr>
-        <w:t xml:space="preserve">) → </w:t>
-      </w:r>
-      <w:proofErr w:type="spellStart"/>
-      <w:r>
-        <w:rPr>
-          <w:rFonts w:ascii="Times New Roman" w:hAnsi="Times New Roman" w:cs="Times New Roman"/>
-          <w:sz w:val="24"/>
-          <w:szCs w:val="24"/>
-          <w:lang w:val="en-ID"/>
-        </w:rPr>
-        <w:t>digeser</w:t>
-      </w:r>
-      <w:proofErr w:type="spellEnd"/>
-      <w:r>
-        <w:rPr>
-          <w:rFonts w:ascii="Times New Roman" w:hAnsi="Times New Roman" w:cs="Times New Roman"/>
-          <w:sz w:val="24"/>
-          <w:szCs w:val="24"/>
-          <w:lang w:val="en-ID"/>
-        </w:rPr>
-        <w:t xml:space="preserve"> 13 → </w:t>
-      </w:r>
-      <w:proofErr w:type="spellStart"/>
-      <w:r>
-        <w:rPr>
-          <w:rFonts w:ascii="Times New Roman" w:hAnsi="Times New Roman" w:cs="Times New Roman"/>
-          <w:sz w:val="24"/>
-          <w:szCs w:val="24"/>
-          <w:lang w:val="en-ID"/>
-        </w:rPr>
-        <w:t>jadi</w:t>
-      </w:r>
-      <w:proofErr w:type="spellEnd"/>
-      <w:r>
-        <w:rPr>
-          <w:rFonts w:ascii="Times New Roman" w:hAnsi="Times New Roman" w:cs="Times New Roman"/>
-          <w:sz w:val="24"/>
-          <w:szCs w:val="24"/>
-          <w:lang w:val="en-ID"/>
-        </w:rPr>
-        <w:t xml:space="preserve"> W (</w:t>
-      </w:r>
-      <w:proofErr w:type="spellStart"/>
-      <w:r>
-        <w:rPr>
-          <w:rFonts w:ascii="Times New Roman" w:hAnsi="Times New Roman" w:cs="Times New Roman"/>
-          <w:sz w:val="24"/>
-          <w:szCs w:val="24"/>
-          <w:lang w:val="en-ID"/>
-        </w:rPr>
-        <w:t>posisi</w:t>
-      </w:r>
-      <w:proofErr w:type="spellEnd"/>
-      <w:r>
-        <w:rPr>
-          <w:rFonts w:ascii="Times New Roman" w:hAnsi="Times New Roman" w:cs="Times New Roman"/>
-          <w:sz w:val="24"/>
-          <w:szCs w:val="24"/>
-          <w:lang w:val="en-ID"/>
-        </w:rPr>
-        <w:t xml:space="preserve"> ke-23)</w:t>
+        <w:t>Huruf J (posisi ke-10 di alfabet) → digeser 13 → jadi W (posisi ke-23)</w:t>
       </w:r>
     </w:p>
     <w:p>
@@ -10944,7 +6911,7 @@
                     <pic:cNvPicPr/>
                   </pic:nvPicPr>
                   <pic:blipFill>
-                    <a:blip r:embed="rId21">
+                    <a:blip r:embed="rId24">
                       <a:extLst>
                         <a:ext uri="{28A0092B-C50C-407E-A947-70E740481C1C}">
                           <a14:useLocalDpi xmlns:a14="http://schemas.microsoft.com/office/drawing/2010/main" val="0"/>
@@ -11164,6 +7131,9 @@
     </w:p>
     <w:p>
       <w:r>
+        <w:rPr>
+          <w:noProof/>
+        </w:rPr>
         <w:drawing>
           <wp:inline distT="0" distB="0" distL="0" distR="0" wp14:anchorId="542C0A3E" wp14:editId="3891CCCF">
             <wp:extent cx="5277587" cy="4172532"/>
@@ -11180,7 +7150,7 @@
                     <pic:cNvPicPr/>
                   </pic:nvPicPr>
                   <pic:blipFill>
-                    <a:blip r:embed="rId22"/>
+                    <a:blip r:embed="rId25"/>
                     <a:stretch>
                       <a:fillRect/>
                     </a:stretch>
@@ -11563,6 +7533,7 @@
       <w:r>
         <w:rPr>
           <w:rFonts w:ascii="Times New Roman" w:hAnsi="Times New Roman" w:cs="Times New Roman"/>
+          <w:noProof/>
           <w:sz w:val="24"/>
           <w:szCs w:val="24"/>
         </w:rPr>
@@ -11582,7 +7553,7 @@
                     <pic:cNvPicPr/>
                   </pic:nvPicPr>
                   <pic:blipFill>
-                    <a:blip r:embed="rId23"/>
+                    <a:blip r:embed="rId26"/>
                     <a:stretch>
                       <a:fillRect/>
                     </a:stretch>
@@ -11775,7 +7746,7 @@
         </w:rPr>
         <w:lastRenderedPageBreak/>
         <w:drawing>
-          <wp:inline distT="0" distB="0" distL="0" distR="0" wp14:anchorId="388F317C" wp14:editId="256AA47F">
+          <wp:inline distT="0" distB="0" distL="0" distR="0" wp14:anchorId="388F317C" wp14:editId="655F5968">
             <wp:extent cx="5731510" cy="1160780"/>
             <wp:effectExtent l="0" t="0" r="2540" b="1270"/>
             <wp:docPr id="1118659775" name="Picture 1"/>
@@ -11790,7 +7761,7 @@
                     <pic:cNvPicPr/>
                   </pic:nvPicPr>
                   <pic:blipFill>
-                    <a:blip r:embed="rId24" cstate="print">
+                    <a:blip r:embed="rId27" cstate="print">
                       <a:extLst>
                         <a:ext uri="{28A0092B-C50C-407E-A947-70E740481C1C}">
                           <a14:useLocalDpi xmlns:a14="http://schemas.microsoft.com/office/drawing/2010/main" val="0"/>
@@ -12177,7 +8148,6 @@
           <w:lang w:val="en-ID"/>
         </w:rPr>
       </w:pPr>
-      <w:proofErr w:type="gramStart"/>
       <w:r>
         <w:rPr>
           <w:rFonts w:ascii="Times New Roman" w:hAnsi="Times New Roman" w:cs="Times New Roman"/>
@@ -12185,37 +8155,7 @@
           <w:szCs w:val="24"/>
           <w:lang w:val="en-ID"/>
         </w:rPr>
-        <w:t>CTF!...</w:t>
-      </w:r>
-      <w:proofErr w:type="gramEnd"/>
-      <w:r>
-        <w:rPr>
-          <w:rFonts w:ascii="Times New Roman" w:hAnsi="Times New Roman" w:cs="Times New Roman"/>
-          <w:sz w:val="24"/>
-          <w:szCs w:val="24"/>
-          <w:lang w:val="en-ID"/>
-        </w:rPr>
-        <w:t>W2G{</w:t>
-      </w:r>
-      <w:proofErr w:type="spellStart"/>
-      <w:r>
-        <w:rPr>
-          <w:rFonts w:ascii="Times New Roman" w:hAnsi="Times New Roman" w:cs="Times New Roman"/>
-          <w:sz w:val="24"/>
-          <w:szCs w:val="24"/>
-          <w:lang w:val="en-ID"/>
-        </w:rPr>
-        <w:t>protocol_analysis_is_fun</w:t>
-      </w:r>
-      <w:proofErr w:type="spellEnd"/>
-      <w:r>
-        <w:rPr>
-          <w:rFonts w:ascii="Times New Roman" w:hAnsi="Times New Roman" w:cs="Times New Roman"/>
-          <w:sz w:val="24"/>
-          <w:szCs w:val="24"/>
-          <w:lang w:val="en-ID"/>
-        </w:rPr>
-        <w:t>}</w:t>
+        <w:t>CTF!...W2G{protocol_analysis_is_fun}</w:t>
       </w:r>
     </w:p>
     <w:p>
@@ -12264,7 +8204,7 @@
                     <pic:cNvPicPr/>
                   </pic:nvPicPr>
                   <pic:blipFill>
-                    <a:blip r:embed="rId25">
+                    <a:blip r:embed="rId28">
                       <a:extLst>
                         <a:ext uri="{28A0092B-C50C-407E-A947-70E740481C1C}">
                           <a14:useLocalDpi xmlns:a14="http://schemas.microsoft.com/office/drawing/2010/main" val="0"/>
@@ -12343,9 +8283,9 @@
       </w:pPr>
     </w:p>
     <w:sectPr>
-      <w:footerReference w:type="even" r:id="rId26"/>
-      <w:footerReference w:type="default" r:id="rId27"/>
-      <w:footerReference w:type="first" r:id="rId28"/>
+      <w:footerReference w:type="even" r:id="rId29"/>
+      <w:footerReference w:type="default" r:id="rId30"/>
+      <w:footerReference w:type="first" r:id="rId31"/>
       <w:pgSz w:w="11906" w:h="16838"/>
       <w:pgMar w:top="1440" w:right="1440" w:bottom="1440" w:left="1440" w:header="0" w:footer="720" w:gutter="0"/>
       <w:pgNumType w:start="1"/>
@@ -12475,20 +8415,7 @@
         <w:sz w:val="24"/>
         <w:szCs w:val="24"/>
       </w:rPr>
-      <w:t>1</w:t>
-    </w:r>
-    <w:r>
-      <w:rPr>
-        <w:rFonts w:ascii="Times New Roman" w:hAnsi="Times New Roman" w:cs="Times New Roman"/>
-        <w:b/>
-        <w:bCs/>
-        <w:i w:val="0"/>
-        <w:iCs/>
-        <w:color w:val="000000" w:themeColor="text1"/>
-        <w:sz w:val="24"/>
-        <w:szCs w:val="24"/>
-      </w:rPr>
-      <w:t>1</w:t>
+      <w:t>11</w:t>
     </w:r>
     <w:r>
       <w:rPr>
@@ -12609,20 +8536,7 @@
         <w:sz w:val="24"/>
         <w:szCs w:val="24"/>
       </w:rPr>
-      <w:t>1</w:t>
-    </w:r>
-    <w:r>
-      <w:rPr>
-        <w:rFonts w:ascii="Times New Roman" w:hAnsi="Times New Roman" w:cs="Times New Roman"/>
-        <w:b/>
-        <w:bCs/>
-        <w:i w:val="0"/>
-        <w:iCs/>
-        <w:color w:val="000000" w:themeColor="text1"/>
-        <w:sz w:val="24"/>
-        <w:szCs w:val="24"/>
-      </w:rPr>
-      <w:t>1</w:t>
+      <w:t>11</w:t>
     </w:r>
     <w:r>
       <w:rPr>
@@ -15054,6 +10968,7 @@
   <w:style w:type="character" w:default="1" w:styleId="DefaultParagraphFont">
     <w:name w:val="Default Paragraph Font"/>
     <w:uiPriority w:val="1"/>
+    <w:semiHidden/>
     <w:unhideWhenUsed/>
   </w:style>
   <w:style w:type="table" w:default="1" w:styleId="TableNormal">
@@ -15599,28 +11514,28 @@
 </file>
 
 <file path=customXml/item1.xml><?xml version="1.0" encoding="utf-8"?>
+<b:Sources xmlns:b="http://schemas.openxmlformats.org/officeDocument/2006/bibliography" xmlns="http://schemas.openxmlformats.org/officeDocument/2006/bibliography" SelectedStyle="\APASixthEditionOfficeOnline.xsl" StyleName="APA" Version="6"/>
+</file>
+
+<file path=customXml/item2.xml><?xml version="1.0" encoding="utf-8"?>
 <go:gDocsCustomXmlDataStorage xmlns:go="http://customooxmlschemas.google.com/" xmlns:r="http://schemas.openxmlformats.org/officeDocument/2006/relationships" uri="GoogleDocsCustomDataVersion2">
   <go:docsCustomData roundtripDataSignature="AMtx7mgQWPqx9l/5gjdgvbGasTaZgDVA/g==">CgMxLjAyDmguNmhnc2I3a21hbmV5Mg5oLnJmbDNxeXJucmVuMTIOaC50NWxhMTJqZnFtZXAyDmguY2IyZzdqcmJ6Z3ltMg5oLm5pYmJoODl0YjAzeTIOaC4yYjgyZG11MnMweTAyDmguN241b3k0eW1jODhjMg5oLjR1YnVpcDR1NXh0czIOaC5sYXR6MWhtc3dqajcyDmgudDU2MTJwY2luYnd4Mg5oLm0xaGJpNnlnd3ZleDINaC5yYXB2d3FyZm02ajIOaC5vZm4wbnRzeTRvNXoyDmguZjExaTc4eXdtb2FkMg5oLmI5NXA2NjQxZGk4NTIOaC5pb2Z3ZGVxNDZkanA4AHIhMWYzMHFmelA2UXAtYzJFelYtak9xNEZQdmN5Z1I1bzdT</go:docsCustomData>
 </go:gDocsCustomXmlDataStorage>
 </file>
 
-<file path=customXml/item2.xml><?xml version="1.0" encoding="utf-8"?>
-<b:Sources xmlns:b="http://schemas.openxmlformats.org/officeDocument/2006/bibliography" xmlns="http://schemas.openxmlformats.org/officeDocument/2006/bibliography" SelectedStyle="\APASixthEditionOfficeOnline.xsl" StyleName="APA" Version="6"/>
+<file path=customXml/itemProps1.xml><?xml version="1.0" encoding="utf-8"?>
+<ds:datastoreItem xmlns:ds="http://schemas.openxmlformats.org/officeDocument/2006/customXml" ds:itemID="{599BD06E-6C59-4F6C-9664-06F3C9EA3154}">
+  <ds:schemaRefs>
+    <ds:schemaRef ds:uri="http://schemas.openxmlformats.org/officeDocument/2006/bibliography"/>
+  </ds:schemaRefs>
+</ds:datastoreItem>
 </file>
 
-<file path=customXml/itemProps1.xml><?xml version="1.0" encoding="utf-8"?>
+<file path=customXml/itemProps2.xml><?xml version="1.0" encoding="utf-8"?>
 <ds:datastoreItem xmlns:ds="http://schemas.openxmlformats.org/officeDocument/2006/customXml" ds:itemID="{11111111-1234-1234-1234-123412341234}">
   <ds:schemaRefs>
     <ds:schemaRef ds:uri="http://customooxmlschemas.google.com/"/>
     <ds:schemaRef ds:uri="http://schemas.openxmlformats.org/officeDocument/2006/relationships"/>
   </ds:schemaRefs>
 </ds:datastoreItem>
-</file>
-
-<file path=customXml/itemProps2.xml><?xml version="1.0" encoding="utf-8"?>
-<ds:datastoreItem xmlns:ds="http://schemas.openxmlformats.org/officeDocument/2006/customXml" ds:itemID="{599BD06E-6C59-4F6C-9664-06F3C9EA3154}">
-  <ds:schemaRefs>
-    <ds:schemaRef ds:uri="http://schemas.openxmlformats.org/officeDocument/2006/bibliography"/>
-  </ds:schemaRefs>
-</ds:datastoreItem>
 </file>